--- a/5.人员管理/1.流程制度规范类文件/HXDL-ITSS-0502 培训管理制度.docx
+++ b/5.人员管理/1.流程制度规范类文件/HXDL-ITSS-0502 培训管理制度.docx
@@ -1,11 +1,10 @@
 
 <file path=word/document.xml><?xml version="1.0" encoding="utf-8"?>
-<w:document xmlns:wpc="http://schemas.microsoft.com/office/word/2010/wordprocessingCanvas" xmlns:mc="http://schemas.openxmlformats.org/markup-compatibility/2006" xmlns:o="urn:schemas-microsoft-com:office:office" xmlns:r="http://schemas.openxmlformats.org/officeDocument/2006/relationships" xmlns:m="http://schemas.openxmlformats.org/officeDocument/2006/math" xmlns:v="urn:schemas-microsoft-com:vml" xmlns:wp14="http://schemas.microsoft.com/office/word/2010/wordprocessingDrawing" xmlns:wp="http://schemas.openxmlformats.org/drawingml/2006/wordprocessingDrawing" xmlns:w10="urn:schemas-microsoft-com:office:word" xmlns:w="http://schemas.openxmlformats.org/wordprocessingml/2006/main" xmlns:w14="http://schemas.microsoft.com/office/word/2010/wordml" xmlns:w15="http://schemas.microsoft.com/office/word/2012/wordml" xmlns:wne="http://schemas.microsoft.com/office/word/2006/wordml" xmlns:wpg="http://schemas.microsoft.com/office/word/2010/wordprocessingGroup" xmlns:wpi="http://schemas.microsoft.com/office/word/2010/wordprocessingInk" xmlns:wps="http://schemas.microsoft.com/office/word/2010/wordprocessingShape" mc:Ignorable="w14 w15 wp14">
-  <!-- Generated by Aspose.Words for .NET 13.3.0.1 -->
+<w:document xmlns:wpc="http://schemas.microsoft.com/office/word/2010/wordprocessingCanvas" xmlns:mc="http://schemas.openxmlformats.org/markup-compatibility/2006" xmlns:o="urn:schemas-microsoft-com:office:office" xmlns:r="http://schemas.openxmlformats.org/officeDocument/2006/relationships" xmlns:m="http://schemas.openxmlformats.org/officeDocument/2006/math" xmlns:v="urn:schemas-microsoft-com:vml" xmlns:wp14="http://schemas.microsoft.com/office/word/2010/wordprocessingDrawing" xmlns:wp="http://schemas.openxmlformats.org/drawingml/2006/wordprocessingDrawing" xmlns:w="http://schemas.openxmlformats.org/wordprocessingml/2006/main" xmlns:w14="http://schemas.microsoft.com/office/word/2010/wordml" xmlns:w10="urn:schemas-microsoft-com:office:word" xmlns:w15="http://schemas.microsoft.com/office/word/2012/wordml" xmlns:wpg="http://schemas.microsoft.com/office/word/2010/wordprocessingGroup" xmlns:wpi="http://schemas.microsoft.com/office/word/2010/wordprocessingInk" xmlns:wne="http://schemas.microsoft.com/office/word/2006/wordml" xmlns:wps="http://schemas.microsoft.com/office/word/2010/wordprocessingShape" xmlns:wpsCustomData="http://www.wps.cn/officeDocument/2013/wpsCustomData" mc:Ignorable="w14 w15 wp14">
   <w:body>
     <w:p>
       <w:pPr>
-        <w:pStyle w:val="a"/>
+        <w:pStyle w:val="24"/>
         <w:keepNext w:val="0"/>
         <w:keepLines w:val="0"/>
         <w:pageBreakBefore w:val="0"/>
@@ -19,7 +18,7 @@
         <w:bidi w:val="0"/>
         <w:adjustRightInd w:val="0"/>
         <w:snapToGrid w:val="0"/>
-        <w:ind w:left="0" w:right="0" w:firstLine="0" w:leftChars="0" w:rightChars="0" w:firstLineChars="0"/>
+        <w:ind w:left="0" w:leftChars="0" w:right="0" w:rightChars="0" w:firstLine="0" w:firstLineChars="0"/>
         <w:jc w:val="center"/>
         <w:textAlignment w:val="baseline"/>
         <w:rPr>
@@ -27,11 +26,10 @@
           <w:lang w:val="en-US" w:eastAsia="zh-CN"/>
         </w:rPr>
       </w:pPr>
-      <w:bookmarkStart w:id="0" w:name="_GoBack"/>
-      <w:bookmarkStart w:id="1" w:name="_Toc22893"/>
+      <w:bookmarkStart w:id="0" w:name="_Toc9082"/>
       <w:r>
         <w:drawing>
-          <wp:anchor distT="0" distB="0" distL="114300" distR="114300" simplePos="0" relativeHeight="251658240" behindDoc="1" locked="0" layoutInCell="1" allowOverlap="1">
+          <wp:anchor distT="0" distB="0" distL="114300" distR="114300" simplePos="0" relativeHeight="251659264" behindDoc="1" locked="0" layoutInCell="1" allowOverlap="1">
             <wp:simplePos x="0" y="0"/>
             <wp:positionH relativeFrom="column">
               <wp:posOffset>-1186815</wp:posOffset>
@@ -56,7 +54,7 @@
                     </pic:cNvPicPr>
                   </pic:nvPicPr>
                   <pic:blipFill>
-                    <a:blip xmlns:r="http://schemas.openxmlformats.org/officeDocument/2006/relationships" r:embed="rId4"/>
+                    <a:blip r:embed="rId6"/>
                     <a:stretch>
                       <a:fillRect/>
                     </a:stretch>
@@ -80,19 +78,18 @@
           </wp:anchor>
         </w:drawing>
       </w:r>
+      <w:r>
+        <w:rPr>
+          <w:rFonts w:hint="eastAsia"/>
+          <w:lang w:val="en-US" w:eastAsia="zh-CN"/>
+        </w:rPr>
+        <w:t>天津市华夏电缆有限公司</w:t>
+      </w:r>
       <w:bookmarkEnd w:id="0"/>
-      <w:r>
-        <w:rPr>
-          <w:rFonts w:hint="eastAsia"/>
-          <w:lang w:val="en-US" w:eastAsia="zh-CN"/>
-        </w:rPr>
-        <w:t>天津市华夏电缆有限公司</w:t>
-      </w:r>
-      <w:bookmarkEnd w:id="1"/>
     </w:p>
     <w:p>
       <w:pPr>
-        <w:pStyle w:val="a0"/>
+        <w:pStyle w:val="25"/>
         <w:keepNext w:val="0"/>
         <w:keepLines w:val="0"/>
         <w:pageBreakBefore w:val="0"/>
@@ -107,7 +104,7 @@
         <w:adjustRightInd w:val="0"/>
         <w:snapToGrid w:val="0"/>
         <w:spacing w:before="0" w:after="0" w:afterLines="0"/>
-        <w:ind w:left="0" w:right="0" w:firstLine="0" w:leftChars="0" w:rightChars="0" w:firstLineChars="0"/>
+        <w:ind w:left="0" w:leftChars="0" w:right="0" w:rightChars="0" w:firstLine="0" w:firstLineChars="0"/>
         <w:jc w:val="center"/>
         <w:textAlignment w:val="baseline"/>
         <w:rPr>
@@ -115,7 +112,7 @@
           <w:lang w:val="en-US" w:eastAsia="zh-CN"/>
         </w:rPr>
       </w:pPr>
-      <w:bookmarkStart w:id="2" w:name="_Toc28605"/>
+      <w:bookmarkStart w:id="1" w:name="_Toc32481"/>
       <w:r>
         <w:rPr>
           <w:rFonts w:hint="eastAsia"/>
@@ -123,11 +120,11 @@
         </w:rPr>
         <w:t>培训管理制度</w:t>
       </w:r>
-      <w:bookmarkEnd w:id="2"/>
+      <w:bookmarkEnd w:id="1"/>
     </w:p>
     <w:p>
       <w:pPr>
-        <w:pStyle w:val="a0"/>
+        <w:pStyle w:val="25"/>
         <w:keepNext w:val="0"/>
         <w:keepLines w:val="0"/>
         <w:pageBreakBefore w:val="0"/>
@@ -142,7 +139,7 @@
         <w:adjustRightInd w:val="0"/>
         <w:snapToGrid w:val="0"/>
         <w:spacing w:before="0" w:after="0" w:afterLines="0"/>
-        <w:ind w:left="0" w:right="0" w:firstLine="0" w:leftChars="0" w:rightChars="0" w:firstLineChars="0"/>
+        <w:ind w:left="0" w:leftChars="0" w:right="0" w:rightChars="0" w:firstLine="0" w:firstLineChars="0"/>
         <w:jc w:val="center"/>
         <w:textAlignment w:val="baseline"/>
         <w:rPr>
@@ -150,7 +147,7 @@
           <w:lang w:val="en-US" w:eastAsia="zh-CN"/>
         </w:rPr>
       </w:pPr>
-      <w:bookmarkStart w:id="3" w:name="_Toc742"/>
+      <w:bookmarkStart w:id="2" w:name="_Toc6405"/>
       <w:r>
         <w:rPr>
           <w:rFonts w:hint="eastAsia"/>
@@ -158,7 +155,7 @@
         </w:rPr>
         <w:t>（HXDL-ITSS-0502）</w:t>
       </w:r>
-      <w:bookmarkEnd w:id="3"/>
+      <w:bookmarkEnd w:id="2"/>
     </w:p>
     <w:p>
       <w:pPr>
@@ -175,7 +172,7 @@
         <w:bidi w:val="0"/>
         <w:adjustRightInd w:val="0"/>
         <w:snapToGrid w:val="0"/>
-        <w:ind w:left="0" w:right="0" w:firstLine="0" w:leftChars="0" w:rightChars="0" w:firstLineChars="0"/>
+        <w:ind w:left="0" w:leftChars="0" w:right="0" w:rightChars="0" w:firstLine="0" w:firstLineChars="0"/>
         <w:jc w:val="center"/>
         <w:textAlignment w:val="baseline"/>
         <w:rPr>
@@ -186,17 +183,18 @@
     </w:p>
     <w:tbl>
       <w:tblPr>
-        <w:tblStyle w:val="TableGrid"/>
+        <w:tblStyle w:val="21"/>
         <w:tblW w:w="0" w:type="auto"/>
         <w:jc w:val="center"/>
         <w:tblBorders>
-          <w:top w:val="nil"/>
-          <w:left w:val="nil"/>
-          <w:bottom w:val="nil"/>
-          <w:right w:val="nil"/>
-          <w:insideH w:val="nil"/>
-          <w:insideV w:val="nil"/>
+          <w:top w:val="none" w:color="auto" w:sz="0" w:space="0"/>
+          <w:left w:val="none" w:color="auto" w:sz="0" w:space="0"/>
+          <w:bottom w:val="none" w:color="auto" w:sz="0" w:space="0"/>
+          <w:right w:val="none" w:color="auto" w:sz="0" w:space="0"/>
+          <w:insideH w:val="none" w:color="auto" w:sz="0" w:space="0"/>
+          <w:insideV w:val="none" w:color="auto" w:sz="0" w:space="0"/>
         </w:tblBorders>
+        <w:tblLayout w:type="autofit"/>
         <w:tblCellMar>
           <w:top w:w="0" w:type="dxa"/>
           <w:left w:w="108" w:type="dxa"/>
@@ -210,15 +208,13 @@
       </w:tblGrid>
       <w:tr>
         <w:tblPrEx>
-          <w:tblW w:w="0" w:type="auto"/>
-          <w:jc w:val="center"/>
           <w:tblBorders>
-            <w:top w:val="nil"/>
-            <w:left w:val="nil"/>
-            <w:bottom w:val="nil"/>
-            <w:right w:val="nil"/>
-            <w:insideH w:val="nil"/>
-            <w:insideV w:val="nil"/>
+            <w:top w:val="none" w:color="auto" w:sz="0" w:space="0"/>
+            <w:left w:val="none" w:color="auto" w:sz="0" w:space="0"/>
+            <w:bottom w:val="none" w:color="auto" w:sz="0" w:space="0"/>
+            <w:right w:val="none" w:color="auto" w:sz="0" w:space="0"/>
+            <w:insideH w:val="none" w:color="auto" w:sz="0" w:space="0"/>
+            <w:insideV w:val="none" w:color="auto" w:sz="0" w:space="0"/>
           </w:tblBorders>
           <w:tblCellMar>
             <w:top w:w="0" w:type="dxa"/>
@@ -228,7 +224,7 @@
           </w:tblCellMar>
         </w:tblPrEx>
         <w:trPr>
-          <w:trHeight w:val="810"/>
+          <w:trHeight w:val="810" w:hRule="atLeast"/>
           <w:jc w:val="center"/>
         </w:trPr>
         <w:tc>
@@ -250,7 +246,7 @@
               <w:bidi w:val="0"/>
               <w:adjustRightInd w:val="0"/>
               <w:snapToGrid w:val="0"/>
-              <w:ind w:left="0" w:right="0" w:firstLine="0" w:leftChars="0" w:rightChars="0" w:firstLineChars="0"/>
+              <w:ind w:left="0" w:leftChars="0" w:right="0" w:rightChars="0" w:firstLine="0" w:firstLineChars="0"/>
               <w:jc w:val="left"/>
               <w:textAlignment w:val="baseline"/>
               <w:rPr>
@@ -269,7 +265,7 @@
             </w:r>
             <w:r>
               <w:rPr>
-                <w:rFonts w:asciiTheme="minorAscii" w:eastAsiaTheme="minorEastAsia" w:hAnsiTheme="minorAscii" w:hint="default"/>
+                <w:rFonts w:hint="default" w:asciiTheme="minorAscii" w:hAnsiTheme="minorAscii" w:eastAsiaTheme="minorEastAsia"/>
                 <w:spacing w:val="227"/>
                 <w:sz w:val="21"/>
                 <w:vertAlign w:val="baseline"/>
@@ -307,7 +303,7 @@
               <w:bidi w:val="0"/>
               <w:adjustRightInd w:val="0"/>
               <w:snapToGrid w:val="0"/>
-              <w:ind w:left="0" w:right="0" w:firstLine="0" w:leftChars="0" w:rightChars="0" w:firstLineChars="0"/>
+              <w:ind w:left="0" w:leftChars="0" w:right="0" w:rightChars="0" w:firstLine="0" w:firstLineChars="0"/>
               <w:jc w:val="right"/>
               <w:textAlignment w:val="baseline"/>
               <w:rPr>
@@ -326,7 +322,7 @@
             </w:r>
             <w:r>
               <w:rPr>
-                <w:rFonts w:asciiTheme="minorAscii" w:eastAsiaTheme="minorEastAsia" w:hAnsiTheme="minorAscii" w:hint="eastAsia"/>
+                <w:rFonts w:hint="eastAsia" w:asciiTheme="minorAscii" w:hAnsiTheme="minorAscii" w:eastAsiaTheme="minorEastAsia"/>
                 <w:spacing w:val="227"/>
                 <w:sz w:val="21"/>
                 <w:vertAlign w:val="baseline"/>
@@ -348,8 +344,14 @@
       </w:tr>
       <w:tr>
         <w:tblPrEx>
-          <w:tblW w:w="0" w:type="auto"/>
-          <w:jc w:val="center"/>
+          <w:tblBorders>
+            <w:top w:val="none" w:color="auto" w:sz="0" w:space="0"/>
+            <w:left w:val="none" w:color="auto" w:sz="0" w:space="0"/>
+            <w:bottom w:val="none" w:color="auto" w:sz="0" w:space="0"/>
+            <w:right w:val="none" w:color="auto" w:sz="0" w:space="0"/>
+            <w:insideH w:val="none" w:color="auto" w:sz="0" w:space="0"/>
+            <w:insideV w:val="none" w:color="auto" w:sz="0" w:space="0"/>
+          </w:tblBorders>
           <w:tblCellMar>
             <w:top w:w="0" w:type="dxa"/>
             <w:left w:w="108" w:type="dxa"/>
@@ -358,7 +360,7 @@
           </w:tblCellMar>
         </w:tblPrEx>
         <w:trPr>
-          <w:trHeight w:val="810"/>
+          <w:trHeight w:val="810" w:hRule="atLeast"/>
           <w:jc w:val="center"/>
         </w:trPr>
         <w:tc>
@@ -381,11 +383,11 @@
               <w:bidi w:val="0"/>
               <w:adjustRightInd w:val="0"/>
               <w:snapToGrid w:val="0"/>
-              <w:ind w:left="0" w:right="0" w:firstLine="0" w:leftChars="0" w:rightChars="0" w:firstLineChars="0"/>
+              <w:ind w:left="0" w:leftChars="0" w:right="0" w:rightChars="0" w:firstLine="0" w:firstLineChars="0"/>
               <w:jc w:val="left"/>
               <w:textAlignment w:val="baseline"/>
               <w:rPr>
-                <w:rFonts w:ascii="Arial" w:eastAsia="Arial" w:hAnsi="Arial" w:cs="Arial" w:hint="eastAsia"/>
+                <w:rFonts w:hint="eastAsia" w:ascii="Arial" w:hAnsi="Arial" w:eastAsia="Arial" w:cs="Arial"/>
                 <w:snapToGrid w:val="0"/>
                 <w:color w:val="000000"/>
                 <w:kern w:val="0"/>
@@ -405,7 +407,7 @@
             </w:r>
             <w:r>
               <w:rPr>
-                <w:rFonts w:asciiTheme="minorAscii" w:eastAsiaTheme="minorEastAsia" w:hAnsiTheme="minorAscii" w:hint="default"/>
+                <w:rFonts w:hint="default" w:asciiTheme="minorAscii" w:hAnsiTheme="minorAscii" w:eastAsiaTheme="minorEastAsia"/>
                 <w:spacing w:val="227"/>
                 <w:sz w:val="21"/>
                 <w:vertAlign w:val="baseline"/>
@@ -444,11 +446,11 @@
               <w:bidi w:val="0"/>
               <w:adjustRightInd w:val="0"/>
               <w:snapToGrid w:val="0"/>
-              <w:ind w:left="0" w:right="0" w:firstLine="0" w:leftChars="0" w:rightChars="0" w:firstLineChars="0"/>
+              <w:ind w:left="0" w:leftChars="0" w:right="0" w:rightChars="0" w:firstLine="0" w:firstLineChars="0"/>
               <w:jc w:val="right"/>
               <w:textAlignment w:val="baseline"/>
               <w:rPr>
-                <w:rFonts w:ascii="Arial" w:eastAsia="Arial" w:hAnsi="Arial" w:cs="Arial" w:hint="eastAsia"/>
+                <w:rFonts w:hint="eastAsia" w:ascii="Arial" w:hAnsi="Arial" w:eastAsia="Arial" w:cs="Arial"/>
                 <w:snapToGrid w:val="0"/>
                 <w:color w:val="000000"/>
                 <w:kern w:val="0"/>
@@ -468,7 +470,7 @@
             </w:r>
             <w:r>
               <w:rPr>
-                <w:rFonts w:asciiTheme="minorAscii" w:eastAsiaTheme="minorEastAsia" w:hAnsiTheme="minorAscii" w:hint="eastAsia"/>
+                <w:rFonts w:hint="eastAsia" w:asciiTheme="minorAscii" w:hAnsiTheme="minorAscii" w:eastAsiaTheme="minorEastAsia"/>
                 <w:spacing w:val="227"/>
                 <w:sz w:val="21"/>
                 <w:vertAlign w:val="baseline"/>
@@ -490,8 +492,14 @@
       </w:tr>
       <w:tr>
         <w:tblPrEx>
-          <w:tblW w:w="0" w:type="auto"/>
-          <w:jc w:val="center"/>
+          <w:tblBorders>
+            <w:top w:val="none" w:color="auto" w:sz="0" w:space="0"/>
+            <w:left w:val="none" w:color="auto" w:sz="0" w:space="0"/>
+            <w:bottom w:val="none" w:color="auto" w:sz="0" w:space="0"/>
+            <w:right w:val="none" w:color="auto" w:sz="0" w:space="0"/>
+            <w:insideH w:val="none" w:color="auto" w:sz="0" w:space="0"/>
+            <w:insideV w:val="none" w:color="auto" w:sz="0" w:space="0"/>
+          </w:tblBorders>
           <w:tblCellMar>
             <w:top w:w="0" w:type="dxa"/>
             <w:left w:w="108" w:type="dxa"/>
@@ -500,7 +508,7 @@
           </w:tblCellMar>
         </w:tblPrEx>
         <w:trPr>
-          <w:trHeight w:val="635"/>
+          <w:trHeight w:val="635" w:hRule="atLeast"/>
           <w:jc w:val="center"/>
         </w:trPr>
         <w:tc>
@@ -522,7 +530,7 @@
               <w:bidi w:val="0"/>
               <w:adjustRightInd w:val="0"/>
               <w:snapToGrid w:val="0"/>
-              <w:ind w:left="0" w:right="0" w:firstLine="0" w:leftChars="0" w:rightChars="0" w:firstLineChars="0"/>
+              <w:ind w:left="0" w:leftChars="0" w:right="0" w:rightChars="0" w:firstLine="0" w:firstLineChars="0"/>
               <w:jc w:val="left"/>
               <w:textAlignment w:val="baseline"/>
               <w:rPr>
@@ -541,7 +549,7 @@
             </w:r>
             <w:r>
               <w:rPr>
-                <w:rFonts w:asciiTheme="minorAscii" w:eastAsiaTheme="minorEastAsia" w:hAnsiTheme="minorAscii" w:hint="eastAsia"/>
+                <w:rFonts w:hint="eastAsia" w:asciiTheme="minorAscii" w:hAnsiTheme="minorAscii" w:eastAsiaTheme="minorEastAsia"/>
                 <w:spacing w:val="227"/>
                 <w:sz w:val="21"/>
                 <w:vertAlign w:val="baseline"/>
@@ -578,7 +586,7 @@
               <w:bidi w:val="0"/>
               <w:adjustRightInd w:val="0"/>
               <w:snapToGrid w:val="0"/>
-              <w:ind w:left="0" w:right="0" w:firstLine="0" w:leftChars="0" w:rightChars="0" w:firstLineChars="0"/>
+              <w:ind w:left="0" w:leftChars="0" w:right="0" w:rightChars="0" w:firstLine="0" w:firstLineChars="0"/>
               <w:jc w:val="right"/>
               <w:textAlignment w:val="baseline"/>
               <w:rPr>
@@ -597,7 +605,7 @@
             </w:r>
             <w:r>
               <w:rPr>
-                <w:rFonts w:asciiTheme="minorAscii" w:eastAsiaTheme="minorEastAsia" w:hAnsiTheme="minorAscii" w:hint="eastAsia"/>
+                <w:rFonts w:hint="eastAsia" w:asciiTheme="minorAscii" w:hAnsiTheme="minorAscii" w:eastAsiaTheme="minorEastAsia"/>
                 <w:spacing w:val="227"/>
                 <w:sz w:val="21"/>
                 <w:vertAlign w:val="baseline"/>
@@ -667,15 +675,15 @@
         <w:textAlignment w:val="baseline"/>
         <w:outlineLvl w:val="0"/>
         <w:rPr>
-          <w:rFonts w:ascii="宋体" w:eastAsia="宋体" w:hAnsi="宋体" w:cs="宋体"/>
+          <w:rFonts w:ascii="宋体" w:hAnsi="宋体" w:eastAsia="宋体" w:cs="宋体"/>
           <w:sz w:val="30"/>
           <w:szCs w:val="30"/>
         </w:rPr>
       </w:pPr>
-      <w:bookmarkStart w:id="4" w:name="_Toc5331"/>
-      <w:r>
-        <w:rPr>
-          <w:rFonts w:ascii="宋体" w:eastAsia="宋体" w:hAnsi="宋体" w:cs="宋体"/>
+      <w:bookmarkStart w:id="3" w:name="_Toc9603"/>
+      <w:r>
+        <w:rPr>
+          <w:rFonts w:ascii="宋体" w:hAnsi="宋体" w:eastAsia="宋体" w:cs="宋体"/>
           <w:b/>
           <w:bCs/>
           <w:spacing w:val="-4"/>
@@ -684,20 +692,20 @@
         </w:rPr>
         <w:t>文件编制和变更履历</w:t>
       </w:r>
-      <w:bookmarkEnd w:id="4"/>
+      <w:bookmarkEnd w:id="3"/>
     </w:p>
     <w:tbl>
       <w:tblPr>
-        <w:tblStyle w:val="TableNormal00"/>
+        <w:tblStyle w:val="42"/>
         <w:tblW w:w="9005" w:type="dxa"/>
         <w:tblInd w:w="34" w:type="dxa"/>
         <w:tblBorders>
-          <w:top w:val="single" w:sz="6" w:space="0" w:color="000000"/>
-          <w:left w:val="single" w:sz="6" w:space="0" w:color="000000"/>
-          <w:bottom w:val="single" w:sz="6" w:space="0" w:color="000000"/>
-          <w:right w:val="single" w:sz="6" w:space="0" w:color="000000"/>
-          <w:insideH w:val="single" w:sz="6" w:space="0" w:color="000000"/>
-          <w:insideV w:val="single" w:sz="6" w:space="0" w:color="000000"/>
+          <w:top w:val="single" w:color="000000" w:sz="6" w:space="0"/>
+          <w:left w:val="single" w:color="000000" w:sz="6" w:space="0"/>
+          <w:bottom w:val="single" w:color="000000" w:sz="6" w:space="0"/>
+          <w:right w:val="single" w:color="000000" w:sz="6" w:space="0"/>
+          <w:insideH w:val="single" w:color="000000" w:sz="6" w:space="0"/>
+          <w:insideV w:val="single" w:color="000000" w:sz="6" w:space="0"/>
         </w:tblBorders>
         <w:tblLayout w:type="fixed"/>
         <w:tblCellMar>
@@ -719,17 +727,14 @@
       </w:tblGrid>
       <w:tr>
         <w:tblPrEx>
-          <w:tblW w:w="9005" w:type="dxa"/>
-          <w:tblInd w:w="34" w:type="dxa"/>
           <w:tblBorders>
-            <w:top w:val="single" w:sz="6" w:space="0" w:color="000000"/>
-            <w:left w:val="single" w:sz="6" w:space="0" w:color="000000"/>
-            <w:bottom w:val="single" w:sz="6" w:space="0" w:color="000000"/>
-            <w:right w:val="single" w:sz="6" w:space="0" w:color="000000"/>
-            <w:insideH w:val="single" w:sz="6" w:space="0" w:color="000000"/>
-            <w:insideV w:val="single" w:sz="6" w:space="0" w:color="000000"/>
+            <w:top w:val="single" w:color="000000" w:sz="6" w:space="0"/>
+            <w:left w:val="single" w:color="000000" w:sz="6" w:space="0"/>
+            <w:bottom w:val="single" w:color="000000" w:sz="6" w:space="0"/>
+            <w:right w:val="single" w:color="000000" w:sz="6" w:space="0"/>
+            <w:insideH w:val="single" w:color="000000" w:sz="6" w:space="0"/>
+            <w:insideV w:val="single" w:color="000000" w:sz="6" w:space="0"/>
           </w:tblBorders>
-          <w:tblLayout w:type="fixed"/>
           <w:tblCellMar>
             <w:top w:w="0" w:type="dxa"/>
             <w:left w:w="0" w:type="dxa"/>
@@ -738,15 +743,15 @@
           </w:tblCellMar>
         </w:tblPrEx>
         <w:trPr>
-          <w:trHeight w:val="489"/>
+          <w:trHeight w:val="489" w:hRule="atLeast"/>
         </w:trPr>
         <w:tc>
           <w:tcPr>
             <w:tcW w:w="845" w:type="dxa"/>
             <w:vMerge w:val="restart"/>
             <w:tcBorders>
-              <w:top w:val="single" w:sz="10" w:space="0" w:color="000000"/>
-              <w:left w:val="single" w:sz="10" w:space="0" w:color="000000"/>
+              <w:top w:val="single" w:color="000000" w:sz="10" w:space="0"/>
+              <w:left w:val="single" w:color="000000" w:sz="10" w:space="0"/>
               <w:bottom w:val="nil"/>
             </w:tcBorders>
             <w:shd w:val="clear" w:color="auto" w:fill="D9D9D9"/>
@@ -793,14 +798,14 @@
               <w:ind w:left="172"/>
               <w:textAlignment w:val="baseline"/>
               <w:rPr>
-                <w:rFonts w:ascii="宋体" w:eastAsia="宋体" w:hAnsi="宋体" w:cs="宋体"/>
+                <w:rFonts w:ascii="宋体" w:hAnsi="宋体" w:eastAsia="宋体" w:cs="宋体"/>
                 <w:sz w:val="24"/>
                 <w:szCs w:val="24"/>
               </w:rPr>
             </w:pPr>
             <w:r>
               <w:rPr>
-                <w:rFonts w:ascii="宋体" w:eastAsia="宋体" w:hAnsi="宋体" w:cs="宋体"/>
+                <w:rFonts w:ascii="宋体" w:hAnsi="宋体" w:eastAsia="宋体" w:cs="宋体"/>
                 <w:b/>
                 <w:bCs/>
                 <w:spacing w:val="-5"/>
@@ -816,7 +821,7 @@
             <w:tcW w:w="2155" w:type="dxa"/>
             <w:gridSpan w:val="2"/>
             <w:tcBorders>
-              <w:top w:val="single" w:sz="10" w:space="0" w:color="000000"/>
+              <w:top w:val="single" w:color="000000" w:sz="10" w:space="0"/>
             </w:tcBorders>
             <w:shd w:val="clear" w:color="auto" w:fill="D9D9D9"/>
           </w:tcPr>
@@ -839,14 +844,14 @@
               <w:ind w:left="528"/>
               <w:textAlignment w:val="baseline"/>
               <w:rPr>
-                <w:rFonts w:ascii="宋体" w:eastAsia="宋体" w:hAnsi="宋体" w:cs="宋体"/>
+                <w:rFonts w:ascii="宋体" w:hAnsi="宋体" w:eastAsia="宋体" w:cs="宋体"/>
                 <w:sz w:val="24"/>
                 <w:szCs w:val="24"/>
               </w:rPr>
             </w:pPr>
             <w:r>
               <w:rPr>
-                <w:rFonts w:ascii="宋体" w:eastAsia="宋体" w:hAnsi="宋体" w:cs="宋体"/>
+                <w:rFonts w:ascii="宋体" w:hAnsi="宋体" w:eastAsia="宋体" w:cs="宋体"/>
                 <w:b/>
                 <w:bCs/>
                 <w:spacing w:val="-4"/>
@@ -862,7 +867,7 @@
             <w:tcW w:w="2334" w:type="dxa"/>
             <w:gridSpan w:val="2"/>
             <w:tcBorders>
-              <w:top w:val="single" w:sz="10" w:space="0" w:color="000000"/>
+              <w:top w:val="single" w:color="000000" w:sz="10" w:space="0"/>
             </w:tcBorders>
             <w:shd w:val="clear" w:color="auto" w:fill="D9D9D9"/>
           </w:tcPr>
@@ -885,14 +890,14 @@
               <w:ind w:left="927"/>
               <w:textAlignment w:val="baseline"/>
               <w:rPr>
-                <w:rFonts w:ascii="宋体" w:eastAsia="宋体" w:hAnsi="宋体" w:cs="宋体"/>
+                <w:rFonts w:ascii="宋体" w:hAnsi="宋体" w:eastAsia="宋体" w:cs="宋体"/>
                 <w:sz w:val="24"/>
                 <w:szCs w:val="24"/>
               </w:rPr>
             </w:pPr>
             <w:r>
               <w:rPr>
-                <w:rFonts w:ascii="宋体" w:eastAsia="宋体" w:hAnsi="宋体" w:cs="宋体"/>
+                <w:rFonts w:ascii="宋体" w:hAnsi="宋体" w:eastAsia="宋体" w:cs="宋体"/>
                 <w:b/>
                 <w:bCs/>
                 <w:spacing w:val="-6"/>
@@ -908,7 +913,7 @@
             <w:tcW w:w="2288" w:type="dxa"/>
             <w:gridSpan w:val="2"/>
             <w:tcBorders>
-              <w:top w:val="single" w:sz="10" w:space="0" w:color="000000"/>
+              <w:top w:val="single" w:color="000000" w:sz="10" w:space="0"/>
             </w:tcBorders>
             <w:shd w:val="clear" w:color="auto" w:fill="D9D9D9"/>
           </w:tcPr>
@@ -931,14 +936,14 @@
               <w:ind w:left="911"/>
               <w:textAlignment w:val="baseline"/>
               <w:rPr>
-                <w:rFonts w:ascii="宋体" w:eastAsia="宋体" w:hAnsi="宋体" w:cs="宋体"/>
+                <w:rFonts w:ascii="宋体" w:hAnsi="宋体" w:eastAsia="宋体" w:cs="宋体"/>
                 <w:sz w:val="24"/>
                 <w:szCs w:val="24"/>
               </w:rPr>
             </w:pPr>
             <w:r>
               <w:rPr>
-                <w:rFonts w:ascii="宋体" w:eastAsia="宋体" w:hAnsi="宋体" w:cs="宋体"/>
+                <w:rFonts w:ascii="宋体" w:hAnsi="宋体" w:eastAsia="宋体" w:cs="宋体"/>
                 <w:b/>
                 <w:bCs/>
                 <w:spacing w:val="-6"/>
@@ -954,9 +959,9 @@
             <w:tcW w:w="1383" w:type="dxa"/>
             <w:vMerge w:val="restart"/>
             <w:tcBorders>
-              <w:top w:val="single" w:sz="10" w:space="0" w:color="000000"/>
+              <w:top w:val="single" w:color="000000" w:sz="10" w:space="0"/>
               <w:bottom w:val="nil"/>
-              <w:right w:val="single" w:sz="10" w:space="0" w:color="000000"/>
+              <w:right w:val="single" w:color="000000" w:sz="10" w:space="0"/>
             </w:tcBorders>
             <w:shd w:val="clear" w:color="auto" w:fill="D9D9D9"/>
           </w:tcPr>
@@ -1002,14 +1007,14 @@
               <w:ind w:left="217"/>
               <w:textAlignment w:val="baseline"/>
               <w:rPr>
-                <w:rFonts w:ascii="宋体" w:eastAsia="宋体" w:hAnsi="宋体" w:cs="宋体"/>
+                <w:rFonts w:ascii="宋体" w:hAnsi="宋体" w:eastAsia="宋体" w:cs="宋体"/>
                 <w:sz w:val="24"/>
                 <w:szCs w:val="24"/>
               </w:rPr>
             </w:pPr>
             <w:r>
               <w:rPr>
-                <w:rFonts w:ascii="宋体" w:eastAsia="宋体" w:hAnsi="宋体" w:cs="宋体"/>
+                <w:rFonts w:ascii="宋体" w:hAnsi="宋体" w:eastAsia="宋体" w:cs="宋体"/>
                 <w:b/>
                 <w:bCs/>
                 <w:spacing w:val="-5"/>
@@ -1023,9 +1028,14 @@
       </w:tr>
       <w:tr>
         <w:tblPrEx>
-          <w:tblW w:w="9005" w:type="dxa"/>
-          <w:tblInd w:w="34" w:type="dxa"/>
-          <w:tblLayout w:type="fixed"/>
+          <w:tblBorders>
+            <w:top w:val="single" w:color="000000" w:sz="6" w:space="0"/>
+            <w:left w:val="single" w:color="000000" w:sz="6" w:space="0"/>
+            <w:bottom w:val="single" w:color="000000" w:sz="6" w:space="0"/>
+            <w:right w:val="single" w:color="000000" w:sz="6" w:space="0"/>
+            <w:insideH w:val="single" w:color="000000" w:sz="6" w:space="0"/>
+            <w:insideV w:val="single" w:color="000000" w:sz="6" w:space="0"/>
+          </w:tblBorders>
           <w:tblCellMar>
             <w:top w:w="0" w:type="dxa"/>
             <w:left w:w="0" w:type="dxa"/>
@@ -1034,15 +1044,15 @@
           </w:tblCellMar>
         </w:tblPrEx>
         <w:trPr>
-          <w:trHeight w:val="479"/>
+          <w:trHeight w:val="479" w:hRule="atLeast"/>
         </w:trPr>
         <w:tc>
           <w:tcPr>
             <w:tcW w:w="845" w:type="dxa"/>
-            <w:vMerge/>
+            <w:vMerge w:val="continue"/>
             <w:tcBorders>
               <w:top w:val="nil"/>
-              <w:left w:val="single" w:sz="10" w:space="0" w:color="000000"/>
+              <w:left w:val="single" w:color="000000" w:sz="10" w:space="0"/>
             </w:tcBorders>
           </w:tcPr>
           <w:p>
@@ -1092,14 +1102,14 @@
               <w:ind w:left="191"/>
               <w:textAlignment w:val="baseline"/>
               <w:rPr>
-                <w:rFonts w:ascii="宋体" w:eastAsia="宋体" w:hAnsi="宋体" w:cs="宋体"/>
+                <w:rFonts w:ascii="宋体" w:hAnsi="宋体" w:eastAsia="宋体" w:cs="宋体"/>
                 <w:sz w:val="24"/>
                 <w:szCs w:val="24"/>
               </w:rPr>
             </w:pPr>
             <w:r>
               <w:rPr>
-                <w:rFonts w:ascii="宋体" w:eastAsia="宋体" w:hAnsi="宋体" w:cs="宋体"/>
+                <w:rFonts w:ascii="宋体" w:hAnsi="宋体" w:eastAsia="宋体" w:cs="宋体"/>
                 <w:b/>
                 <w:bCs/>
                 <w:spacing w:val="-5"/>
@@ -1134,14 +1144,14 @@
               <w:ind w:left="430"/>
               <w:textAlignment w:val="baseline"/>
               <w:rPr>
-                <w:rFonts w:ascii="宋体" w:eastAsia="宋体" w:hAnsi="宋体" w:cs="宋体"/>
+                <w:rFonts w:ascii="宋体" w:hAnsi="宋体" w:eastAsia="宋体" w:cs="宋体"/>
                 <w:sz w:val="24"/>
                 <w:szCs w:val="24"/>
               </w:rPr>
             </w:pPr>
             <w:r>
               <w:rPr>
-                <w:rFonts w:ascii="宋体" w:eastAsia="宋体" w:hAnsi="宋体" w:cs="宋体"/>
+                <w:rFonts w:ascii="宋体" w:hAnsi="宋体" w:eastAsia="宋体" w:cs="宋体"/>
                 <w:b/>
                 <w:bCs/>
                 <w:spacing w:val="-15"/>
@@ -1176,14 +1186,14 @@
               <w:ind w:left="244"/>
               <w:textAlignment w:val="baseline"/>
               <w:rPr>
-                <w:rFonts w:ascii="宋体" w:eastAsia="宋体" w:hAnsi="宋体" w:cs="宋体"/>
+                <w:rFonts w:ascii="宋体" w:hAnsi="宋体" w:eastAsia="宋体" w:cs="宋体"/>
                 <w:sz w:val="24"/>
                 <w:szCs w:val="24"/>
               </w:rPr>
             </w:pPr>
             <w:r>
               <w:rPr>
-                <w:rFonts w:ascii="宋体" w:eastAsia="宋体" w:hAnsi="宋体" w:cs="宋体"/>
+                <w:rFonts w:ascii="宋体" w:hAnsi="宋体" w:eastAsia="宋体" w:cs="宋体"/>
                 <w:b/>
                 <w:bCs/>
                 <w:spacing w:val="-8"/>
@@ -1218,14 +1228,14 @@
               <w:ind w:left="487"/>
               <w:textAlignment w:val="baseline"/>
               <w:rPr>
-                <w:rFonts w:ascii="宋体" w:eastAsia="宋体" w:hAnsi="宋体" w:cs="宋体"/>
+                <w:rFonts w:ascii="宋体" w:hAnsi="宋体" w:eastAsia="宋体" w:cs="宋体"/>
                 <w:sz w:val="24"/>
                 <w:szCs w:val="24"/>
               </w:rPr>
             </w:pPr>
             <w:r>
               <w:rPr>
-                <w:rFonts w:ascii="宋体" w:eastAsia="宋体" w:hAnsi="宋体" w:cs="宋体"/>
+                <w:rFonts w:ascii="宋体" w:hAnsi="宋体" w:eastAsia="宋体" w:cs="宋体"/>
                 <w:b/>
                 <w:bCs/>
                 <w:spacing w:val="-15"/>
@@ -1260,14 +1270,14 @@
               <w:ind w:left="268"/>
               <w:textAlignment w:val="baseline"/>
               <w:rPr>
-                <w:rFonts w:ascii="宋体" w:eastAsia="宋体" w:hAnsi="宋体" w:cs="宋体"/>
+                <w:rFonts w:ascii="宋体" w:hAnsi="宋体" w:eastAsia="宋体" w:cs="宋体"/>
                 <w:sz w:val="24"/>
                 <w:szCs w:val="24"/>
               </w:rPr>
             </w:pPr>
             <w:r>
               <w:rPr>
-                <w:rFonts w:ascii="宋体" w:eastAsia="宋体" w:hAnsi="宋体" w:cs="宋体"/>
+                <w:rFonts w:ascii="宋体" w:hAnsi="宋体" w:eastAsia="宋体" w:cs="宋体"/>
                 <w:b/>
                 <w:bCs/>
                 <w:spacing w:val="-5"/>
@@ -1302,14 +1312,14 @@
               <w:ind w:left="441"/>
               <w:textAlignment w:val="baseline"/>
               <w:rPr>
-                <w:rFonts w:ascii="宋体" w:eastAsia="宋体" w:hAnsi="宋体" w:cs="宋体"/>
+                <w:rFonts w:ascii="宋体" w:hAnsi="宋体" w:eastAsia="宋体" w:cs="宋体"/>
                 <w:sz w:val="24"/>
                 <w:szCs w:val="24"/>
               </w:rPr>
             </w:pPr>
             <w:r>
               <w:rPr>
-                <w:rFonts w:ascii="宋体" w:eastAsia="宋体" w:hAnsi="宋体" w:cs="宋体"/>
+                <w:rFonts w:ascii="宋体" w:hAnsi="宋体" w:eastAsia="宋体" w:cs="宋体"/>
                 <w:b/>
                 <w:bCs/>
                 <w:spacing w:val="-15"/>
@@ -1323,10 +1333,10 @@
         <w:tc>
           <w:tcPr>
             <w:tcW w:w="1383" w:type="dxa"/>
-            <w:vMerge/>
+            <w:vMerge w:val="continue"/>
             <w:tcBorders>
               <w:top w:val="nil"/>
-              <w:right w:val="single" w:sz="10" w:space="0" w:color="000000"/>
+              <w:right w:val="single" w:color="000000" w:sz="10" w:space="0"/>
             </w:tcBorders>
           </w:tcPr>
           <w:p>
@@ -1355,9 +1365,14 @@
       </w:tr>
       <w:tr>
         <w:tblPrEx>
-          <w:tblW w:w="9005" w:type="dxa"/>
-          <w:tblInd w:w="34" w:type="dxa"/>
-          <w:tblLayout w:type="fixed"/>
+          <w:tblBorders>
+            <w:top w:val="single" w:color="000000" w:sz="6" w:space="0"/>
+            <w:left w:val="single" w:color="000000" w:sz="6" w:space="0"/>
+            <w:bottom w:val="single" w:color="000000" w:sz="6" w:space="0"/>
+            <w:right w:val="single" w:color="000000" w:sz="6" w:space="0"/>
+            <w:insideH w:val="single" w:color="000000" w:sz="6" w:space="0"/>
+            <w:insideV w:val="single" w:color="000000" w:sz="6" w:space="0"/>
+          </w:tblBorders>
           <w:tblCellMar>
             <w:top w:w="0" w:type="dxa"/>
             <w:left w:w="0" w:type="dxa"/>
@@ -1366,18 +1381,18 @@
           </w:tblCellMar>
         </w:tblPrEx>
         <w:trPr>
-          <w:trHeight w:val="651"/>
+          <w:trHeight w:val="651" w:hRule="atLeast"/>
         </w:trPr>
         <w:tc>
           <w:tcPr>
             <w:tcW w:w="845" w:type="dxa"/>
             <w:tcBorders>
-              <w:left w:val="single" w:sz="10" w:space="0" w:color="000000"/>
+              <w:left w:val="single" w:color="000000" w:sz="10" w:space="0"/>
             </w:tcBorders>
           </w:tcPr>
           <w:p>
             <w:pPr>
-              <w:pStyle w:val="TableText"/>
+              <w:pStyle w:val="27"/>
               <w:keepNext w:val="0"/>
               <w:keepLines w:val="0"/>
               <w:pageBreakBefore w:val="0"/>
@@ -1409,7 +1424,7 @@
           </w:tcPr>
           <w:p>
             <w:pPr>
-              <w:pStyle w:val="TableText"/>
+              <w:pStyle w:val="27"/>
               <w:keepNext w:val="0"/>
               <w:keepLines w:val="0"/>
               <w:pageBreakBefore w:val="0"/>
@@ -1442,7 +1457,7 @@
           </w:tcPr>
           <w:p>
             <w:pPr>
-              <w:pStyle w:val="TableText"/>
+              <w:pStyle w:val="27"/>
               <w:keepNext w:val="0"/>
               <w:keepLines w:val="0"/>
               <w:pageBreakBefore w:val="0"/>
@@ -1474,7 +1489,7 @@
           </w:tcPr>
           <w:p>
             <w:pPr>
-              <w:pStyle w:val="TableText"/>
+              <w:pStyle w:val="27"/>
               <w:keepNext w:val="0"/>
               <w:keepLines w:val="0"/>
               <w:pageBreakBefore w:val="0"/>
@@ -1506,7 +1521,7 @@
           </w:tcPr>
           <w:p>
             <w:pPr>
-              <w:pStyle w:val="TableText"/>
+              <w:pStyle w:val="27"/>
               <w:keepNext w:val="0"/>
               <w:keepLines w:val="0"/>
               <w:pageBreakBefore w:val="0"/>
@@ -1538,7 +1553,7 @@
           </w:tcPr>
           <w:p>
             <w:pPr>
-              <w:pStyle w:val="TableText"/>
+              <w:pStyle w:val="27"/>
               <w:keepNext w:val="0"/>
               <w:keepLines w:val="0"/>
               <w:pageBreakBefore w:val="0"/>
@@ -1570,7 +1585,7 @@
           </w:tcPr>
           <w:p>
             <w:pPr>
-              <w:pStyle w:val="TableText"/>
+              <w:pStyle w:val="27"/>
               <w:keepNext w:val="0"/>
               <w:keepLines w:val="0"/>
               <w:pageBreakBefore w:val="0"/>
@@ -1600,12 +1615,12 @@
           <w:tcPr>
             <w:tcW w:w="1383" w:type="dxa"/>
             <w:tcBorders>
-              <w:right w:val="single" w:sz="10" w:space="0" w:color="000000"/>
+              <w:right w:val="single" w:color="000000" w:sz="10" w:space="0"/>
             </w:tcBorders>
           </w:tcPr>
           <w:p>
             <w:pPr>
-              <w:pStyle w:val="TableText"/>
+              <w:pStyle w:val="27"/>
               <w:keepNext w:val="0"/>
               <w:keepLines w:val="0"/>
               <w:pageBreakBefore w:val="0"/>
@@ -1634,9 +1649,14 @@
       </w:tr>
       <w:tr>
         <w:tblPrEx>
-          <w:tblW w:w="9005" w:type="dxa"/>
-          <w:tblInd w:w="34" w:type="dxa"/>
-          <w:tblLayout w:type="fixed"/>
+          <w:tblBorders>
+            <w:top w:val="single" w:color="000000" w:sz="6" w:space="0"/>
+            <w:left w:val="single" w:color="000000" w:sz="6" w:space="0"/>
+            <w:bottom w:val="single" w:color="000000" w:sz="6" w:space="0"/>
+            <w:right w:val="single" w:color="000000" w:sz="6" w:space="0"/>
+            <w:insideH w:val="single" w:color="000000" w:sz="6" w:space="0"/>
+            <w:insideV w:val="single" w:color="000000" w:sz="6" w:space="0"/>
+          </w:tblBorders>
           <w:tblCellMar>
             <w:top w:w="0" w:type="dxa"/>
             <w:left w:w="0" w:type="dxa"/>
@@ -1645,18 +1665,18 @@
           </w:tblCellMar>
         </w:tblPrEx>
         <w:trPr>
-          <w:trHeight w:val="485"/>
+          <w:trHeight w:val="485" w:hRule="atLeast"/>
         </w:trPr>
         <w:tc>
           <w:tcPr>
             <w:tcW w:w="845" w:type="dxa"/>
             <w:tcBorders>
-              <w:left w:val="single" w:sz="10" w:space="0" w:color="000000"/>
+              <w:left w:val="single" w:color="000000" w:sz="10" w:space="0"/>
             </w:tcBorders>
           </w:tcPr>
           <w:p>
             <w:pPr>
-              <w:pStyle w:val="TableText"/>
+              <w:pStyle w:val="27"/>
               <w:keepNext w:val="0"/>
               <w:keepLines w:val="0"/>
               <w:pageBreakBefore w:val="0"/>
@@ -1682,7 +1702,7 @@
           </w:tcPr>
           <w:p>
             <w:pPr>
-              <w:pStyle w:val="TableText"/>
+              <w:pStyle w:val="27"/>
               <w:keepNext w:val="0"/>
               <w:keepLines w:val="0"/>
               <w:pageBreakBefore w:val="0"/>
@@ -1708,7 +1728,7 @@
           </w:tcPr>
           <w:p>
             <w:pPr>
-              <w:pStyle w:val="TableText"/>
+              <w:pStyle w:val="27"/>
               <w:keepNext w:val="0"/>
               <w:keepLines w:val="0"/>
               <w:pageBreakBefore w:val="0"/>
@@ -1734,7 +1754,7 @@
           </w:tcPr>
           <w:p>
             <w:pPr>
-              <w:pStyle w:val="TableText"/>
+              <w:pStyle w:val="27"/>
               <w:keepNext w:val="0"/>
               <w:keepLines w:val="0"/>
               <w:pageBreakBefore w:val="0"/>
@@ -1760,7 +1780,7 @@
           </w:tcPr>
           <w:p>
             <w:pPr>
-              <w:pStyle w:val="TableText"/>
+              <w:pStyle w:val="27"/>
               <w:keepNext w:val="0"/>
               <w:keepLines w:val="0"/>
               <w:pageBreakBefore w:val="0"/>
@@ -1786,7 +1806,7 @@
           </w:tcPr>
           <w:p>
             <w:pPr>
-              <w:pStyle w:val="TableText"/>
+              <w:pStyle w:val="27"/>
               <w:keepNext w:val="0"/>
               <w:keepLines w:val="0"/>
               <w:pageBreakBefore w:val="0"/>
@@ -1812,7 +1832,7 @@
           </w:tcPr>
           <w:p>
             <w:pPr>
-              <w:pStyle w:val="TableText"/>
+              <w:pStyle w:val="27"/>
               <w:keepNext w:val="0"/>
               <w:keepLines w:val="0"/>
               <w:pageBreakBefore w:val="0"/>
@@ -1836,12 +1856,12 @@
           <w:tcPr>
             <w:tcW w:w="1383" w:type="dxa"/>
             <w:tcBorders>
-              <w:right w:val="single" w:sz="10" w:space="0" w:color="000000"/>
+              <w:right w:val="single" w:color="000000" w:sz="10" w:space="0"/>
             </w:tcBorders>
           </w:tcPr>
           <w:p>
             <w:pPr>
-              <w:pStyle w:val="TableText"/>
+              <w:pStyle w:val="27"/>
               <w:keepNext w:val="0"/>
               <w:keepLines w:val="0"/>
               <w:pageBreakBefore w:val="0"/>
@@ -1864,9 +1884,14 @@
       </w:tr>
       <w:tr>
         <w:tblPrEx>
-          <w:tblW w:w="9005" w:type="dxa"/>
-          <w:tblInd w:w="34" w:type="dxa"/>
-          <w:tblLayout w:type="fixed"/>
+          <w:tblBorders>
+            <w:top w:val="single" w:color="000000" w:sz="6" w:space="0"/>
+            <w:left w:val="single" w:color="000000" w:sz="6" w:space="0"/>
+            <w:bottom w:val="single" w:color="000000" w:sz="6" w:space="0"/>
+            <w:right w:val="single" w:color="000000" w:sz="6" w:space="0"/>
+            <w:insideH w:val="single" w:color="000000" w:sz="6" w:space="0"/>
+            <w:insideV w:val="single" w:color="000000" w:sz="6" w:space="0"/>
+          </w:tblBorders>
           <w:tblCellMar>
             <w:top w:w="0" w:type="dxa"/>
             <w:left w:w="0" w:type="dxa"/>
@@ -1875,19 +1900,19 @@
           </w:tblCellMar>
         </w:tblPrEx>
         <w:trPr>
-          <w:trHeight w:val="503"/>
+          <w:trHeight w:val="503" w:hRule="atLeast"/>
         </w:trPr>
         <w:tc>
           <w:tcPr>
             <w:tcW w:w="845" w:type="dxa"/>
             <w:tcBorders>
-              <w:left w:val="single" w:sz="10" w:space="0" w:color="000000"/>
-              <w:bottom w:val="single" w:sz="10" w:space="0" w:color="000000"/>
+              <w:left w:val="single" w:color="000000" w:sz="10" w:space="0"/>
+              <w:bottom w:val="single" w:color="000000" w:sz="10" w:space="0"/>
             </w:tcBorders>
           </w:tcPr>
           <w:p>
             <w:pPr>
-              <w:pStyle w:val="TableText"/>
+              <w:pStyle w:val="27"/>
               <w:keepNext w:val="0"/>
               <w:keepLines w:val="0"/>
               <w:pageBreakBefore w:val="0"/>
@@ -1911,12 +1936,12 @@
           <w:tcPr>
             <w:tcW w:w="881" w:type="dxa"/>
             <w:tcBorders>
-              <w:bottom w:val="single" w:sz="10" w:space="0" w:color="000000"/>
+              <w:bottom w:val="single" w:color="000000" w:sz="10" w:space="0"/>
             </w:tcBorders>
           </w:tcPr>
           <w:p>
             <w:pPr>
-              <w:pStyle w:val="TableText"/>
+              <w:pStyle w:val="27"/>
               <w:keepNext w:val="0"/>
               <w:keepLines w:val="0"/>
               <w:pageBreakBefore w:val="0"/>
@@ -1940,12 +1965,12 @@
           <w:tcPr>
             <w:tcW w:w="1274" w:type="dxa"/>
             <w:tcBorders>
-              <w:bottom w:val="single" w:sz="10" w:space="0" w:color="000000"/>
+              <w:bottom w:val="single" w:color="000000" w:sz="10" w:space="0"/>
             </w:tcBorders>
           </w:tcPr>
           <w:p>
             <w:pPr>
-              <w:pStyle w:val="TableText"/>
+              <w:pStyle w:val="27"/>
               <w:keepNext w:val="0"/>
               <w:keepLines w:val="0"/>
               <w:pageBreakBefore w:val="0"/>
@@ -1969,12 +1994,12 @@
           <w:tcPr>
             <w:tcW w:w="957" w:type="dxa"/>
             <w:tcBorders>
-              <w:bottom w:val="single" w:sz="10" w:space="0" w:color="000000"/>
+              <w:bottom w:val="single" w:color="000000" w:sz="10" w:space="0"/>
             </w:tcBorders>
           </w:tcPr>
           <w:p>
             <w:pPr>
-              <w:pStyle w:val="TableText"/>
+              <w:pStyle w:val="27"/>
               <w:keepNext w:val="0"/>
               <w:keepLines w:val="0"/>
               <w:pageBreakBefore w:val="0"/>
@@ -1998,12 +2023,12 @@
           <w:tcPr>
             <w:tcW w:w="1377" w:type="dxa"/>
             <w:tcBorders>
-              <w:bottom w:val="single" w:sz="10" w:space="0" w:color="000000"/>
+              <w:bottom w:val="single" w:color="000000" w:sz="10" w:space="0"/>
             </w:tcBorders>
           </w:tcPr>
           <w:p>
             <w:pPr>
-              <w:pStyle w:val="TableText"/>
+              <w:pStyle w:val="27"/>
               <w:keepNext w:val="0"/>
               <w:keepLines w:val="0"/>
               <w:pageBreakBefore w:val="0"/>
@@ -2027,12 +2052,12 @@
           <w:tcPr>
             <w:tcW w:w="1017" w:type="dxa"/>
             <w:tcBorders>
-              <w:bottom w:val="single" w:sz="10" w:space="0" w:color="000000"/>
+              <w:bottom w:val="single" w:color="000000" w:sz="10" w:space="0"/>
             </w:tcBorders>
           </w:tcPr>
           <w:p>
             <w:pPr>
-              <w:pStyle w:val="TableText"/>
+              <w:pStyle w:val="27"/>
               <w:keepNext w:val="0"/>
               <w:keepLines w:val="0"/>
               <w:pageBreakBefore w:val="0"/>
@@ -2056,12 +2081,12 @@
           <w:tcPr>
             <w:tcW w:w="1271" w:type="dxa"/>
             <w:tcBorders>
-              <w:bottom w:val="single" w:sz="10" w:space="0" w:color="000000"/>
+              <w:bottom w:val="single" w:color="000000" w:sz="10" w:space="0"/>
             </w:tcBorders>
           </w:tcPr>
           <w:p>
             <w:pPr>
-              <w:pStyle w:val="TableText"/>
+              <w:pStyle w:val="27"/>
               <w:keepNext w:val="0"/>
               <w:keepLines w:val="0"/>
               <w:pageBreakBefore w:val="0"/>
@@ -2085,13 +2110,13 @@
           <w:tcPr>
             <w:tcW w:w="1383" w:type="dxa"/>
             <w:tcBorders>
-              <w:bottom w:val="single" w:sz="10" w:space="0" w:color="000000"/>
-              <w:right w:val="single" w:sz="10" w:space="0" w:color="000000"/>
+              <w:bottom w:val="single" w:color="000000" w:sz="10" w:space="0"/>
+              <w:right w:val="single" w:color="000000" w:sz="10" w:space="0"/>
             </w:tcBorders>
           </w:tcPr>
           <w:p>
             <w:pPr>
-              <w:pStyle w:val="TableText"/>
+              <w:pStyle w:val="27"/>
               <w:keepNext w:val="0"/>
               <w:keepLines w:val="0"/>
               <w:pageBreakBefore w:val="0"/>
@@ -2131,7 +2156,7 @@
     <w:sdt>
       <w:sdtPr>
         <w:rPr>
-          <w:rFonts w:ascii="宋体" w:eastAsia="宋体" w:hAnsi="宋体" w:cs="Arial"/>
+          <w:rFonts w:ascii="宋体" w:hAnsi="宋体" w:eastAsia="宋体" w:cs="Arial"/>
           <w:snapToGrid w:val="0"/>
           <w:color w:val="000000"/>
           <w:kern w:val="0"/>
@@ -2147,7 +2172,7 @@
       </w:sdtPr>
       <w:sdtEndPr>
         <w:rPr>
-          <w:rFonts w:ascii="Arial" w:eastAsia="宋体" w:hAnsi="Arial" w:cs="Arial" w:hint="default"/>
+          <w:rFonts w:hint="default" w:ascii="Arial" w:hAnsi="Arial" w:eastAsia="宋体" w:cs="Arial"/>
           <w:snapToGrid w:val="0"/>
           <w:color w:val="000000"/>
           <w:kern w:val="0"/>
@@ -2160,12 +2185,12 @@
         <w:p>
           <w:pPr>
             <w:spacing w:before="0" w:beforeLines="0" w:after="0" w:afterLines="0" w:line="240" w:lineRule="auto"/>
-            <w:ind w:left="0" w:right="0" w:firstLine="0" w:leftChars="0" w:rightChars="0" w:firstLineChars="0"/>
+            <w:ind w:left="0" w:leftChars="0" w:right="0" w:rightChars="0" w:firstLine="0" w:firstLineChars="0"/>
             <w:jc w:val="center"/>
           </w:pPr>
           <w:r>
             <w:rPr>
-              <w:rFonts w:ascii="宋体" w:eastAsia="宋体" w:hAnsi="宋体"/>
+              <w:rFonts w:ascii="宋体" w:hAnsi="宋体" w:eastAsia="宋体"/>
               <w:sz w:val="21"/>
             </w:rPr>
             <w:t>目录</w:t>
@@ -2173,7 +2198,7 @@
         </w:p>
         <w:p>
           <w:pPr>
-            <w:pStyle w:val="TOC1"/>
+            <w:pStyle w:val="16"/>
             <w:tabs>
               <w:tab w:val="right" w:leader="dot" w:pos="8306"/>
             </w:tabs>
@@ -2211,7 +2236,7 @@
               <w:rFonts w:hint="default"/>
               <w:lang w:val="en-US" w:eastAsia="zh-CN"/>
             </w:rPr>
-            <w:instrText xml:space="preserve"> HYPERLINK \l _Toc22893 </w:instrText>
+            <w:instrText xml:space="preserve"> HYPERLINK \l _Toc9082 </w:instrText>
           </w:r>
           <w:r>
             <w:rPr>
@@ -2234,7 +2259,7 @@
             <w:fldChar w:fldCharType="begin"/>
           </w:r>
           <w:r>
-            <w:instrText xml:space="preserve"> PAGEREF _Toc22893 \h </w:instrText>
+            <w:instrText xml:space="preserve"> PAGEREF _Toc9082 \h </w:instrText>
           </w:r>
           <w:r>
             <w:fldChar w:fldCharType="separate"/>
@@ -2255,7 +2280,7 @@
         </w:p>
         <w:p>
           <w:pPr>
-            <w:pStyle w:val="TOC1"/>
+            <w:pStyle w:val="16"/>
             <w:tabs>
               <w:tab w:val="right" w:leader="dot" w:pos="8306"/>
             </w:tabs>
@@ -2272,7 +2297,7 @@
               <w:rFonts w:hint="default"/>
               <w:lang w:val="en-US" w:eastAsia="zh-CN"/>
             </w:rPr>
-            <w:instrText xml:space="preserve"> HYPERLINK \l _Toc28605 </w:instrText>
+            <w:instrText xml:space="preserve"> HYPERLINK \l _Toc32481 </w:instrText>
           </w:r>
           <w:r>
             <w:rPr>
@@ -2295,7 +2320,7 @@
             <w:fldChar w:fldCharType="begin"/>
           </w:r>
           <w:r>
-            <w:instrText xml:space="preserve"> PAGEREF _Toc28605 \h </w:instrText>
+            <w:instrText xml:space="preserve"> PAGEREF _Toc32481 \h </w:instrText>
           </w:r>
           <w:r>
             <w:fldChar w:fldCharType="separate"/>
@@ -2316,7 +2341,7 @@
         </w:p>
         <w:p>
           <w:pPr>
-            <w:pStyle w:val="TOC1"/>
+            <w:pStyle w:val="16"/>
             <w:tabs>
               <w:tab w:val="right" w:leader="dot" w:pos="8306"/>
             </w:tabs>
@@ -2333,7 +2358,7 @@
               <w:rFonts w:hint="default"/>
               <w:lang w:val="en-US" w:eastAsia="zh-CN"/>
             </w:rPr>
-            <w:instrText xml:space="preserve"> HYPERLINK \l _Toc742 </w:instrText>
+            <w:instrText xml:space="preserve"> HYPERLINK \l _Toc6405 </w:instrText>
           </w:r>
           <w:r>
             <w:rPr>
@@ -2356,7 +2381,7 @@
             <w:fldChar w:fldCharType="begin"/>
           </w:r>
           <w:r>
-            <w:instrText xml:space="preserve"> PAGEREF _Toc742 \h </w:instrText>
+            <w:instrText xml:space="preserve"> PAGEREF _Toc6405 \h </w:instrText>
           </w:r>
           <w:r>
             <w:fldChar w:fldCharType="separate"/>
@@ -2377,7 +2402,7 @@
         </w:p>
         <w:p>
           <w:pPr>
-            <w:pStyle w:val="TOC1"/>
+            <w:pStyle w:val="16"/>
             <w:tabs>
               <w:tab w:val="right" w:leader="dot" w:pos="8306"/>
             </w:tabs>
@@ -2394,7 +2419,7 @@
               <w:rFonts w:hint="default"/>
               <w:lang w:val="en-US" w:eastAsia="zh-CN"/>
             </w:rPr>
-            <w:instrText xml:space="preserve"> HYPERLINK \l _Toc5331 </w:instrText>
+            <w:instrText xml:space="preserve"> HYPERLINK \l _Toc9603 </w:instrText>
           </w:r>
           <w:r>
             <w:rPr>
@@ -2405,7 +2430,7 @@
           </w:r>
           <w:r>
             <w:rPr>
-              <w:rFonts w:ascii="宋体" w:eastAsia="宋体" w:hAnsi="宋体" w:cs="宋体"/>
+              <w:rFonts w:ascii="宋体" w:hAnsi="宋体" w:eastAsia="宋体" w:cs="宋体"/>
               <w:bCs/>
               <w:spacing w:val="-4"/>
               <w:szCs w:val="30"/>
@@ -2419,7 +2444,7 @@
             <w:fldChar w:fldCharType="begin"/>
           </w:r>
           <w:r>
-            <w:instrText xml:space="preserve"> PAGEREF _Toc5331 \h </w:instrText>
+            <w:instrText xml:space="preserve"> PAGEREF _Toc9603 \h </w:instrText>
           </w:r>
           <w:r>
             <w:fldChar w:fldCharType="separate"/>
@@ -2440,7 +2465,7 @@
         </w:p>
         <w:p>
           <w:pPr>
-            <w:pStyle w:val="TOC1"/>
+            <w:pStyle w:val="16"/>
             <w:tabs>
               <w:tab w:val="right" w:leader="dot" w:pos="8306"/>
             </w:tabs>
@@ -2457,7 +2482,7 @@
               <w:rFonts w:hint="default"/>
               <w:lang w:val="en-US" w:eastAsia="zh-CN"/>
             </w:rPr>
-            <w:instrText xml:space="preserve"> HYPERLINK \l _Toc21442 </w:instrText>
+            <w:instrText xml:space="preserve"> HYPERLINK \l _Toc3963 </w:instrText>
           </w:r>
           <w:r>
             <w:rPr>
@@ -2480,7 +2505,7 @@
             <w:fldChar w:fldCharType="begin"/>
           </w:r>
           <w:r>
-            <w:instrText xml:space="preserve"> PAGEREF _Toc21442 \h </w:instrText>
+            <w:instrText xml:space="preserve"> PAGEREF _Toc3963 \h </w:instrText>
           </w:r>
           <w:r>
             <w:fldChar w:fldCharType="separate"/>
@@ -2501,7 +2526,7 @@
         </w:p>
         <w:p>
           <w:pPr>
-            <w:pStyle w:val="TOC1"/>
+            <w:pStyle w:val="16"/>
             <w:tabs>
               <w:tab w:val="right" w:leader="dot" w:pos="8306"/>
             </w:tabs>
@@ -2518,7 +2543,7 @@
               <w:rFonts w:hint="default"/>
               <w:lang w:val="en-US" w:eastAsia="zh-CN"/>
             </w:rPr>
-            <w:instrText xml:space="preserve"> HYPERLINK \l _Toc29702 </w:instrText>
+            <w:instrText xml:space="preserve"> HYPERLINK \l _Toc686 </w:instrText>
           </w:r>
           <w:r>
             <w:rPr>
@@ -2541,7 +2566,7 @@
             <w:fldChar w:fldCharType="begin"/>
           </w:r>
           <w:r>
-            <w:instrText xml:space="preserve"> PAGEREF _Toc29702 \h </w:instrText>
+            <w:instrText xml:space="preserve"> PAGEREF _Toc686 \h </w:instrText>
           </w:r>
           <w:r>
             <w:fldChar w:fldCharType="separate"/>
@@ -2562,7 +2587,7 @@
         </w:p>
         <w:p>
           <w:pPr>
-            <w:pStyle w:val="TOC1"/>
+            <w:pStyle w:val="16"/>
             <w:tabs>
               <w:tab w:val="right" w:leader="dot" w:pos="8306"/>
             </w:tabs>
@@ -2579,7 +2604,7 @@
               <w:rFonts w:hint="default"/>
               <w:lang w:val="en-US" w:eastAsia="zh-CN"/>
             </w:rPr>
-            <w:instrText xml:space="preserve"> HYPERLINK \l _Toc2679 </w:instrText>
+            <w:instrText xml:space="preserve"> HYPERLINK \l _Toc14190 </w:instrText>
           </w:r>
           <w:r>
             <w:rPr>
@@ -2602,7 +2627,7 @@
             <w:fldChar w:fldCharType="begin"/>
           </w:r>
           <w:r>
-            <w:instrText xml:space="preserve"> PAGEREF _Toc2679 \h </w:instrText>
+            <w:instrText xml:space="preserve"> PAGEREF _Toc14190 \h </w:instrText>
           </w:r>
           <w:r>
             <w:fldChar w:fldCharType="separate"/>
@@ -2623,7 +2648,7 @@
         </w:p>
         <w:p>
           <w:pPr>
-            <w:pStyle w:val="TOC1"/>
+            <w:pStyle w:val="16"/>
             <w:tabs>
               <w:tab w:val="right" w:leader="dot" w:pos="8306"/>
             </w:tabs>
@@ -2640,7 +2665,7 @@
               <w:rFonts w:hint="default"/>
               <w:lang w:val="en-US" w:eastAsia="zh-CN"/>
             </w:rPr>
-            <w:instrText xml:space="preserve"> HYPERLINK \l _Toc30234 </w:instrText>
+            <w:instrText xml:space="preserve"> HYPERLINK \l _Toc18705 </w:instrText>
           </w:r>
           <w:r>
             <w:rPr>
@@ -2663,7 +2688,7 @@
             <w:fldChar w:fldCharType="begin"/>
           </w:r>
           <w:r>
-            <w:instrText xml:space="preserve"> PAGEREF _Toc30234 \h </w:instrText>
+            <w:instrText xml:space="preserve"> PAGEREF _Toc18705 \h </w:instrText>
           </w:r>
           <w:r>
             <w:fldChar w:fldCharType="separate"/>
@@ -2684,7 +2709,7 @@
         </w:p>
         <w:p>
           <w:pPr>
-            <w:pStyle w:val="TOC2"/>
+            <w:pStyle w:val="17"/>
             <w:tabs>
               <w:tab w:val="right" w:leader="dot" w:pos="8306"/>
             </w:tabs>
@@ -2701,7 +2726,7 @@
               <w:rFonts w:hint="default"/>
               <w:lang w:val="en-US" w:eastAsia="zh-CN"/>
             </w:rPr>
-            <w:instrText xml:space="preserve"> HYPERLINK \l _Toc10297 </w:instrText>
+            <w:instrText xml:space="preserve"> HYPERLINK \l _Toc13233 </w:instrText>
           </w:r>
           <w:r>
             <w:rPr>
@@ -2724,7 +2749,7 @@
             <w:fldChar w:fldCharType="begin"/>
           </w:r>
           <w:r>
-            <w:instrText xml:space="preserve"> PAGEREF _Toc10297 \h </w:instrText>
+            <w:instrText xml:space="preserve"> PAGEREF _Toc13233 \h </w:instrText>
           </w:r>
           <w:r>
             <w:fldChar w:fldCharType="separate"/>
@@ -2745,7 +2770,7 @@
         </w:p>
         <w:p>
           <w:pPr>
-            <w:pStyle w:val="TOC3"/>
+            <w:pStyle w:val="13"/>
             <w:tabs>
               <w:tab w:val="right" w:leader="dot" w:pos="8306"/>
             </w:tabs>
@@ -2762,7 +2787,7 @@
               <w:rFonts w:hint="default"/>
               <w:lang w:val="en-US" w:eastAsia="zh-CN"/>
             </w:rPr>
-            <w:instrText xml:space="preserve"> HYPERLINK \l _Toc27890 </w:instrText>
+            <w:instrText xml:space="preserve"> HYPERLINK \l _Toc18339 </w:instrText>
           </w:r>
           <w:r>
             <w:rPr>
@@ -2785,7 +2810,7 @@
             <w:fldChar w:fldCharType="begin"/>
           </w:r>
           <w:r>
-            <w:instrText xml:space="preserve"> PAGEREF _Toc27890 \h </w:instrText>
+            <w:instrText xml:space="preserve"> PAGEREF _Toc18339 \h </w:instrText>
           </w:r>
           <w:r>
             <w:fldChar w:fldCharType="separate"/>
@@ -2806,7 +2831,7 @@
         </w:p>
         <w:p>
           <w:pPr>
-            <w:pStyle w:val="TOC3"/>
+            <w:pStyle w:val="13"/>
             <w:tabs>
               <w:tab w:val="right" w:leader="dot" w:pos="8306"/>
             </w:tabs>
@@ -2823,7 +2848,7 @@
               <w:rFonts w:hint="default"/>
               <w:lang w:val="en-US" w:eastAsia="zh-CN"/>
             </w:rPr>
-            <w:instrText xml:space="preserve"> HYPERLINK \l _Toc7929 </w:instrText>
+            <w:instrText xml:space="preserve"> HYPERLINK \l _Toc14598 </w:instrText>
           </w:r>
           <w:r>
             <w:rPr>
@@ -2846,7 +2871,7 @@
             <w:fldChar w:fldCharType="begin"/>
           </w:r>
           <w:r>
-            <w:instrText xml:space="preserve"> PAGEREF _Toc7929 \h </w:instrText>
+            <w:instrText xml:space="preserve"> PAGEREF _Toc14598 \h </w:instrText>
           </w:r>
           <w:r>
             <w:fldChar w:fldCharType="separate"/>
@@ -2867,7 +2892,7 @@
         </w:p>
         <w:p>
           <w:pPr>
-            <w:pStyle w:val="TOC3"/>
+            <w:pStyle w:val="13"/>
             <w:tabs>
               <w:tab w:val="right" w:leader="dot" w:pos="8306"/>
             </w:tabs>
@@ -2884,7 +2909,7 @@
               <w:rFonts w:hint="default"/>
               <w:lang w:val="en-US" w:eastAsia="zh-CN"/>
             </w:rPr>
-            <w:instrText xml:space="preserve"> HYPERLINK \l _Toc5126 </w:instrText>
+            <w:instrText xml:space="preserve"> HYPERLINK \l _Toc8997 </w:instrText>
           </w:r>
           <w:r>
             <w:rPr>
@@ -2907,7 +2932,7 @@
             <w:fldChar w:fldCharType="begin"/>
           </w:r>
           <w:r>
-            <w:instrText xml:space="preserve"> PAGEREF _Toc5126 \h </w:instrText>
+            <w:instrText xml:space="preserve"> PAGEREF _Toc8997 \h </w:instrText>
           </w:r>
           <w:r>
             <w:fldChar w:fldCharType="separate"/>
@@ -2928,7 +2953,7 @@
         </w:p>
         <w:p>
           <w:pPr>
-            <w:pStyle w:val="TOC2"/>
+            <w:pStyle w:val="17"/>
             <w:tabs>
               <w:tab w:val="right" w:leader="dot" w:pos="8306"/>
             </w:tabs>
@@ -2945,7 +2970,7 @@
               <w:rFonts w:hint="default"/>
               <w:lang w:val="en-US" w:eastAsia="zh-CN"/>
             </w:rPr>
-            <w:instrText xml:space="preserve"> HYPERLINK \l _Toc12391 </w:instrText>
+            <w:instrText xml:space="preserve"> HYPERLINK \l _Toc6183 </w:instrText>
           </w:r>
           <w:r>
             <w:rPr>
@@ -2968,7 +2993,7 @@
             <w:fldChar w:fldCharType="begin"/>
           </w:r>
           <w:r>
-            <w:instrText xml:space="preserve"> PAGEREF _Toc12391 \h </w:instrText>
+            <w:instrText xml:space="preserve"> PAGEREF _Toc6183 \h </w:instrText>
           </w:r>
           <w:r>
             <w:fldChar w:fldCharType="separate"/>
@@ -2989,7 +3014,7 @@
         </w:p>
         <w:p>
           <w:pPr>
-            <w:pStyle w:val="TOC3"/>
+            <w:pStyle w:val="13"/>
             <w:tabs>
               <w:tab w:val="right" w:leader="dot" w:pos="8306"/>
             </w:tabs>
@@ -3006,7 +3031,7 @@
               <w:rFonts w:hint="default"/>
               <w:lang w:val="en-US" w:eastAsia="zh-CN"/>
             </w:rPr>
-            <w:instrText xml:space="preserve"> HYPERLINK \l _Toc20955 </w:instrText>
+            <w:instrText xml:space="preserve"> HYPERLINK \l _Toc5236 </w:instrText>
           </w:r>
           <w:r>
             <w:rPr>
@@ -3029,7 +3054,7 @@
             <w:fldChar w:fldCharType="begin"/>
           </w:r>
           <w:r>
-            <w:instrText xml:space="preserve"> PAGEREF _Toc20955 \h </w:instrText>
+            <w:instrText xml:space="preserve"> PAGEREF _Toc5236 \h </w:instrText>
           </w:r>
           <w:r>
             <w:fldChar w:fldCharType="separate"/>
@@ -3050,7 +3075,7 @@
         </w:p>
         <w:p>
           <w:pPr>
-            <w:pStyle w:val="TOC3"/>
+            <w:pStyle w:val="13"/>
             <w:tabs>
               <w:tab w:val="right" w:leader="dot" w:pos="8306"/>
             </w:tabs>
@@ -3067,7 +3092,7 @@
               <w:rFonts w:hint="default"/>
               <w:lang w:val="en-US" w:eastAsia="zh-CN"/>
             </w:rPr>
-            <w:instrText xml:space="preserve"> HYPERLINK \l _Toc3626 </w:instrText>
+            <w:instrText xml:space="preserve"> HYPERLINK \l _Toc27970 </w:instrText>
           </w:r>
           <w:r>
             <w:rPr>
@@ -3090,7 +3115,7 @@
             <w:fldChar w:fldCharType="begin"/>
           </w:r>
           <w:r>
-            <w:instrText xml:space="preserve"> PAGEREF _Toc3626 \h </w:instrText>
+            <w:instrText xml:space="preserve"> PAGEREF _Toc27970 \h </w:instrText>
           </w:r>
           <w:r>
             <w:fldChar w:fldCharType="separate"/>
@@ -3111,7 +3136,7 @@
         </w:p>
         <w:p>
           <w:pPr>
-            <w:pStyle w:val="TOC3"/>
+            <w:pStyle w:val="13"/>
             <w:tabs>
               <w:tab w:val="right" w:leader="dot" w:pos="8306"/>
             </w:tabs>
@@ -3128,7 +3153,7 @@
               <w:rFonts w:hint="default"/>
               <w:lang w:val="en-US" w:eastAsia="zh-CN"/>
             </w:rPr>
-            <w:instrText xml:space="preserve"> HYPERLINK \l _Toc10726 </w:instrText>
+            <w:instrText xml:space="preserve"> HYPERLINK \l _Toc6829 </w:instrText>
           </w:r>
           <w:r>
             <w:rPr>
@@ -3151,7 +3176,7 @@
             <w:fldChar w:fldCharType="begin"/>
           </w:r>
           <w:r>
-            <w:instrText xml:space="preserve"> PAGEREF _Toc10726 \h </w:instrText>
+            <w:instrText xml:space="preserve"> PAGEREF _Toc6829 \h </w:instrText>
           </w:r>
           <w:r>
             <w:fldChar w:fldCharType="separate"/>
@@ -3172,7 +3197,7 @@
         </w:p>
         <w:p>
           <w:pPr>
-            <w:pStyle w:val="TOC3"/>
+            <w:pStyle w:val="13"/>
             <w:tabs>
               <w:tab w:val="right" w:leader="dot" w:pos="8306"/>
             </w:tabs>
@@ -3189,7 +3214,7 @@
               <w:rFonts w:hint="default"/>
               <w:lang w:val="en-US" w:eastAsia="zh-CN"/>
             </w:rPr>
-            <w:instrText xml:space="preserve"> HYPERLINK \l _Toc3240 </w:instrText>
+            <w:instrText xml:space="preserve"> HYPERLINK \l _Toc18458 </w:instrText>
           </w:r>
           <w:r>
             <w:rPr>
@@ -3212,7 +3237,7 @@
             <w:fldChar w:fldCharType="begin"/>
           </w:r>
           <w:r>
-            <w:instrText xml:space="preserve"> PAGEREF _Toc3240 \h </w:instrText>
+            <w:instrText xml:space="preserve"> PAGEREF _Toc18458 \h </w:instrText>
           </w:r>
           <w:r>
             <w:fldChar w:fldCharType="separate"/>
@@ -3233,7 +3258,7 @@
         </w:p>
         <w:p>
           <w:pPr>
-            <w:pStyle w:val="TOC2"/>
+            <w:pStyle w:val="17"/>
             <w:tabs>
               <w:tab w:val="right" w:leader="dot" w:pos="8306"/>
             </w:tabs>
@@ -3250,7 +3275,7 @@
               <w:rFonts w:hint="default"/>
               <w:lang w:val="en-US" w:eastAsia="zh-CN"/>
             </w:rPr>
-            <w:instrText xml:space="preserve"> HYPERLINK \l _Toc2741 </w:instrText>
+            <w:instrText xml:space="preserve"> HYPERLINK \l _Toc18230 </w:instrText>
           </w:r>
           <w:r>
             <w:rPr>
@@ -3273,7 +3298,7 @@
             <w:fldChar w:fldCharType="begin"/>
           </w:r>
           <w:r>
-            <w:instrText xml:space="preserve"> PAGEREF _Toc2741 \h </w:instrText>
+            <w:instrText xml:space="preserve"> PAGEREF _Toc18230 \h </w:instrText>
           </w:r>
           <w:r>
             <w:fldChar w:fldCharType="separate"/>
@@ -3294,7 +3319,7 @@
         </w:p>
         <w:p>
           <w:pPr>
-            <w:pStyle w:val="TOC3"/>
+            <w:pStyle w:val="13"/>
             <w:tabs>
               <w:tab w:val="right" w:leader="dot" w:pos="8306"/>
             </w:tabs>
@@ -3311,7 +3336,7 @@
               <w:rFonts w:hint="default"/>
               <w:lang w:val="en-US" w:eastAsia="zh-CN"/>
             </w:rPr>
-            <w:instrText xml:space="preserve"> HYPERLINK \l _Toc1283 </w:instrText>
+            <w:instrText xml:space="preserve"> HYPERLINK \l _Toc31341 </w:instrText>
           </w:r>
           <w:r>
             <w:rPr>
@@ -3334,7 +3359,7 @@
             <w:fldChar w:fldCharType="begin"/>
           </w:r>
           <w:r>
-            <w:instrText xml:space="preserve"> PAGEREF _Toc1283 \h </w:instrText>
+            <w:instrText xml:space="preserve"> PAGEREF _Toc31341 \h </w:instrText>
           </w:r>
           <w:r>
             <w:fldChar w:fldCharType="separate"/>
@@ -3355,7 +3380,7 @@
         </w:p>
         <w:p>
           <w:pPr>
-            <w:pStyle w:val="TOC3"/>
+            <w:pStyle w:val="13"/>
             <w:tabs>
               <w:tab w:val="right" w:leader="dot" w:pos="8306"/>
             </w:tabs>
@@ -3372,7 +3397,7 @@
               <w:rFonts w:hint="default"/>
               <w:lang w:val="en-US" w:eastAsia="zh-CN"/>
             </w:rPr>
-            <w:instrText xml:space="preserve"> HYPERLINK \l _Toc16997 </w:instrText>
+            <w:instrText xml:space="preserve"> HYPERLINK \l _Toc15129 </w:instrText>
           </w:r>
           <w:r>
             <w:rPr>
@@ -3395,7 +3420,7 @@
             <w:fldChar w:fldCharType="begin"/>
           </w:r>
           <w:r>
-            <w:instrText xml:space="preserve"> PAGEREF _Toc16997 \h </w:instrText>
+            <w:instrText xml:space="preserve"> PAGEREF _Toc15129 \h </w:instrText>
           </w:r>
           <w:r>
             <w:fldChar w:fldCharType="separate"/>
@@ -3416,7 +3441,7 @@
         </w:p>
         <w:p>
           <w:pPr>
-            <w:pStyle w:val="TOC3"/>
+            <w:pStyle w:val="13"/>
             <w:tabs>
               <w:tab w:val="right" w:leader="dot" w:pos="8306"/>
             </w:tabs>
@@ -3433,7 +3458,7 @@
               <w:rFonts w:hint="default"/>
               <w:lang w:val="en-US" w:eastAsia="zh-CN"/>
             </w:rPr>
-            <w:instrText xml:space="preserve"> HYPERLINK \l _Toc10317 </w:instrText>
+            <w:instrText xml:space="preserve"> HYPERLINK \l _Toc26192 </w:instrText>
           </w:r>
           <w:r>
             <w:rPr>
@@ -3456,7 +3481,7 @@
             <w:fldChar w:fldCharType="begin"/>
           </w:r>
           <w:r>
-            <w:instrText xml:space="preserve"> PAGEREF _Toc10317 \h </w:instrText>
+            <w:instrText xml:space="preserve"> PAGEREF _Toc26192 \h </w:instrText>
           </w:r>
           <w:r>
             <w:fldChar w:fldCharType="separate"/>
@@ -3477,7 +3502,7 @@
         </w:p>
         <w:p>
           <w:pPr>
-            <w:pStyle w:val="TOC3"/>
+            <w:pStyle w:val="13"/>
             <w:tabs>
               <w:tab w:val="right" w:leader="dot" w:pos="8306"/>
             </w:tabs>
@@ -3494,7 +3519,7 @@
               <w:rFonts w:hint="default"/>
               <w:lang w:val="en-US" w:eastAsia="zh-CN"/>
             </w:rPr>
-            <w:instrText xml:space="preserve"> HYPERLINK \l _Toc29599 </w:instrText>
+            <w:instrText xml:space="preserve"> HYPERLINK \l _Toc26728 </w:instrText>
           </w:r>
           <w:r>
             <w:rPr>
@@ -3517,7 +3542,7 @@
             <w:fldChar w:fldCharType="begin"/>
           </w:r>
           <w:r>
-            <w:instrText xml:space="preserve"> PAGEREF _Toc29599 \h </w:instrText>
+            <w:instrText xml:space="preserve"> PAGEREF _Toc26728 \h </w:instrText>
           </w:r>
           <w:r>
             <w:fldChar w:fldCharType="separate"/>
@@ -3538,7 +3563,7 @@
         </w:p>
         <w:p>
           <w:pPr>
-            <w:pStyle w:val="TOC1"/>
+            <w:pStyle w:val="16"/>
             <w:tabs>
               <w:tab w:val="right" w:leader="dot" w:pos="8306"/>
             </w:tabs>
@@ -3555,7 +3580,7 @@
               <w:rFonts w:hint="default"/>
               <w:lang w:val="en-US" w:eastAsia="zh-CN"/>
             </w:rPr>
-            <w:instrText xml:space="preserve"> HYPERLINK \l _Toc21750 </w:instrText>
+            <w:instrText xml:space="preserve"> HYPERLINK \l _Toc13468 </w:instrText>
           </w:r>
           <w:r>
             <w:rPr>
@@ -3578,7 +3603,7 @@
             <w:fldChar w:fldCharType="begin"/>
           </w:r>
           <w:r>
-            <w:instrText xml:space="preserve"> PAGEREF _Toc21750 \h </w:instrText>
+            <w:instrText xml:space="preserve"> PAGEREF _Toc13468 \h </w:instrText>
           </w:r>
           <w:r>
             <w:fldChar w:fldCharType="separate"/>
@@ -3599,7 +3624,7 @@
         </w:p>
         <w:p>
           <w:pPr>
-            <w:pStyle w:val="TOC2"/>
+            <w:pStyle w:val="17"/>
             <w:tabs>
               <w:tab w:val="right" w:leader="dot" w:pos="8306"/>
             </w:tabs>
@@ -3616,7 +3641,7 @@
               <w:rFonts w:hint="default"/>
               <w:lang w:val="en-US" w:eastAsia="zh-CN"/>
             </w:rPr>
-            <w:instrText xml:space="preserve"> HYPERLINK \l _Toc30651 </w:instrText>
+            <w:instrText xml:space="preserve"> HYPERLINK \l _Toc32632 </w:instrText>
           </w:r>
           <w:r>
             <w:rPr>
@@ -3639,7 +3664,7 @@
             <w:fldChar w:fldCharType="begin"/>
           </w:r>
           <w:r>
-            <w:instrText xml:space="preserve"> PAGEREF _Toc30651 \h </w:instrText>
+            <w:instrText xml:space="preserve"> PAGEREF _Toc32632 \h </w:instrText>
           </w:r>
           <w:r>
             <w:fldChar w:fldCharType="separate"/>
@@ -3660,7 +3685,7 @@
         </w:p>
         <w:p>
           <w:pPr>
-            <w:pStyle w:val="TOC2"/>
+            <w:pStyle w:val="17"/>
             <w:tabs>
               <w:tab w:val="right" w:leader="dot" w:pos="8306"/>
             </w:tabs>
@@ -3677,7 +3702,7 @@
               <w:rFonts w:hint="default"/>
               <w:lang w:val="en-US" w:eastAsia="zh-CN"/>
             </w:rPr>
-            <w:instrText xml:space="preserve"> HYPERLINK \l _Toc18685 </w:instrText>
+            <w:instrText xml:space="preserve"> HYPERLINK \l _Toc23467 </w:instrText>
           </w:r>
           <w:r>
             <w:rPr>
@@ -3700,7 +3725,7 @@
             <w:fldChar w:fldCharType="begin"/>
           </w:r>
           <w:r>
-            <w:instrText xml:space="preserve"> PAGEREF _Toc18685 \h </w:instrText>
+            <w:instrText xml:space="preserve"> PAGEREF _Toc23467 \h </w:instrText>
           </w:r>
           <w:r>
             <w:fldChar w:fldCharType="separate"/>
@@ -3721,7 +3746,7 @@
         </w:p>
         <w:p>
           <w:pPr>
-            <w:pStyle w:val="TOC1"/>
+            <w:pStyle w:val="16"/>
             <w:tabs>
               <w:tab w:val="right" w:leader="dot" w:pos="8306"/>
             </w:tabs>
@@ -3738,7 +3763,7 @@
               <w:rFonts w:hint="default"/>
               <w:lang w:val="en-US" w:eastAsia="zh-CN"/>
             </w:rPr>
-            <w:instrText xml:space="preserve"> HYPERLINK \l _Toc16056 </w:instrText>
+            <w:instrText xml:space="preserve"> HYPERLINK \l _Toc28467 </w:instrText>
           </w:r>
           <w:r>
             <w:rPr>
@@ -3761,7 +3786,7 @@
             <w:fldChar w:fldCharType="begin"/>
           </w:r>
           <w:r>
-            <w:instrText xml:space="preserve"> PAGEREF _Toc16056 \h </w:instrText>
+            <w:instrText xml:space="preserve"> PAGEREF _Toc28467 \h </w:instrText>
           </w:r>
           <w:r>
             <w:fldChar w:fldCharType="separate"/>
@@ -3782,7 +3807,7 @@
         </w:p>
         <w:p>
           <w:pPr>
-            <w:pStyle w:val="TOC2"/>
+            <w:pStyle w:val="17"/>
             <w:tabs>
               <w:tab w:val="right" w:leader="dot" w:pos="8306"/>
             </w:tabs>
@@ -3799,7 +3824,7 @@
               <w:rFonts w:hint="default"/>
               <w:lang w:val="en-US" w:eastAsia="zh-CN"/>
             </w:rPr>
-            <w:instrText xml:space="preserve"> HYPERLINK \l _Toc7797 </w:instrText>
+            <w:instrText xml:space="preserve"> HYPERLINK \l _Toc24805 </w:instrText>
           </w:r>
           <w:r>
             <w:rPr>
@@ -3822,7 +3847,7 @@
             <w:fldChar w:fldCharType="begin"/>
           </w:r>
           <w:r>
-            <w:instrText xml:space="preserve"> PAGEREF _Toc7797 \h </w:instrText>
+            <w:instrText xml:space="preserve"> PAGEREF _Toc24805 \h </w:instrText>
           </w:r>
           <w:r>
             <w:fldChar w:fldCharType="separate"/>
@@ -3843,7 +3868,7 @@
         </w:p>
         <w:p>
           <w:pPr>
-            <w:pStyle w:val="TOC2"/>
+            <w:pStyle w:val="17"/>
             <w:tabs>
               <w:tab w:val="right" w:leader="dot" w:pos="8306"/>
             </w:tabs>
@@ -3860,7 +3885,7 @@
               <w:rFonts w:hint="default"/>
               <w:lang w:val="en-US" w:eastAsia="zh-CN"/>
             </w:rPr>
-            <w:instrText xml:space="preserve"> HYPERLINK \l _Toc1060 </w:instrText>
+            <w:instrText xml:space="preserve"> HYPERLINK \l _Toc22749 </w:instrText>
           </w:r>
           <w:r>
             <w:rPr>
@@ -3883,7 +3908,7 @@
             <w:fldChar w:fldCharType="begin"/>
           </w:r>
           <w:r>
-            <w:instrText xml:space="preserve"> PAGEREF _Toc1060 \h </w:instrText>
+            <w:instrText xml:space="preserve"> PAGEREF _Toc22749 \h </w:instrText>
           </w:r>
           <w:r>
             <w:fldChar w:fldCharType="separate"/>
@@ -3904,7 +3929,7 @@
         </w:p>
         <w:p>
           <w:pPr>
-            <w:pStyle w:val="TOC1"/>
+            <w:pStyle w:val="16"/>
             <w:tabs>
               <w:tab w:val="right" w:leader="dot" w:pos="8306"/>
             </w:tabs>
@@ -3921,7 +3946,7 @@
               <w:rFonts w:hint="default"/>
               <w:lang w:val="en-US" w:eastAsia="zh-CN"/>
             </w:rPr>
-            <w:instrText xml:space="preserve"> HYPERLINK \l _Toc11605 </w:instrText>
+            <w:instrText xml:space="preserve"> HYPERLINK \l _Toc21501 </w:instrText>
           </w:r>
           <w:r>
             <w:rPr>
@@ -3944,7 +3969,7 @@
             <w:fldChar w:fldCharType="begin"/>
           </w:r>
           <w:r>
-            <w:instrText xml:space="preserve"> PAGEREF _Toc11605 \h </w:instrText>
+            <w:instrText xml:space="preserve"> PAGEREF _Toc21501 \h </w:instrText>
           </w:r>
           <w:r>
             <w:fldChar w:fldCharType="separate"/>
@@ -3965,7 +3990,7 @@
         </w:p>
         <w:p>
           <w:pPr>
-            <w:pStyle w:val="TOC1"/>
+            <w:pStyle w:val="16"/>
             <w:tabs>
               <w:tab w:val="right" w:leader="dot" w:pos="8306"/>
             </w:tabs>
@@ -3982,7 +4007,7 @@
               <w:rFonts w:hint="default"/>
               <w:lang w:val="en-US" w:eastAsia="zh-CN"/>
             </w:rPr>
-            <w:instrText xml:space="preserve"> HYPERLINK \l _Toc10292 </w:instrText>
+            <w:instrText xml:space="preserve"> HYPERLINK \l _Toc6897 </w:instrText>
           </w:r>
           <w:r>
             <w:rPr>
@@ -4012,7 +4037,7 @@
             <w:fldChar w:fldCharType="begin"/>
           </w:r>
           <w:r>
-            <w:instrText xml:space="preserve"> PAGEREF _Toc10292 \h </w:instrText>
+            <w:instrText xml:space="preserve"> PAGEREF _Toc6897 \h </w:instrText>
           </w:r>
           <w:r>
             <w:fldChar w:fldCharType="separate"/>
@@ -4033,7 +4058,7 @@
         </w:p>
         <w:p>
           <w:pPr>
-            <w:pStyle w:val="TOC1"/>
+            <w:pStyle w:val="16"/>
             <w:tabs>
               <w:tab w:val="right" w:leader="dot" w:pos="8306"/>
             </w:tabs>
@@ -4050,7 +4075,7 @@
               <w:rFonts w:hint="default"/>
               <w:lang w:val="en-US" w:eastAsia="zh-CN"/>
             </w:rPr>
-            <w:instrText xml:space="preserve"> HYPERLINK \l _Toc1203 </w:instrText>
+            <w:instrText xml:space="preserve"> HYPERLINK \l _Toc14540 </w:instrText>
           </w:r>
           <w:r>
             <w:rPr>
@@ -4080,7 +4105,7 @@
             <w:fldChar w:fldCharType="begin"/>
           </w:r>
           <w:r>
-            <w:instrText xml:space="preserve"> PAGEREF _Toc1203 \h </w:instrText>
+            <w:instrText xml:space="preserve"> PAGEREF _Toc14540 \h </w:instrText>
           </w:r>
           <w:r>
             <w:fldChar w:fldCharType="separate"/>
@@ -4116,7 +4141,7 @@
             <w:snapToGrid w:val="0"/>
             <w:textAlignment w:val="baseline"/>
             <w:rPr>
-              <w:rFonts w:ascii="Arial" w:eastAsia="宋体" w:hAnsi="Arial" w:cs="Arial" w:hint="default"/>
+              <w:rFonts w:hint="default" w:ascii="Arial" w:hAnsi="Arial" w:eastAsia="宋体" w:cs="Arial"/>
               <w:snapToGrid w:val="0"/>
               <w:color w:val="000000"/>
               <w:kern w:val="0"/>
@@ -4138,7 +4163,7 @@
     <w:p>
       <w:pPr>
         <w:rPr>
-          <w:rFonts w:ascii="Arial" w:eastAsia="宋体" w:hAnsi="Arial" w:cs="Arial" w:hint="default"/>
+          <w:rFonts w:hint="default" w:ascii="Arial" w:hAnsi="Arial" w:eastAsia="宋体" w:cs="Arial"/>
           <w:snapToGrid w:val="0"/>
           <w:color w:val="000000"/>
           <w:kern w:val="0"/>
@@ -4149,7 +4174,7 @@
       </w:pPr>
       <w:r>
         <w:rPr>
-          <w:rFonts w:ascii="Arial" w:eastAsia="宋体" w:hAnsi="Arial" w:cs="Arial" w:hint="default"/>
+          <w:rFonts w:hint="default" w:ascii="Arial" w:hAnsi="Arial" w:eastAsia="宋体" w:cs="Arial"/>
           <w:snapToGrid w:val="0"/>
           <w:color w:val="000000"/>
           <w:kern w:val="0"/>
@@ -4162,7 +4187,7 @@
     </w:p>
     <w:p>
       <w:pPr>
-        <w:pStyle w:val="1"/>
+        <w:pStyle w:val="28"/>
         <w:keepNext w:val="0"/>
         <w:keepLines w:val="0"/>
         <w:pageBreakBefore w:val="0"/>
@@ -4182,7 +4207,7 @@
           <w:lang w:val="en-US" w:eastAsia="zh-CN"/>
         </w:rPr>
       </w:pPr>
-      <w:bookmarkStart w:id="5" w:name="_Toc21442"/>
+      <w:bookmarkStart w:id="4" w:name="_Toc3963"/>
       <w:r>
         <w:rPr>
           <w:rFonts w:hint="default"/>
@@ -4190,11 +4215,11 @@
         </w:rPr>
         <w:t>目的</w:t>
       </w:r>
-      <w:bookmarkEnd w:id="5"/>
+      <w:bookmarkEnd w:id="4"/>
     </w:p>
     <w:p>
       <w:pPr>
-        <w:pStyle w:val="a1"/>
+        <w:pStyle w:val="29"/>
         <w:keepNext w:val="0"/>
         <w:keepLines w:val="0"/>
         <w:pageBreakBefore w:val="0"/>
@@ -4224,7 +4249,7 @@
     </w:p>
     <w:p>
       <w:pPr>
-        <w:pStyle w:val="1"/>
+        <w:pStyle w:val="28"/>
         <w:keepNext w:val="0"/>
         <w:keepLines w:val="0"/>
         <w:pageBreakBefore w:val="0"/>
@@ -4244,7 +4269,7 @@
           <w:lang w:val="en-US" w:eastAsia="zh-CN"/>
         </w:rPr>
       </w:pPr>
-      <w:bookmarkStart w:id="6" w:name="_Toc29702"/>
+      <w:bookmarkStart w:id="5" w:name="_Toc686"/>
       <w:r>
         <w:rPr>
           <w:rFonts w:hint="default"/>
@@ -4252,11 +4277,11 @@
         </w:rPr>
         <w:t>适用范围</w:t>
       </w:r>
-      <w:bookmarkEnd w:id="6"/>
+      <w:bookmarkEnd w:id="5"/>
     </w:p>
     <w:p>
       <w:pPr>
-        <w:pStyle w:val="a1"/>
+        <w:pStyle w:val="29"/>
         <w:keepNext w:val="0"/>
         <w:keepLines w:val="0"/>
         <w:pageBreakBefore w:val="0"/>
@@ -4286,7 +4311,7 @@
     </w:p>
     <w:p>
       <w:pPr>
-        <w:pStyle w:val="1"/>
+        <w:pStyle w:val="28"/>
         <w:keepNext w:val="0"/>
         <w:keepLines w:val="0"/>
         <w:pageBreakBefore w:val="0"/>
@@ -4306,7 +4331,7 @@
           <w:lang w:val="en-US" w:eastAsia="zh-CN"/>
         </w:rPr>
       </w:pPr>
-      <w:bookmarkStart w:id="7" w:name="_Toc2679"/>
+      <w:bookmarkStart w:id="6" w:name="_Toc14190"/>
       <w:r>
         <w:rPr>
           <w:rFonts w:hint="default"/>
@@ -4314,11 +4339,11 @@
         </w:rPr>
         <w:t>职责与角色</w:t>
       </w:r>
-      <w:bookmarkEnd w:id="7"/>
+      <w:bookmarkEnd w:id="6"/>
     </w:p>
     <w:p>
       <w:pPr>
-        <w:pStyle w:val="a1"/>
+        <w:pStyle w:val="29"/>
         <w:keepNext w:val="0"/>
         <w:keepLines w:val="0"/>
         <w:pageBreakBefore w:val="0"/>
@@ -4336,7 +4361,7 @@
         <w:bidi w:val="0"/>
         <w:adjustRightInd w:val="0"/>
         <w:snapToGrid w:val="0"/>
-        <w:ind w:left="425" w:hanging="425" w:leftChars="0" w:firstLineChars="0"/>
+        <w:ind w:left="425" w:leftChars="0" w:hanging="425" w:firstLineChars="0"/>
         <w:textAlignment w:val="baseline"/>
         <w:rPr>
           <w:rFonts w:hint="default"/>
@@ -4360,7 +4385,7 @@
     </w:p>
     <w:p>
       <w:pPr>
-        <w:pStyle w:val="a1"/>
+        <w:pStyle w:val="29"/>
         <w:keepNext w:val="0"/>
         <w:keepLines w:val="0"/>
         <w:pageBreakBefore w:val="0"/>
@@ -4378,7 +4403,7 @@
         <w:bidi w:val="0"/>
         <w:adjustRightInd w:val="0"/>
         <w:snapToGrid w:val="0"/>
-        <w:ind w:left="425" w:hanging="425" w:leftChars="0" w:firstLineChars="0"/>
+        <w:ind w:left="425" w:leftChars="0" w:hanging="425" w:firstLineChars="0"/>
         <w:textAlignment w:val="baseline"/>
         <w:rPr>
           <w:rFonts w:hint="default"/>
@@ -4395,7 +4420,7 @@
     </w:p>
     <w:p>
       <w:pPr>
-        <w:pStyle w:val="a1"/>
+        <w:pStyle w:val="29"/>
         <w:keepNext w:val="0"/>
         <w:keepLines w:val="0"/>
         <w:pageBreakBefore w:val="0"/>
@@ -4413,7 +4438,7 @@
         <w:bidi w:val="0"/>
         <w:adjustRightInd w:val="0"/>
         <w:snapToGrid w:val="0"/>
-        <w:ind w:left="425" w:hanging="425" w:leftChars="0" w:firstLineChars="0"/>
+        <w:ind w:left="425" w:leftChars="0" w:hanging="425" w:firstLineChars="0"/>
         <w:textAlignment w:val="baseline"/>
         <w:rPr>
           <w:rFonts w:hint="default"/>
@@ -4430,7 +4455,7 @@
     </w:p>
     <w:p>
       <w:pPr>
-        <w:pStyle w:val="1"/>
+        <w:pStyle w:val="28"/>
         <w:keepNext w:val="0"/>
         <w:keepLines w:val="0"/>
         <w:pageBreakBefore w:val="0"/>
@@ -4450,7 +4475,7 @@
           <w:lang w:val="en-US" w:eastAsia="zh-CN"/>
         </w:rPr>
       </w:pPr>
-      <w:bookmarkStart w:id="8" w:name="_Toc30234"/>
+      <w:bookmarkStart w:id="7" w:name="_Toc18705"/>
       <w:r>
         <w:rPr>
           <w:rFonts w:hint="default"/>
@@ -4458,11 +4483,11 @@
         </w:rPr>
         <w:t>培训的组织与管理</w:t>
       </w:r>
-      <w:bookmarkEnd w:id="8"/>
+      <w:bookmarkEnd w:id="7"/>
     </w:p>
     <w:p>
       <w:pPr>
-        <w:pStyle w:val="2"/>
+        <w:pStyle w:val="30"/>
         <w:keepNext w:val="0"/>
         <w:keepLines w:val="0"/>
         <w:pageBreakBefore w:val="0"/>
@@ -4482,7 +4507,7 @@
           <w:lang w:val="en-US" w:eastAsia="zh-CN"/>
         </w:rPr>
       </w:pPr>
-      <w:bookmarkStart w:id="9" w:name="_Toc10297"/>
+      <w:bookmarkStart w:id="8" w:name="_Toc13233"/>
       <w:r>
         <w:rPr>
           <w:rFonts w:hint="default"/>
@@ -4490,11 +4515,11 @@
         </w:rPr>
         <w:t>培训计划</w:t>
       </w:r>
-      <w:bookmarkEnd w:id="9"/>
+      <w:bookmarkEnd w:id="8"/>
     </w:p>
     <w:p>
       <w:pPr>
-        <w:pStyle w:val="3"/>
+        <w:pStyle w:val="31"/>
         <w:keepNext w:val="0"/>
         <w:keepLines w:val="0"/>
         <w:pageBreakBefore w:val="0"/>
@@ -4514,7 +4539,7 @@
           <w:lang w:val="en-US" w:eastAsia="zh-CN"/>
         </w:rPr>
       </w:pPr>
-      <w:bookmarkStart w:id="10" w:name="_Toc27890"/>
+      <w:bookmarkStart w:id="9" w:name="_Toc18339"/>
       <w:r>
         <w:rPr>
           <w:rFonts w:hint="default"/>
@@ -4522,11 +4547,11 @@
         </w:rPr>
         <w:t>需求调查</w:t>
       </w:r>
-      <w:bookmarkEnd w:id="10"/>
+      <w:bookmarkEnd w:id="9"/>
     </w:p>
     <w:p>
       <w:pPr>
-        <w:pStyle w:val="a1"/>
+        <w:pStyle w:val="29"/>
         <w:keepNext w:val="0"/>
         <w:keepLines w:val="0"/>
         <w:pageBreakBefore w:val="0"/>
@@ -4572,12 +4597,54 @@
           <w:rFonts w:hint="default"/>
           <w:lang w:val="en-US" w:eastAsia="zh-CN"/>
         </w:rPr>
-        <w:t>公司下一年度经营计划以及下一年度部门规划，在每年12月中旬开展人力资源培训需求调查，向公司员工发放《培训需求调查表》，根据汇总的调查需求和公司战略培训的要求，整理完成《培训需求调查分析》。</w:t>
+        <w:t>公司下一</w:t>
+      </w:r>
+      <w:r>
+        <w:rPr>
+          <w:rFonts w:hint="eastAsia"/>
+          <w:lang w:val="en-US" w:eastAsia="zh-CN"/>
+        </w:rPr>
+        <w:t>周期</w:t>
+      </w:r>
+      <w:r>
+        <w:rPr>
+          <w:rFonts w:hint="default"/>
+          <w:lang w:val="en-US" w:eastAsia="zh-CN"/>
+        </w:rPr>
+        <w:t>经营计划以及下一</w:t>
+      </w:r>
+      <w:r>
+        <w:rPr>
+          <w:rFonts w:hint="eastAsia"/>
+          <w:lang w:val="en-US" w:eastAsia="zh-CN"/>
+        </w:rPr>
+        <w:t>周期</w:t>
+      </w:r>
+      <w:r>
+        <w:rPr>
+          <w:rFonts w:hint="default"/>
+          <w:lang w:val="en-US" w:eastAsia="zh-CN"/>
+        </w:rPr>
+        <w:t>部门规划，在每年</w:t>
+      </w:r>
+      <w:r>
+        <w:rPr>
+          <w:rFonts w:hint="eastAsia"/>
+          <w:lang w:val="en-US" w:eastAsia="zh-CN"/>
+        </w:rPr>
+        <w:t>6</w:t>
+      </w:r>
+      <w:r>
+        <w:rPr>
+          <w:rFonts w:hint="default"/>
+          <w:lang w:val="en-US" w:eastAsia="zh-CN"/>
+        </w:rPr>
+        <w:t>月中旬开展人力资源培训需求调查，向公司员工发放《培训需求调查表》，根据汇总的调查需求和公司战略培训的要求，整理完成《培训需求调查分析》。</w:t>
       </w:r>
     </w:p>
     <w:p>
       <w:pPr>
-        <w:pStyle w:val="3"/>
+        <w:pStyle w:val="31"/>
         <w:keepNext w:val="0"/>
         <w:keepLines w:val="0"/>
         <w:pageBreakBefore w:val="0"/>
@@ -4597,7 +4664,7 @@
           <w:lang w:val="en-US" w:eastAsia="zh-CN"/>
         </w:rPr>
       </w:pPr>
-      <w:bookmarkStart w:id="11" w:name="_Toc7929"/>
+      <w:bookmarkStart w:id="10" w:name="_Toc14598"/>
       <w:r>
         <w:rPr>
           <w:rFonts w:hint="default"/>
@@ -4605,11 +4672,11 @@
         </w:rPr>
         <w:t>年度计划</w:t>
       </w:r>
-      <w:bookmarkEnd w:id="11"/>
+      <w:bookmarkEnd w:id="10"/>
     </w:p>
     <w:p>
       <w:pPr>
-        <w:pStyle w:val="a1"/>
+        <w:pStyle w:val="29"/>
         <w:keepNext w:val="0"/>
         <w:keepLines w:val="0"/>
         <w:pageBreakBefore w:val="0"/>
@@ -4646,7 +4713,7 @@
     </w:p>
     <w:p>
       <w:pPr>
-        <w:pStyle w:val="3"/>
+        <w:pStyle w:val="31"/>
         <w:keepNext w:val="0"/>
         <w:keepLines w:val="0"/>
         <w:pageBreakBefore w:val="0"/>
@@ -4666,7 +4733,7 @@
           <w:lang w:val="en-US" w:eastAsia="zh-CN"/>
         </w:rPr>
       </w:pPr>
-      <w:bookmarkStart w:id="12" w:name="_Toc5126"/>
+      <w:bookmarkStart w:id="11" w:name="_Toc8997"/>
       <w:r>
         <w:rPr>
           <w:rFonts w:hint="default"/>
@@ -4674,11 +4741,11 @@
         </w:rPr>
         <w:t>临时需求</w:t>
       </w:r>
-      <w:bookmarkEnd w:id="12"/>
+      <w:bookmarkEnd w:id="11"/>
     </w:p>
     <w:p>
       <w:pPr>
-        <w:pStyle w:val="a1"/>
+        <w:pStyle w:val="29"/>
         <w:keepNext w:val="0"/>
         <w:keepLines w:val="0"/>
         <w:pageBreakBefore w:val="0"/>
@@ -4722,7 +4789,7 @@
     </w:p>
     <w:p>
       <w:pPr>
-        <w:pStyle w:val="2"/>
+        <w:pStyle w:val="30"/>
         <w:keepNext w:val="0"/>
         <w:keepLines w:val="0"/>
         <w:pageBreakBefore w:val="0"/>
@@ -4742,7 +4809,7 @@
           <w:lang w:val="en-US" w:eastAsia="zh-CN"/>
         </w:rPr>
       </w:pPr>
-      <w:bookmarkStart w:id="13" w:name="_Toc12391"/>
+      <w:bookmarkStart w:id="12" w:name="_Toc6183"/>
       <w:r>
         <w:rPr>
           <w:rFonts w:hint="default"/>
@@ -4750,11 +4817,11 @@
         </w:rPr>
         <w:t>培训方式</w:t>
       </w:r>
-      <w:bookmarkEnd w:id="13"/>
+      <w:bookmarkEnd w:id="12"/>
     </w:p>
     <w:p>
       <w:pPr>
-        <w:pStyle w:val="3"/>
+        <w:pStyle w:val="31"/>
         <w:keepNext w:val="0"/>
         <w:keepLines w:val="0"/>
         <w:pageBreakBefore w:val="0"/>
@@ -4774,7 +4841,7 @@
           <w:lang w:val="en-US" w:eastAsia="zh-CN"/>
         </w:rPr>
       </w:pPr>
-      <w:bookmarkStart w:id="14" w:name="_Toc20955"/>
+      <w:bookmarkStart w:id="13" w:name="_Toc5236"/>
       <w:r>
         <w:rPr>
           <w:rFonts w:hint="default"/>
@@ -4782,11 +4849,11 @@
         </w:rPr>
         <w:t>内部培训</w:t>
       </w:r>
-      <w:bookmarkEnd w:id="14"/>
+      <w:bookmarkEnd w:id="13"/>
     </w:p>
     <w:p>
       <w:pPr>
-        <w:pStyle w:val="a1"/>
+        <w:pStyle w:val="29"/>
         <w:keepNext w:val="0"/>
         <w:keepLines w:val="0"/>
         <w:pageBreakBefore w:val="0"/>
@@ -4830,7 +4897,7 @@
     </w:p>
     <w:p>
       <w:pPr>
-        <w:pStyle w:val="a1"/>
+        <w:pStyle w:val="29"/>
         <w:keepNext w:val="0"/>
         <w:keepLines w:val="0"/>
         <w:pageBreakBefore w:val="0"/>
@@ -4888,7 +4955,7 @@
     </w:p>
     <w:p>
       <w:pPr>
-        <w:pStyle w:val="3"/>
+        <w:pStyle w:val="31"/>
         <w:keepNext w:val="0"/>
         <w:keepLines w:val="0"/>
         <w:pageBreakBefore w:val="0"/>
@@ -4908,7 +4975,7 @@
           <w:lang w:val="en-US" w:eastAsia="zh-CN"/>
         </w:rPr>
       </w:pPr>
-      <w:bookmarkStart w:id="15" w:name="_Toc3626"/>
+      <w:bookmarkStart w:id="14" w:name="_Toc27970"/>
       <w:r>
         <w:rPr>
           <w:rFonts w:hint="default"/>
@@ -4916,11 +4983,11 @@
         </w:rPr>
         <w:t>试用期培训</w:t>
       </w:r>
-      <w:bookmarkEnd w:id="15"/>
+      <w:bookmarkEnd w:id="14"/>
     </w:p>
     <w:p>
       <w:pPr>
-        <w:pStyle w:val="a1"/>
+        <w:pStyle w:val="29"/>
         <w:keepNext w:val="0"/>
         <w:keepLines w:val="0"/>
         <w:pageBreakBefore w:val="0"/>
@@ -4978,7 +5045,7 @@
     </w:p>
     <w:p>
       <w:pPr>
-        <w:pStyle w:val="3"/>
+        <w:pStyle w:val="31"/>
         <w:keepNext w:val="0"/>
         <w:keepLines w:val="0"/>
         <w:pageBreakBefore w:val="0"/>
@@ -4998,7 +5065,7 @@
           <w:lang w:val="en-US" w:eastAsia="zh-CN"/>
         </w:rPr>
       </w:pPr>
-      <w:bookmarkStart w:id="16" w:name="_Toc10726"/>
+      <w:bookmarkStart w:id="15" w:name="_Toc6829"/>
       <w:r>
         <w:rPr>
           <w:rFonts w:hint="default"/>
@@ -5006,11 +5073,11 @@
         </w:rPr>
         <w:t>外部培训</w:t>
       </w:r>
-      <w:bookmarkEnd w:id="16"/>
+      <w:bookmarkEnd w:id="15"/>
     </w:p>
     <w:p>
       <w:pPr>
-        <w:pStyle w:val="a1"/>
+        <w:pStyle w:val="29"/>
         <w:keepNext w:val="0"/>
         <w:keepLines w:val="0"/>
         <w:pageBreakBefore w:val="0"/>
@@ -5035,7 +5102,7 @@
           <w:rFonts w:hint="default"/>
           <w:lang w:val="en-US" w:eastAsia="zh-CN"/>
         </w:rPr>
-        <w:t>根据部门年初提出的培训需求，</w:t>
+        <w:t>根据部门提出的培训需求，</w:t>
       </w:r>
       <w:r>
         <w:rPr>
@@ -5054,7 +5121,7 @@
     </w:p>
     <w:p>
       <w:pPr>
-        <w:pStyle w:val="a1"/>
+        <w:pStyle w:val="29"/>
         <w:keepNext w:val="0"/>
         <w:keepLines w:val="0"/>
         <w:pageBreakBefore w:val="0"/>
@@ -5112,7 +5179,7 @@
     </w:p>
     <w:p>
       <w:pPr>
-        <w:pStyle w:val="a1"/>
+        <w:pStyle w:val="29"/>
         <w:keepNext w:val="0"/>
         <w:keepLines w:val="0"/>
         <w:pageBreakBefore w:val="0"/>
@@ -5151,12 +5218,21 @@
           <w:rFonts w:hint="default"/>
           <w:lang w:val="en-US" w:eastAsia="zh-CN"/>
         </w:rPr>
-        <w:t>统一保管。考试费用经主管领导审批后报销，未通过考试的由员工个人承担考试费用。</w:t>
+        <w:t>统一保管。考试</w:t>
+      </w:r>
+      <w:bookmarkStart w:id="31" w:name="_GoBack"/>
+      <w:bookmarkEnd w:id="31"/>
+      <w:r>
+        <w:rPr>
+          <w:rFonts w:hint="default"/>
+          <w:lang w:val="en-US" w:eastAsia="zh-CN"/>
+        </w:rPr>
+        <w:t>费用经主管领导审批后报销，未通过考试的由员工个人承担考试费用。</w:t>
       </w:r>
     </w:p>
     <w:p>
       <w:pPr>
-        <w:pStyle w:val="a1"/>
+        <w:pStyle w:val="29"/>
         <w:keepNext w:val="0"/>
         <w:keepLines w:val="0"/>
         <w:pageBreakBefore w:val="0"/>
@@ -5214,7 +5290,7 @@
     </w:p>
     <w:p>
       <w:pPr>
-        <w:pStyle w:val="3"/>
+        <w:pStyle w:val="31"/>
         <w:keepNext w:val="0"/>
         <w:keepLines w:val="0"/>
         <w:pageBreakBefore w:val="0"/>
@@ -5234,7 +5310,7 @@
           <w:lang w:val="en-US" w:eastAsia="zh-CN"/>
         </w:rPr>
       </w:pPr>
-      <w:bookmarkStart w:id="17" w:name="_Toc3240"/>
+      <w:bookmarkStart w:id="16" w:name="_Toc18458"/>
       <w:r>
         <w:rPr>
           <w:rFonts w:hint="default"/>
@@ -5242,11 +5318,11 @@
         </w:rPr>
         <w:t>培训的原则</w:t>
       </w:r>
-      <w:bookmarkEnd w:id="17"/>
+      <w:bookmarkEnd w:id="16"/>
     </w:p>
     <w:p>
       <w:pPr>
-        <w:pStyle w:val="a1"/>
+        <w:pStyle w:val="29"/>
         <w:keepNext w:val="0"/>
         <w:keepLines w:val="0"/>
         <w:pageBreakBefore w:val="0"/>
@@ -5276,7 +5352,7 @@
     </w:p>
     <w:p>
       <w:pPr>
-        <w:pStyle w:val="a1"/>
+        <w:pStyle w:val="29"/>
         <w:keepNext w:val="0"/>
         <w:keepLines w:val="0"/>
         <w:pageBreakBefore w:val="0"/>
@@ -5306,7 +5382,7 @@
     </w:p>
     <w:p>
       <w:pPr>
-        <w:pStyle w:val="a1"/>
+        <w:pStyle w:val="29"/>
         <w:keepNext w:val="0"/>
         <w:keepLines w:val="0"/>
         <w:pageBreakBefore w:val="0"/>
@@ -5336,7 +5412,7 @@
     </w:p>
     <w:p>
       <w:pPr>
-        <w:pStyle w:val="2"/>
+        <w:pStyle w:val="30"/>
         <w:keepNext w:val="0"/>
         <w:keepLines w:val="0"/>
         <w:pageBreakBefore w:val="0"/>
@@ -5356,7 +5432,7 @@
           <w:lang w:val="en-US" w:eastAsia="zh-CN"/>
         </w:rPr>
       </w:pPr>
-      <w:bookmarkStart w:id="18" w:name="_Toc2741"/>
+      <w:bookmarkStart w:id="17" w:name="_Toc18230"/>
       <w:r>
         <w:rPr>
           <w:rFonts w:hint="default"/>
@@ -5364,11 +5440,11 @@
         </w:rPr>
         <w:t>组织</w:t>
       </w:r>
-      <w:bookmarkEnd w:id="18"/>
+      <w:bookmarkEnd w:id="17"/>
     </w:p>
     <w:p>
       <w:pPr>
-        <w:pStyle w:val="3"/>
+        <w:pStyle w:val="31"/>
         <w:keepNext w:val="0"/>
         <w:keepLines w:val="0"/>
         <w:pageBreakBefore w:val="0"/>
@@ -5388,7 +5464,7 @@
           <w:lang w:val="en-US" w:eastAsia="zh-CN"/>
         </w:rPr>
       </w:pPr>
-      <w:bookmarkStart w:id="19" w:name="_Toc1283"/>
+      <w:bookmarkStart w:id="18" w:name="_Toc31341"/>
       <w:r>
         <w:rPr>
           <w:rFonts w:hint="default"/>
@@ -5396,11 +5472,11 @@
         </w:rPr>
         <w:t>归口</w:t>
       </w:r>
-      <w:bookmarkEnd w:id="19"/>
+      <w:bookmarkEnd w:id="18"/>
     </w:p>
     <w:p>
       <w:pPr>
-        <w:pStyle w:val="a1"/>
+        <w:pStyle w:val="29"/>
         <w:keepNext w:val="0"/>
         <w:keepLines w:val="0"/>
         <w:pageBreakBefore w:val="0"/>
@@ -5437,7 +5513,7 @@
     </w:p>
     <w:p>
       <w:pPr>
-        <w:pStyle w:val="3"/>
+        <w:pStyle w:val="31"/>
         <w:keepNext w:val="0"/>
         <w:keepLines w:val="0"/>
         <w:pageBreakBefore w:val="0"/>
@@ -5457,7 +5533,7 @@
           <w:lang w:val="en-US" w:eastAsia="zh-CN"/>
         </w:rPr>
       </w:pPr>
-      <w:bookmarkStart w:id="20" w:name="_Toc16997"/>
+      <w:bookmarkStart w:id="19" w:name="_Toc15129"/>
       <w:r>
         <w:rPr>
           <w:rFonts w:hint="default"/>
@@ -5465,11 +5541,11 @@
         </w:rPr>
         <w:t>培训实施记录</w:t>
       </w:r>
-      <w:bookmarkEnd w:id="20"/>
+      <w:bookmarkEnd w:id="19"/>
     </w:p>
     <w:p>
       <w:pPr>
-        <w:pStyle w:val="a1"/>
+        <w:pStyle w:val="29"/>
         <w:keepNext w:val="0"/>
         <w:keepLines w:val="0"/>
         <w:pageBreakBefore w:val="0"/>
@@ -5506,7 +5582,7 @@
     </w:p>
     <w:p>
       <w:pPr>
-        <w:pStyle w:val="3"/>
+        <w:pStyle w:val="31"/>
         <w:keepNext w:val="0"/>
         <w:keepLines w:val="0"/>
         <w:pageBreakBefore w:val="0"/>
@@ -5526,7 +5602,7 @@
           <w:lang w:val="en-US" w:eastAsia="zh-CN"/>
         </w:rPr>
       </w:pPr>
-      <w:bookmarkStart w:id="21" w:name="_Toc10317"/>
+      <w:bookmarkStart w:id="20" w:name="_Toc26192"/>
       <w:r>
         <w:rPr>
           <w:rFonts w:hint="default"/>
@@ -5534,11 +5610,11 @@
         </w:rPr>
         <w:t>培训评估管理</w:t>
       </w:r>
-      <w:bookmarkEnd w:id="21"/>
+      <w:bookmarkEnd w:id="20"/>
     </w:p>
     <w:p>
       <w:pPr>
-        <w:pStyle w:val="a1"/>
+        <w:pStyle w:val="29"/>
         <w:keepNext w:val="0"/>
         <w:keepLines w:val="0"/>
         <w:pageBreakBefore w:val="0"/>
@@ -5575,7 +5651,7 @@
     </w:p>
     <w:p>
       <w:pPr>
-        <w:pStyle w:val="a1"/>
+        <w:pStyle w:val="29"/>
         <w:keepNext w:val="0"/>
         <w:keepLines w:val="0"/>
         <w:pageBreakBefore w:val="0"/>
@@ -5612,7 +5688,7 @@
     </w:p>
     <w:p>
       <w:pPr>
-        <w:pStyle w:val="a1"/>
+        <w:pStyle w:val="29"/>
         <w:keepNext w:val="0"/>
         <w:keepLines w:val="0"/>
         <w:pageBreakBefore w:val="0"/>
@@ -5649,7 +5725,7 @@
     </w:p>
     <w:p>
       <w:pPr>
-        <w:pStyle w:val="3"/>
+        <w:pStyle w:val="31"/>
         <w:keepNext w:val="0"/>
         <w:keepLines w:val="0"/>
         <w:pageBreakBefore w:val="0"/>
@@ -5669,7 +5745,7 @@
           <w:lang w:val="en-US" w:eastAsia="zh-CN"/>
         </w:rPr>
       </w:pPr>
-      <w:bookmarkStart w:id="22" w:name="_Toc29599"/>
+      <w:bookmarkStart w:id="21" w:name="_Toc26728"/>
       <w:r>
         <w:rPr>
           <w:rFonts w:hint="default"/>
@@ -5677,11 +5753,11 @@
         </w:rPr>
         <w:t>存档</w:t>
       </w:r>
-      <w:bookmarkEnd w:id="22"/>
+      <w:bookmarkEnd w:id="21"/>
     </w:p>
     <w:p>
       <w:pPr>
-        <w:pStyle w:val="a1"/>
+        <w:pStyle w:val="29"/>
         <w:keepNext w:val="0"/>
         <w:keepLines w:val="0"/>
         <w:pageBreakBefore w:val="0"/>
@@ -5718,7 +5794,7 @@
     </w:p>
     <w:p>
       <w:pPr>
-        <w:pStyle w:val="1"/>
+        <w:pStyle w:val="28"/>
         <w:keepNext w:val="0"/>
         <w:keepLines w:val="0"/>
         <w:pageBreakBefore w:val="0"/>
@@ -5738,7 +5814,7 @@
           <w:lang w:val="en-US" w:eastAsia="zh-CN"/>
         </w:rPr>
       </w:pPr>
-      <w:bookmarkStart w:id="23" w:name="_Toc21750"/>
+      <w:bookmarkStart w:id="22" w:name="_Toc13468"/>
       <w:r>
         <w:rPr>
           <w:rFonts w:hint="default"/>
@@ -5746,11 +5822,11 @@
         </w:rPr>
         <w:t>专题培训</w:t>
       </w:r>
-      <w:bookmarkEnd w:id="23"/>
+      <w:bookmarkEnd w:id="22"/>
     </w:p>
     <w:p>
       <w:pPr>
-        <w:pStyle w:val="2"/>
+        <w:pStyle w:val="30"/>
         <w:keepNext w:val="0"/>
         <w:keepLines w:val="0"/>
         <w:pageBreakBefore w:val="0"/>
@@ -5770,7 +5846,7 @@
           <w:lang w:val="en-US" w:eastAsia="zh-CN"/>
         </w:rPr>
       </w:pPr>
-      <w:bookmarkStart w:id="24" w:name="_Toc30651"/>
+      <w:bookmarkStart w:id="23" w:name="_Toc32632"/>
       <w:r>
         <w:rPr>
           <w:rFonts w:hint="default"/>
@@ -5778,11 +5854,11 @@
         </w:rPr>
         <w:t>培训内容</w:t>
       </w:r>
-      <w:bookmarkEnd w:id="24"/>
+      <w:bookmarkEnd w:id="23"/>
     </w:p>
     <w:p>
       <w:pPr>
-        <w:pStyle w:val="a1"/>
+        <w:pStyle w:val="29"/>
         <w:keepNext w:val="0"/>
         <w:keepLines w:val="0"/>
         <w:pageBreakBefore w:val="0"/>
@@ -5812,7 +5888,7 @@
     </w:p>
     <w:p>
       <w:pPr>
-        <w:pStyle w:val="a1"/>
+        <w:pStyle w:val="29"/>
         <w:keepNext w:val="0"/>
         <w:keepLines w:val="0"/>
         <w:pageBreakBefore w:val="0"/>
@@ -5842,7 +5918,7 @@
     </w:p>
     <w:p>
       <w:pPr>
-        <w:pStyle w:val="a1"/>
+        <w:pStyle w:val="29"/>
         <w:keepNext w:val="0"/>
         <w:keepLines w:val="0"/>
         <w:pageBreakBefore w:val="0"/>
@@ -5872,7 +5948,7 @@
     </w:p>
     <w:p>
       <w:pPr>
-        <w:pStyle w:val="a1"/>
+        <w:pStyle w:val="29"/>
         <w:keepNext w:val="0"/>
         <w:keepLines w:val="0"/>
         <w:pageBreakBefore w:val="0"/>
@@ -5902,7 +5978,7 @@
     </w:p>
     <w:p>
       <w:pPr>
-        <w:pStyle w:val="2"/>
+        <w:pStyle w:val="30"/>
         <w:keepNext w:val="0"/>
         <w:keepLines w:val="0"/>
         <w:pageBreakBefore w:val="0"/>
@@ -5922,7 +5998,7 @@
           <w:lang w:val="en-US" w:eastAsia="zh-CN"/>
         </w:rPr>
       </w:pPr>
-      <w:bookmarkStart w:id="25" w:name="_Toc18685"/>
+      <w:bookmarkStart w:id="24" w:name="_Toc23467"/>
       <w:r>
         <w:rPr>
           <w:rFonts w:hint="default"/>
@@ -5930,11 +6006,11 @@
         </w:rPr>
         <w:t>培训形式</w:t>
       </w:r>
-      <w:bookmarkEnd w:id="25"/>
+      <w:bookmarkEnd w:id="24"/>
     </w:p>
     <w:p>
       <w:pPr>
-        <w:pStyle w:val="a1"/>
+        <w:pStyle w:val="29"/>
         <w:keepNext w:val="0"/>
         <w:keepLines w:val="0"/>
         <w:pageBreakBefore w:val="0"/>
@@ -5964,7 +6040,7 @@
     </w:p>
     <w:p>
       <w:pPr>
-        <w:pStyle w:val="a1"/>
+        <w:pStyle w:val="29"/>
         <w:keepNext w:val="0"/>
         <w:keepLines w:val="0"/>
         <w:pageBreakBefore w:val="0"/>
@@ -5994,7 +6070,7 @@
     </w:p>
     <w:p>
       <w:pPr>
-        <w:pStyle w:val="1"/>
+        <w:pStyle w:val="28"/>
         <w:keepNext w:val="0"/>
         <w:keepLines w:val="0"/>
         <w:pageBreakBefore w:val="0"/>
@@ -6014,7 +6090,7 @@
           <w:lang w:val="en-US" w:eastAsia="zh-CN"/>
         </w:rPr>
       </w:pPr>
-      <w:bookmarkStart w:id="26" w:name="_Toc16056"/>
+      <w:bookmarkStart w:id="25" w:name="_Toc28467"/>
       <w:r>
         <w:rPr>
           <w:rFonts w:hint="default"/>
@@ -6022,11 +6098,11 @@
         </w:rPr>
         <w:t>内部讲师</w:t>
       </w:r>
-      <w:bookmarkEnd w:id="26"/>
+      <w:bookmarkEnd w:id="25"/>
     </w:p>
     <w:p>
       <w:pPr>
-        <w:pStyle w:val="2"/>
+        <w:pStyle w:val="30"/>
         <w:keepNext w:val="0"/>
         <w:keepLines w:val="0"/>
         <w:pageBreakBefore w:val="0"/>
@@ -6046,7 +6122,7 @@
           <w:lang w:val="en-US" w:eastAsia="zh-CN"/>
         </w:rPr>
       </w:pPr>
-      <w:bookmarkStart w:id="27" w:name="_Toc7797"/>
+      <w:bookmarkStart w:id="26" w:name="_Toc24805"/>
       <w:r>
         <w:rPr>
           <w:rFonts w:hint="default"/>
@@ -6054,11 +6130,11 @@
         </w:rPr>
         <w:t>内部讲师来源</w:t>
       </w:r>
-      <w:bookmarkEnd w:id="27"/>
+      <w:bookmarkEnd w:id="26"/>
     </w:p>
     <w:p>
       <w:pPr>
-        <w:pStyle w:val="a1"/>
+        <w:pStyle w:val="29"/>
         <w:keepNext w:val="0"/>
         <w:keepLines w:val="0"/>
         <w:pageBreakBefore w:val="0"/>
@@ -6088,7 +6164,7 @@
     </w:p>
     <w:p>
       <w:pPr>
-        <w:pStyle w:val="2"/>
+        <w:pStyle w:val="30"/>
         <w:keepNext w:val="0"/>
         <w:keepLines w:val="0"/>
         <w:pageBreakBefore w:val="0"/>
@@ -6108,7 +6184,7 @@
           <w:lang w:val="en-US" w:eastAsia="zh-CN"/>
         </w:rPr>
       </w:pPr>
-      <w:bookmarkStart w:id="28" w:name="_Toc1060"/>
+      <w:bookmarkStart w:id="27" w:name="_Toc22749"/>
       <w:r>
         <w:rPr>
           <w:rFonts w:hint="default"/>
@@ -6116,11 +6192,11 @@
         </w:rPr>
         <w:t>讲课内容及审核</w:t>
       </w:r>
-      <w:bookmarkEnd w:id="28"/>
+      <w:bookmarkEnd w:id="27"/>
     </w:p>
     <w:p>
       <w:pPr>
-        <w:pStyle w:val="a1"/>
+        <w:pStyle w:val="29"/>
         <w:keepNext w:val="0"/>
         <w:keepLines w:val="0"/>
         <w:pageBreakBefore w:val="0"/>
@@ -6150,7 +6226,7 @@
     </w:p>
     <w:p>
       <w:pPr>
-        <w:pStyle w:val="1"/>
+        <w:pStyle w:val="28"/>
         <w:keepNext w:val="0"/>
         <w:keepLines w:val="0"/>
         <w:pageBreakBefore w:val="0"/>
@@ -6170,7 +6246,7 @@
           <w:lang w:val="en-US" w:eastAsia="zh-CN"/>
         </w:rPr>
       </w:pPr>
-      <w:bookmarkStart w:id="29" w:name="_Toc11605"/>
+      <w:bookmarkStart w:id="28" w:name="_Toc21501"/>
       <w:r>
         <w:rPr>
           <w:rFonts w:hint="default"/>
@@ -6178,11 +6254,11 @@
         </w:rPr>
         <w:t>培训纪律</w:t>
       </w:r>
-      <w:bookmarkEnd w:id="29"/>
+      <w:bookmarkEnd w:id="28"/>
     </w:p>
     <w:p>
       <w:pPr>
-        <w:pStyle w:val="a1"/>
+        <w:pStyle w:val="29"/>
         <w:keepNext w:val="0"/>
         <w:keepLines w:val="0"/>
         <w:pageBreakBefore w:val="0"/>
@@ -6212,7 +6288,7 @@
     </w:p>
     <w:p>
       <w:pPr>
-        <w:pStyle w:val="1"/>
+        <w:pStyle w:val="28"/>
         <w:keepNext w:val="0"/>
         <w:keepLines w:val="0"/>
         <w:pageBreakBefore w:val="0"/>
@@ -6232,7 +6308,7 @@
           <w:lang w:val="en-US" w:eastAsia="zh-CN"/>
         </w:rPr>
       </w:pPr>
-      <w:bookmarkStart w:id="30" w:name="_Toc10292"/>
+      <w:bookmarkStart w:id="29" w:name="_Toc6897"/>
       <w:r>
         <w:rPr>
           <w:rFonts w:hint="eastAsia"/>
@@ -6240,21 +6316,22 @@
         </w:rPr>
         <w:t>KPI指标</w:t>
       </w:r>
-      <w:bookmarkEnd w:id="30"/>
+      <w:bookmarkEnd w:id="29"/>
     </w:p>
     <w:tbl>
       <w:tblPr>
-        <w:tblStyle w:val="TableGrid"/>
+        <w:tblStyle w:val="21"/>
         <w:tblW w:w="0" w:type="auto"/>
         <w:tblInd w:w="0" w:type="dxa"/>
         <w:tblBorders>
-          <w:top w:val="single" w:sz="4" w:space="0" w:color="auto"/>
-          <w:left w:val="single" w:sz="4" w:space="0" w:color="auto"/>
-          <w:bottom w:val="single" w:sz="4" w:space="0" w:color="auto"/>
-          <w:right w:val="single" w:sz="4" w:space="0" w:color="auto"/>
-          <w:insideH w:val="single" w:sz="4" w:space="0" w:color="auto"/>
-          <w:insideV w:val="single" w:sz="4" w:space="0" w:color="auto"/>
+          <w:top w:val="single" w:color="auto" w:sz="4" w:space="0"/>
+          <w:left w:val="single" w:color="auto" w:sz="4" w:space="0"/>
+          <w:bottom w:val="single" w:color="auto" w:sz="4" w:space="0"/>
+          <w:right w:val="single" w:color="auto" w:sz="4" w:space="0"/>
+          <w:insideH w:val="single" w:color="auto" w:sz="4" w:space="0"/>
+          <w:insideV w:val="single" w:color="auto" w:sz="4" w:space="0"/>
         </w:tblBorders>
+        <w:tblLayout w:type="autofit"/>
         <w:tblCellMar>
           <w:top w:w="0" w:type="dxa"/>
           <w:left w:w="108" w:type="dxa"/>
@@ -6270,15 +6347,13 @@
       </w:tblGrid>
       <w:tr>
         <w:tblPrEx>
-          <w:tblW w:w="0" w:type="auto"/>
-          <w:tblInd w:w="0" w:type="dxa"/>
           <w:tblBorders>
-            <w:top w:val="single" w:sz="4" w:space="0" w:color="auto"/>
-            <w:left w:val="single" w:sz="4" w:space="0" w:color="auto"/>
-            <w:bottom w:val="single" w:sz="4" w:space="0" w:color="auto"/>
-            <w:right w:val="single" w:sz="4" w:space="0" w:color="auto"/>
-            <w:insideH w:val="single" w:sz="4" w:space="0" w:color="auto"/>
-            <w:insideV w:val="single" w:sz="4" w:space="0" w:color="auto"/>
+            <w:top w:val="single" w:color="auto" w:sz="4" w:space="0"/>
+            <w:left w:val="single" w:color="auto" w:sz="4" w:space="0"/>
+            <w:bottom w:val="single" w:color="auto" w:sz="4" w:space="0"/>
+            <w:right w:val="single" w:color="auto" w:sz="4" w:space="0"/>
+            <w:insideH w:val="single" w:color="auto" w:sz="4" w:space="0"/>
+            <w:insideV w:val="single" w:color="auto" w:sz="4" w:space="0"/>
           </w:tblBorders>
           <w:tblCellMar>
             <w:top w:w="0" w:type="dxa"/>
@@ -6293,7 +6368,7 @@
           </w:tcPr>
           <w:p>
             <w:pPr>
-              <w:pStyle w:val="a1"/>
+              <w:pStyle w:val="29"/>
               <w:keepNext w:val="0"/>
               <w:keepLines w:val="0"/>
               <w:pageBreakBefore w:val="0"/>
@@ -6330,7 +6405,7 @@
           </w:tcPr>
           <w:p>
             <w:pPr>
-              <w:pStyle w:val="a1"/>
+              <w:pStyle w:val="29"/>
               <w:keepNext w:val="0"/>
               <w:keepLines w:val="0"/>
               <w:pageBreakBefore w:val="0"/>
@@ -6367,7 +6442,7 @@
           </w:tcPr>
           <w:p>
             <w:pPr>
-              <w:pStyle w:val="a1"/>
+              <w:pStyle w:val="29"/>
               <w:keepNext w:val="0"/>
               <w:keepLines w:val="0"/>
               <w:pageBreakBefore w:val="0"/>
@@ -6404,7 +6479,7 @@
           </w:tcPr>
           <w:p>
             <w:pPr>
-              <w:pStyle w:val="a1"/>
+              <w:pStyle w:val="29"/>
               <w:keepNext w:val="0"/>
               <w:keepLines w:val="0"/>
               <w:pageBreakBefore w:val="0"/>
@@ -6438,8 +6513,14 @@
       </w:tr>
       <w:tr>
         <w:tblPrEx>
-          <w:tblW w:w="0" w:type="auto"/>
-          <w:tblInd w:w="0" w:type="dxa"/>
+          <w:tblBorders>
+            <w:top w:val="single" w:color="auto" w:sz="4" w:space="0"/>
+            <w:left w:val="single" w:color="auto" w:sz="4" w:space="0"/>
+            <w:bottom w:val="single" w:color="auto" w:sz="4" w:space="0"/>
+            <w:right w:val="single" w:color="auto" w:sz="4" w:space="0"/>
+            <w:insideH w:val="single" w:color="auto" w:sz="4" w:space="0"/>
+            <w:insideV w:val="single" w:color="auto" w:sz="4" w:space="0"/>
+          </w:tblBorders>
           <w:tblCellMar>
             <w:top w:w="0" w:type="dxa"/>
             <w:left w:w="108" w:type="dxa"/>
@@ -6453,7 +6534,7 @@
           </w:tcPr>
           <w:p>
             <w:pPr>
-              <w:pStyle w:val="TableText"/>
+              <w:pStyle w:val="27"/>
               <w:widowControl w:val="0"/>
               <w:spacing w:before="232" w:line="218" w:lineRule="auto"/>
               <w:ind w:left="134" w:leftChars="0"/>
@@ -6479,7 +6560,7 @@
           </w:tcPr>
           <w:p>
             <w:pPr>
-              <w:pStyle w:val="TableText"/>
+              <w:pStyle w:val="27"/>
               <w:widowControl w:val="0"/>
               <w:spacing w:before="232" w:line="218" w:lineRule="auto"/>
               <w:ind w:left="122" w:leftChars="0"/>
@@ -6505,7 +6586,7 @@
           </w:tcPr>
           <w:p>
             <w:pPr>
-              <w:pStyle w:val="TableText"/>
+              <w:pStyle w:val="27"/>
               <w:widowControl w:val="0"/>
               <w:spacing w:before="232" w:line="237" w:lineRule="auto"/>
               <w:ind w:left="168" w:leftChars="0"/>
@@ -6531,7 +6612,7 @@
           </w:tcPr>
           <w:p>
             <w:pPr>
-              <w:pStyle w:val="TableText"/>
+              <w:pStyle w:val="27"/>
               <w:widowControl w:val="0"/>
               <w:spacing w:before="232" w:line="218" w:lineRule="auto"/>
               <w:ind w:left="162" w:leftChars="0"/>
@@ -6555,7 +6636,7 @@
     </w:tbl>
     <w:p>
       <w:pPr>
-        <w:pStyle w:val="1"/>
+        <w:pStyle w:val="28"/>
         <w:keepNext w:val="0"/>
         <w:keepLines w:val="0"/>
         <w:pageBreakBefore w:val="0"/>
@@ -6575,7 +6656,7 @@
           <w:lang w:val="en-US" w:eastAsia="zh-CN"/>
         </w:rPr>
       </w:pPr>
-      <w:bookmarkStart w:id="31" w:name="_Toc1203"/>
+      <w:bookmarkStart w:id="30" w:name="_Toc14540"/>
       <w:r>
         <w:rPr>
           <w:rFonts w:hint="eastAsia"/>
@@ -6583,11 +6664,11 @@
         </w:rPr>
         <w:t>相关记录</w:t>
       </w:r>
-      <w:bookmarkEnd w:id="31"/>
+      <w:bookmarkEnd w:id="30"/>
     </w:p>
     <w:p>
       <w:pPr>
-        <w:pStyle w:val="a3"/>
+        <w:pStyle w:val="39"/>
         <w:bidi w:val="0"/>
       </w:pPr>
       <w:r>
@@ -6596,7 +6677,7 @@
     </w:p>
     <w:p>
       <w:pPr>
-        <w:pStyle w:val="a3"/>
+        <w:pStyle w:val="39"/>
         <w:bidi w:val="0"/>
       </w:pPr>
       <w:r>
@@ -6608,7 +6689,7 @@
     </w:p>
     <w:p>
       <w:pPr>
-        <w:pStyle w:val="a3"/>
+        <w:pStyle w:val="39"/>
         <w:bidi w:val="0"/>
       </w:pPr>
       <w:r>
@@ -6620,7 +6701,7 @@
     </w:p>
     <w:p>
       <w:pPr>
-        <w:pStyle w:val="a3"/>
+        <w:pStyle w:val="39"/>
         <w:bidi w:val="0"/>
       </w:pPr>
       <w:r>
@@ -6632,7 +6713,7 @@
     </w:p>
     <w:p>
       <w:pPr>
-        <w:pStyle w:val="a3"/>
+        <w:pStyle w:val="39"/>
         <w:bidi w:val="0"/>
       </w:pPr>
       <w:r>
@@ -6644,7 +6725,7 @@
     </w:p>
     <w:p>
       <w:pPr>
-        <w:pStyle w:val="a3"/>
+        <w:pStyle w:val="39"/>
         <w:bidi w:val="0"/>
       </w:pPr>
       <w:r>
@@ -6656,7 +6737,7 @@
     </w:p>
     <w:p>
       <w:pPr>
-        <w:pStyle w:val="a3"/>
+        <w:pStyle w:val="39"/>
         <w:bidi w:val="0"/>
         <w:rPr>
           <w:rFonts w:hint="default"/>
@@ -6673,23 +6754,73 @@
     <w:sectPr>
       <w:pgSz w:w="11906" w:h="16838"/>
       <w:pgMar w:top="1440" w:right="1800" w:bottom="1440" w:left="1800" w:header="851" w:footer="992" w:gutter="0"/>
-      <w:cols w:num="1" w:space="425"/>
+      <w:cols w:space="425" w:num="1"/>
       <w:docGrid w:type="lines" w:linePitch="312" w:charSpace="0"/>
     </w:sectPr>
   </w:body>
 </w:document>
 </file>
 
+<file path=word/endnotes.xml><?xml version="1.0" encoding="utf-8"?>
+<w:endnotes xmlns:wpc="http://schemas.microsoft.com/office/word/2010/wordprocessingCanvas" xmlns:mc="http://schemas.openxmlformats.org/markup-compatibility/2006" xmlns:o="urn:schemas-microsoft-com:office:office" xmlns:r="http://schemas.openxmlformats.org/officeDocument/2006/relationships" xmlns:m="http://schemas.openxmlformats.org/officeDocument/2006/math" xmlns:v="urn:schemas-microsoft-com:vml" xmlns:wp14="http://schemas.microsoft.com/office/word/2010/wordprocessingDrawing" xmlns:wp="http://schemas.openxmlformats.org/drawingml/2006/wordprocessingDrawing" xmlns:w="http://schemas.openxmlformats.org/wordprocessingml/2006/main" xmlns:w14="http://schemas.microsoft.com/office/word/2010/wordml" xmlns:w15="http://schemas.microsoft.com/office/word/2012/wordml" xmlns:w10="urn:schemas-microsoft-com:office:word" xmlns:wpg="http://schemas.microsoft.com/office/word/2010/wordprocessingGroup" xmlns:wpi="http://schemas.microsoft.com/office/word/2010/wordprocessingInk" xmlns:wne="http://schemas.microsoft.com/office/word/2006/wordml" xmlns:wps="http://schemas.microsoft.com/office/word/2010/wordprocessingShape" xmlns:wpsCustomData="http://www.wps.cn/officeDocument/2013/wpsCustomData" mc:Ignorable="w14 w15 wp14">
+  <w:endnote w:type="separator" w:id="0">
+    <w:p>
+      <w:pPr>
+        <w:spacing w:line="240" w:lineRule="auto"/>
+      </w:pPr>
+      <w:r>
+        <w:separator/>
+      </w:r>
+    </w:p>
+  </w:endnote>
+  <w:endnote w:type="continuationSeparator" w:id="1">
+    <w:p>
+      <w:pPr>
+        <w:spacing w:line="240" w:lineRule="auto"/>
+      </w:pPr>
+      <w:r>
+        <w:continuationSeparator/>
+      </w:r>
+    </w:p>
+  </w:endnote>
+</w:endnotes>
+</file>
+
+<file path=word/footnotes.xml><?xml version="1.0" encoding="utf-8"?>
+<w:footnotes xmlns:wpc="http://schemas.microsoft.com/office/word/2010/wordprocessingCanvas" xmlns:mc="http://schemas.openxmlformats.org/markup-compatibility/2006" xmlns:o="urn:schemas-microsoft-com:office:office" xmlns:r="http://schemas.openxmlformats.org/officeDocument/2006/relationships" xmlns:m="http://schemas.openxmlformats.org/officeDocument/2006/math" xmlns:v="urn:schemas-microsoft-com:vml" xmlns:wp14="http://schemas.microsoft.com/office/word/2010/wordprocessingDrawing" xmlns:wp="http://schemas.openxmlformats.org/drawingml/2006/wordprocessingDrawing" xmlns:w="http://schemas.openxmlformats.org/wordprocessingml/2006/main" xmlns:w14="http://schemas.microsoft.com/office/word/2010/wordml" xmlns:w15="http://schemas.microsoft.com/office/word/2012/wordml" xmlns:w10="urn:schemas-microsoft-com:office:word" xmlns:wpg="http://schemas.microsoft.com/office/word/2010/wordprocessingGroup" xmlns:wpi="http://schemas.microsoft.com/office/word/2010/wordprocessingInk" xmlns:wne="http://schemas.microsoft.com/office/word/2006/wordml" xmlns:wps="http://schemas.microsoft.com/office/word/2010/wordprocessingShape" xmlns:wpsCustomData="http://www.wps.cn/officeDocument/2013/wpsCustomData" mc:Ignorable="w14 w15 wp14">
+  <w:footnote w:type="separator" w:id="0">
+    <w:p>
+      <w:pPr>
+        <w:spacing w:line="360" w:lineRule="auto"/>
+      </w:pPr>
+      <w:r>
+        <w:separator/>
+      </w:r>
+    </w:p>
+  </w:footnote>
+  <w:footnote w:type="continuationSeparator" w:id="1">
+    <w:p>
+      <w:pPr>
+        <w:spacing w:line="360" w:lineRule="auto"/>
+      </w:pPr>
+      <w:r>
+        <w:continuationSeparator/>
+      </w:r>
+    </w:p>
+  </w:footnote>
+</w:footnotes>
+</file>
+
 <file path=word/numbering.xml><?xml version="1.0" encoding="utf-8"?>
-<w:numbering xmlns:wpc="http://schemas.microsoft.com/office/word/2010/wordprocessingCanvas" xmlns:mc="http://schemas.openxmlformats.org/markup-compatibility/2006" xmlns:o="urn:schemas-microsoft-com:office:office" xmlns:r="http://schemas.openxmlformats.org/officeDocument/2006/relationships" xmlns:m="http://schemas.openxmlformats.org/officeDocument/2006/math" xmlns:v="urn:schemas-microsoft-com:vml" xmlns:wp14="http://schemas.microsoft.com/office/word/2010/wordprocessingDrawing" xmlns:wp="http://schemas.openxmlformats.org/drawingml/2006/wordprocessingDrawing" xmlns:w10="urn:schemas-microsoft-com:office:word" xmlns:w="http://schemas.openxmlformats.org/wordprocessingml/2006/main" xmlns:w14="http://schemas.microsoft.com/office/word/2010/wordml" xmlns:w15="http://schemas.microsoft.com/office/word/2012/wordml" xmlns:wne="http://schemas.microsoft.com/office/word/2006/wordml" xmlns:wpg="http://schemas.microsoft.com/office/word/2010/wordprocessingGroup" xmlns:wpi="http://schemas.microsoft.com/office/word/2010/wordprocessingInk" xmlns:wps="http://schemas.microsoft.com/office/word/2010/wordprocessingShape" mc:Ignorable="w14 w15 wp14">
+<w:numbering xmlns:wpc="http://schemas.microsoft.com/office/word/2010/wordprocessingCanvas" xmlns:mc="http://schemas.openxmlformats.org/markup-compatibility/2006" xmlns:o="urn:schemas-microsoft-com:office:office" xmlns:r="http://schemas.openxmlformats.org/officeDocument/2006/relationships" xmlns:m="http://schemas.openxmlformats.org/officeDocument/2006/math" xmlns:v="urn:schemas-microsoft-com:vml" xmlns:wp14="http://schemas.microsoft.com/office/word/2010/wordprocessingDrawing" xmlns:wp="http://schemas.openxmlformats.org/drawingml/2006/wordprocessingDrawing" xmlns:w10="urn:schemas-microsoft-com:office:word" xmlns:w="http://schemas.openxmlformats.org/wordprocessingml/2006/main" xmlns:w14="http://schemas.microsoft.com/office/word/2010/wordml" xmlns:wpg="http://schemas.microsoft.com/office/word/2010/wordprocessingGroup" xmlns:wpi="http://schemas.microsoft.com/office/word/2010/wordprocessingInk" xmlns:wne="http://schemas.microsoft.com/office/word/2006/wordml" xmlns:wps="http://schemas.microsoft.com/office/word/2010/wordprocessingShape" xmlns:wpsCustomData="http://www.wps.cn/officeDocument/2013/wpsCustomData" mc:Ignorable="w14 wp14">
   <w:abstractNum w:abstractNumId="0">
     <w:nsid w:val="8E964DCE"/>
     <w:multiLevelType w:val="multilevel"/>
     <w:tmpl w:val="8E964DCE"/>
-    <w:lvl w:ilvl="0">
+    <w:lvl w:ilvl="0" w:tentative="0">
       <w:start w:val="1"/>
       <w:numFmt w:val="decimal"/>
-      <w:pStyle w:val="Heading1"/>
+      <w:pStyle w:val="2"/>
       <w:lvlText w:val="%1."/>
       <w:lvlJc w:val="left"/>
       <w:pPr>
@@ -6699,10 +6830,10 @@
         <w:rFonts w:hint="default"/>
       </w:rPr>
     </w:lvl>
-    <w:lvl w:ilvl="1">
+    <w:lvl w:ilvl="1" w:tentative="0">
       <w:start w:val="1"/>
       <w:numFmt w:val="decimal"/>
-      <w:pStyle w:val="Heading2"/>
+      <w:pStyle w:val="3"/>
       <w:lvlText w:val="%1.%2."/>
       <w:lvlJc w:val="left"/>
       <w:pPr>
@@ -6712,10 +6843,10 @@
         <w:rFonts w:hint="default"/>
       </w:rPr>
     </w:lvl>
-    <w:lvl w:ilvl="2">
+    <w:lvl w:ilvl="2" w:tentative="0">
       <w:start w:val="1"/>
       <w:numFmt w:val="decimal"/>
-      <w:pStyle w:val="Heading3"/>
+      <w:pStyle w:val="4"/>
       <w:lvlText w:val="%1.%2.%3."/>
       <w:lvlJc w:val="left"/>
       <w:pPr>
@@ -6725,10 +6856,10 @@
         <w:rFonts w:hint="default"/>
       </w:rPr>
     </w:lvl>
-    <w:lvl w:ilvl="3">
+    <w:lvl w:ilvl="3" w:tentative="0">
       <w:start w:val="1"/>
       <w:numFmt w:val="decimal"/>
-      <w:pStyle w:val="Heading4"/>
+      <w:pStyle w:val="5"/>
       <w:lvlText w:val="%1.%2.%3.%4."/>
       <w:lvlJc w:val="left"/>
       <w:pPr>
@@ -6738,10 +6869,10 @@
         <w:rFonts w:hint="default"/>
       </w:rPr>
     </w:lvl>
-    <w:lvl w:ilvl="4">
+    <w:lvl w:ilvl="4" w:tentative="0">
       <w:start w:val="1"/>
       <w:numFmt w:val="decimal"/>
-      <w:pStyle w:val="Heading5"/>
+      <w:pStyle w:val="6"/>
       <w:lvlText w:val="%1.%2.%3.%4.%5."/>
       <w:lvlJc w:val="left"/>
       <w:pPr>
@@ -6751,10 +6882,10 @@
         <w:rFonts w:hint="default"/>
       </w:rPr>
     </w:lvl>
-    <w:lvl w:ilvl="5">
+    <w:lvl w:ilvl="5" w:tentative="0">
       <w:start w:val="1"/>
       <w:numFmt w:val="decimal"/>
-      <w:pStyle w:val="Heading6"/>
+      <w:pStyle w:val="7"/>
       <w:lvlText w:val="%1.%2.%3.%4.%5.%6."/>
       <w:lvlJc w:val="left"/>
       <w:pPr>
@@ -6764,10 +6895,10 @@
         <w:rFonts w:hint="default"/>
       </w:rPr>
     </w:lvl>
-    <w:lvl w:ilvl="6">
+    <w:lvl w:ilvl="6" w:tentative="0">
       <w:start w:val="1"/>
       <w:numFmt w:val="decimal"/>
-      <w:pStyle w:val="Heading7"/>
+      <w:pStyle w:val="8"/>
       <w:lvlText w:val="%1.%2.%3.%4.%5.%6.%7."/>
       <w:lvlJc w:val="left"/>
       <w:pPr>
@@ -6777,10 +6908,10 @@
         <w:rFonts w:hint="default"/>
       </w:rPr>
     </w:lvl>
-    <w:lvl w:ilvl="7">
+    <w:lvl w:ilvl="7" w:tentative="0">
       <w:start w:val="1"/>
       <w:numFmt w:val="decimal"/>
-      <w:pStyle w:val="Heading8"/>
+      <w:pStyle w:val="9"/>
       <w:lvlText w:val="%1.%2.%3.%4.%5.%6.%7.%8."/>
       <w:lvlJc w:val="left"/>
       <w:pPr>
@@ -6790,10 +6921,10 @@
         <w:rFonts w:hint="default"/>
       </w:rPr>
     </w:lvl>
-    <w:lvl w:ilvl="8">
+    <w:lvl w:ilvl="8" w:tentative="0">
       <w:start w:val="1"/>
       <w:numFmt w:val="decimal"/>
-      <w:pStyle w:val="Heading9"/>
+      <w:pStyle w:val="10"/>
       <w:lvlText w:val="%1.%2.%3.%4.%5.%6.%7.%8.%9."/>
       <w:lvlJc w:val="left"/>
       <w:pPr>
@@ -6808,7 +6939,7 @@
     <w:nsid w:val="7F1351B7"/>
     <w:multiLevelType w:val="singleLevel"/>
     <w:tmpl w:val="7F1351B7"/>
-    <w:lvl w:ilvl="0">
+    <w:lvl w:ilvl="0" w:tentative="0">
       <w:start w:val="1"/>
       <w:numFmt w:val="decimal"/>
       <w:lvlText w:val="%1."/>
@@ -6831,267 +6962,269 @@
 </file>
 
 <file path=word/styles.xml><?xml version="1.0" encoding="utf-8"?>
-<w:styles xmlns:mc="http://schemas.openxmlformats.org/markup-compatibility/2006" xmlns:r="http://schemas.openxmlformats.org/officeDocument/2006/relationships" xmlns:w="http://schemas.openxmlformats.org/wordprocessingml/2006/main" xmlns:w14="http://schemas.microsoft.com/office/word/2010/wordml" xmlns:w15="http://schemas.microsoft.com/office/word/2012/wordml" mc:Ignorable="w14 w15">
+<w:styles xmlns:mc="http://schemas.openxmlformats.org/markup-compatibility/2006" xmlns:o="urn:schemas-microsoft-com:office:office" xmlns:r="http://schemas.openxmlformats.org/officeDocument/2006/relationships" xmlns:m="http://schemas.openxmlformats.org/officeDocument/2006/math" xmlns:v="urn:schemas-microsoft-com:vml" xmlns:w="http://schemas.openxmlformats.org/wordprocessingml/2006/main" xmlns:w14="http://schemas.microsoft.com/office/word/2010/wordml" xmlns:w10="urn:schemas-microsoft-com:office:word" xmlns:sl="http://schemas.openxmlformats.org/schemaLibrary/2006/main" xmlns:wpsCustomData="http://www.wps.cn/officeDocument/2013/wpsCustomData" mc:Ignorable="w14">
   <w:docDefaults>
     <w:rPrDefault>
       <w:rPr>
-        <w:rFonts w:ascii="Times New Roman" w:eastAsia="宋体" w:hAnsi="Times New Roman" w:cs="Times New Roman"/>
+        <w:rFonts w:ascii="Times New Roman" w:hAnsi="Times New Roman" w:eastAsia="宋体" w:cs="Times New Roman"/>
       </w:rPr>
     </w:rPrDefault>
     <w:pPrDefault/>
   </w:docDefaults>
-  <w:latentStyles w:defLockedState="0" w:defUIPriority="99" w:defSemiHidden="1" w:defUnhideWhenUsed="1" w:defQFormat="0" w:count="260">
-    <w:lsdException w:name="Normal" w:semiHidden="0" w:uiPriority="0" w:unhideWhenUsed="0" w:qFormat="1"/>
-    <w:lsdException w:name="heading 1" w:semiHidden="0" w:uiPriority="0" w:unhideWhenUsed="0" w:qFormat="1"/>
-    <w:lsdException w:name="heading 2" w:semiHidden="0" w:uiPriority="0" w:qFormat="1"/>
-    <w:lsdException w:name="heading 3" w:uiPriority="0" w:qFormat="1"/>
-    <w:lsdException w:name="heading 4" w:semiHidden="0" w:uiPriority="0" w:qFormat="1"/>
-    <w:lsdException w:name="heading 5" w:uiPriority="0" w:qFormat="1"/>
-    <w:lsdException w:name="heading 6" w:uiPriority="0" w:qFormat="1"/>
-    <w:lsdException w:name="heading 7" w:uiPriority="0" w:qFormat="1"/>
-    <w:lsdException w:name="heading 8" w:uiPriority="0" w:qFormat="1"/>
-    <w:lsdException w:name="heading 9" w:uiPriority="0" w:qFormat="1"/>
-    <w:lsdException w:name="index 1" w:semiHidden="0" w:uiPriority="0" w:unhideWhenUsed="0"/>
-    <w:lsdException w:name="index 2" w:semiHidden="0" w:uiPriority="0" w:unhideWhenUsed="0"/>
-    <w:lsdException w:name="index 3" w:semiHidden="0" w:uiPriority="0" w:unhideWhenUsed="0"/>
-    <w:lsdException w:name="index 4" w:semiHidden="0" w:uiPriority="0" w:unhideWhenUsed="0"/>
-    <w:lsdException w:name="index 5" w:semiHidden="0" w:uiPriority="0" w:unhideWhenUsed="0"/>
-    <w:lsdException w:name="index 6" w:semiHidden="0" w:uiPriority="0" w:unhideWhenUsed="0"/>
-    <w:lsdException w:name="index 7" w:semiHidden="0" w:uiPriority="0" w:unhideWhenUsed="0"/>
-    <w:lsdException w:name="index 8" w:semiHidden="0" w:uiPriority="0" w:unhideWhenUsed="0"/>
-    <w:lsdException w:name="index 9" w:semiHidden="0" w:uiPriority="0" w:unhideWhenUsed="0"/>
-    <w:lsdException w:name="toc 1" w:semiHidden="0" w:uiPriority="0" w:unhideWhenUsed="0" w:qFormat="1"/>
-    <w:lsdException w:name="toc 2" w:semiHidden="0" w:uiPriority="0" w:unhideWhenUsed="0" w:qFormat="1"/>
-    <w:lsdException w:name="toc 3" w:semiHidden="0" w:uiPriority="0" w:unhideWhenUsed="0" w:qFormat="1"/>
-    <w:lsdException w:name="toc 4" w:semiHidden="0" w:uiPriority="0" w:unhideWhenUsed="0"/>
-    <w:lsdException w:name="toc 5" w:semiHidden="0" w:uiPriority="0" w:unhideWhenUsed="0"/>
-    <w:lsdException w:name="toc 6" w:semiHidden="0" w:uiPriority="0" w:unhideWhenUsed="0"/>
-    <w:lsdException w:name="toc 7" w:semiHidden="0" w:uiPriority="0" w:unhideWhenUsed="0"/>
-    <w:lsdException w:name="toc 8" w:semiHidden="0" w:uiPriority="0" w:unhideWhenUsed="0"/>
-    <w:lsdException w:name="toc 9" w:semiHidden="0" w:uiPriority="0" w:unhideWhenUsed="0"/>
-    <w:lsdException w:name="Normal Indent" w:semiHidden="0" w:uiPriority="0" w:unhideWhenUsed="0"/>
-    <w:lsdException w:name="footnote text" w:semiHidden="0" w:uiPriority="0" w:unhideWhenUsed="0"/>
-    <w:lsdException w:name="annotation text" w:semiHidden="0" w:uiPriority="0" w:unhideWhenUsed="0" w:qFormat="1"/>
-    <w:lsdException w:name="header" w:semiHidden="0" w:uiPriority="0" w:unhideWhenUsed="0" w:qFormat="1"/>
-    <w:lsdException w:name="footer" w:semiHidden="0" w:uiPriority="0" w:unhideWhenUsed="0" w:qFormat="1"/>
-    <w:lsdException w:name="index heading" w:semiHidden="0" w:uiPriority="0" w:unhideWhenUsed="0"/>
-    <w:lsdException w:name="caption" w:uiPriority="0" w:qFormat="1"/>
-    <w:lsdException w:name="table of figures" w:semiHidden="0" w:uiPriority="0" w:unhideWhenUsed="0"/>
-    <w:lsdException w:name="envelope address" w:semiHidden="0" w:uiPriority="0" w:unhideWhenUsed="0"/>
-    <w:lsdException w:name="envelope return" w:semiHidden="0" w:uiPriority="0" w:unhideWhenUsed="0"/>
-    <w:lsdException w:name="footnote reference" w:semiHidden="0" w:uiPriority="0" w:unhideWhenUsed="0"/>
-    <w:lsdException w:name="annotation reference" w:semiHidden="0" w:uiPriority="0" w:unhideWhenUsed="0"/>
-    <w:lsdException w:name="line number" w:semiHidden="0" w:uiPriority="0" w:unhideWhenUsed="0"/>
-    <w:lsdException w:name="page number" w:semiHidden="0" w:uiPriority="0" w:unhideWhenUsed="0"/>
-    <w:lsdException w:name="endnote reference" w:semiHidden="0" w:uiPriority="0" w:unhideWhenUsed="0"/>
-    <w:lsdException w:name="endnote text" w:semiHidden="0" w:uiPriority="0" w:unhideWhenUsed="0"/>
-    <w:lsdException w:name="table of authorities" w:semiHidden="0" w:uiPriority="0" w:unhideWhenUsed="0"/>
-    <w:lsdException w:name="macro" w:semiHidden="0" w:uiPriority="0" w:unhideWhenUsed="0"/>
-    <w:lsdException w:name="toa heading" w:semiHidden="0" w:uiPriority="0" w:unhideWhenUsed="0"/>
-    <w:lsdException w:name="List" w:semiHidden="0" w:uiPriority="0" w:unhideWhenUsed="0"/>
-    <w:lsdException w:name="List Bullet" w:semiHidden="0" w:uiPriority="0" w:unhideWhenUsed="0"/>
-    <w:lsdException w:name="List Number" w:semiHidden="0" w:uiPriority="0" w:unhideWhenUsed="0"/>
-    <w:lsdException w:name="List 2" w:semiHidden="0" w:uiPriority="0" w:unhideWhenUsed="0"/>
-    <w:lsdException w:name="List 3" w:semiHidden="0" w:uiPriority="0" w:unhideWhenUsed="0"/>
-    <w:lsdException w:name="List 4" w:semiHidden="0" w:uiPriority="0" w:unhideWhenUsed="0"/>
-    <w:lsdException w:name="List 5" w:semiHidden="0" w:uiPriority="0" w:unhideWhenUsed="0"/>
-    <w:lsdException w:name="List Bullet 2" w:semiHidden="0" w:uiPriority="0" w:unhideWhenUsed="0"/>
-    <w:lsdException w:name="List Bullet 3" w:semiHidden="0" w:uiPriority="0" w:unhideWhenUsed="0"/>
-    <w:lsdException w:name="List Bullet 4" w:semiHidden="0" w:uiPriority="0" w:unhideWhenUsed="0"/>
-    <w:lsdException w:name="List Bullet 5" w:semiHidden="0" w:uiPriority="0" w:unhideWhenUsed="0"/>
-    <w:lsdException w:name="List Number 2" w:semiHidden="0" w:uiPriority="0" w:unhideWhenUsed="0"/>
-    <w:lsdException w:name="List Number 3" w:semiHidden="0" w:uiPriority="0" w:unhideWhenUsed="0"/>
-    <w:lsdException w:name="List Number 4" w:semiHidden="0" w:uiPriority="0" w:unhideWhenUsed="0"/>
-    <w:lsdException w:name="List Number 5" w:semiHidden="0" w:uiPriority="0" w:unhideWhenUsed="0"/>
-    <w:lsdException w:name="Title" w:semiHidden="0" w:uiPriority="0" w:unhideWhenUsed="0" w:qFormat="1"/>
-    <w:lsdException w:name="Closing" w:semiHidden="0" w:uiPriority="0" w:unhideWhenUsed="0"/>
-    <w:lsdException w:name="Signature" w:semiHidden="0" w:uiPriority="0" w:unhideWhenUsed="0"/>
-    <w:lsdException w:name="Default Paragraph Font" w:uiPriority="0" w:unhideWhenUsed="0" w:qFormat="1"/>
-    <w:lsdException w:name="Body Text" w:uiPriority="0" w:unhideWhenUsed="0" w:qFormat="1"/>
-    <w:lsdException w:name="Body Text Indent" w:semiHidden="0" w:uiPriority="0" w:unhideWhenUsed="0"/>
-    <w:lsdException w:name="List Continue" w:semiHidden="0" w:uiPriority="0" w:unhideWhenUsed="0"/>
-    <w:lsdException w:name="List Continue 2" w:semiHidden="0" w:uiPriority="0" w:unhideWhenUsed="0"/>
-    <w:lsdException w:name="List Continue 3" w:semiHidden="0" w:uiPriority="0" w:unhideWhenUsed="0"/>
-    <w:lsdException w:name="List Continue 4" w:semiHidden="0" w:uiPriority="0" w:unhideWhenUsed="0"/>
-    <w:lsdException w:name="List Continue 5" w:semiHidden="0" w:uiPriority="0" w:unhideWhenUsed="0"/>
-    <w:lsdException w:name="Message Header" w:semiHidden="0" w:uiPriority="0" w:unhideWhenUsed="0"/>
-    <w:lsdException w:name="Subtitle" w:semiHidden="0" w:uiPriority="0" w:unhideWhenUsed="0" w:qFormat="1"/>
-    <w:lsdException w:name="Salutation" w:semiHidden="0" w:uiPriority="0" w:unhideWhenUsed="0"/>
-    <w:lsdException w:name="Date" w:semiHidden="0" w:uiPriority="0" w:unhideWhenUsed="0"/>
-    <w:lsdException w:name="Body Text First Indent" w:semiHidden="0" w:uiPriority="0" w:unhideWhenUsed="0"/>
-    <w:lsdException w:name="Body Text First Indent 2" w:semiHidden="0" w:uiPriority="0" w:unhideWhenUsed="0"/>
-    <w:lsdException w:name="Body Text 2" w:semiHidden="0" w:uiPriority="0" w:unhideWhenUsed="0"/>
-    <w:lsdException w:name="Body Text 3" w:semiHidden="0" w:uiPriority="0" w:unhideWhenUsed="0"/>
-    <w:lsdException w:name="Body Text Indent 2" w:semiHidden="0" w:uiPriority="0" w:unhideWhenUsed="0"/>
-    <w:lsdException w:name="Body Text Indent 3" w:semiHidden="0" w:uiPriority="0" w:unhideWhenUsed="0"/>
-    <w:lsdException w:name="Block Text" w:semiHidden="0" w:uiPriority="0" w:unhideWhenUsed="0"/>
-    <w:lsdException w:name="Hyperlink" w:semiHidden="0" w:uiPriority="0" w:unhideWhenUsed="0"/>
-    <w:lsdException w:name="FollowedHyperlink" w:semiHidden="0" w:uiPriority="0" w:unhideWhenUsed="0"/>
-    <w:lsdException w:name="Strong" w:semiHidden="0" w:uiPriority="0" w:unhideWhenUsed="0" w:qFormat="1"/>
-    <w:lsdException w:name="Emphasis" w:semiHidden="0" w:uiPriority="0" w:unhideWhenUsed="0" w:qFormat="1"/>
-    <w:lsdException w:name="Document Map" w:semiHidden="0" w:uiPriority="0" w:unhideWhenUsed="0"/>
-    <w:lsdException w:name="Plain Text" w:semiHidden="0" w:uiPriority="0" w:unhideWhenUsed="0"/>
-    <w:lsdException w:name="E-mail Signature" w:semiHidden="0" w:uiPriority="0" w:unhideWhenUsed="0"/>
-    <w:lsdException w:name="Normal (Web)" w:semiHidden="0" w:uiPriority="0" w:unhideWhenUsed="0" w:qFormat="1"/>
-    <w:lsdException w:name="HTML Acronym" w:semiHidden="0" w:uiPriority="0" w:unhideWhenUsed="0"/>
-    <w:lsdException w:name="HTML Address" w:semiHidden="0" w:uiPriority="0" w:unhideWhenUsed="0"/>
-    <w:lsdException w:name="HTML Cite" w:semiHidden="0" w:uiPriority="0" w:unhideWhenUsed="0"/>
-    <w:lsdException w:name="HTML Code" w:semiHidden="0" w:uiPriority="0" w:unhideWhenUsed="0"/>
-    <w:lsdException w:name="HTML Definition" w:semiHidden="0" w:uiPriority="0" w:unhideWhenUsed="0"/>
-    <w:lsdException w:name="HTML Keyboard" w:semiHidden="0" w:uiPriority="0" w:unhideWhenUsed="0"/>
-    <w:lsdException w:name="HTML Preformatted" w:semiHidden="0" w:uiPriority="0" w:unhideWhenUsed="0"/>
-    <w:lsdException w:name="HTML Sample" w:semiHidden="0" w:uiPriority="0" w:unhideWhenUsed="0"/>
-    <w:lsdException w:name="HTML Typewriter" w:semiHidden="0" w:uiPriority="0" w:unhideWhenUsed="0"/>
-    <w:lsdException w:name="HTML Variable" w:semiHidden="0" w:uiPriority="0" w:unhideWhenUsed="0"/>
-    <w:lsdException w:name="Normal Table" w:uiPriority="0" w:unhideWhenUsed="0" w:qFormat="1"/>
-    <w:lsdException w:name="annotation subject" w:semiHidden="0" w:uiPriority="0" w:unhideWhenUsed="0"/>
-    <w:lsdException w:name="Table Simple 1" w:semiHidden="0" w:uiPriority="0" w:unhideWhenUsed="0"/>
-    <w:lsdException w:name="Table Simple 2" w:semiHidden="0" w:uiPriority="0" w:unhideWhenUsed="0"/>
-    <w:lsdException w:name="Table Simple 3" w:semiHidden="0" w:uiPriority="0" w:unhideWhenUsed="0"/>
-    <w:lsdException w:name="Table Classic 1" w:semiHidden="0" w:uiPriority="0" w:unhideWhenUsed="0"/>
-    <w:lsdException w:name="Table Classic 2" w:semiHidden="0" w:uiPriority="0" w:unhideWhenUsed="0"/>
-    <w:lsdException w:name="Table Classic 3" w:semiHidden="0" w:uiPriority="0" w:unhideWhenUsed="0"/>
-    <w:lsdException w:name="Table Classic 4" w:semiHidden="0" w:uiPriority="0" w:unhideWhenUsed="0"/>
-    <w:lsdException w:name="Table Colorful 1" w:semiHidden="0" w:uiPriority="0" w:unhideWhenUsed="0"/>
-    <w:lsdException w:name="Table Colorful 2" w:semiHidden="0" w:uiPriority="0" w:unhideWhenUsed="0"/>
-    <w:lsdException w:name="Table Colorful 3" w:semiHidden="0" w:uiPriority="0" w:unhideWhenUsed="0"/>
-    <w:lsdException w:name="Table Columns 1" w:semiHidden="0" w:uiPriority="0" w:unhideWhenUsed="0"/>
-    <w:lsdException w:name="Table Columns 2" w:semiHidden="0" w:uiPriority="0" w:unhideWhenUsed="0"/>
-    <w:lsdException w:name="Table Columns 3" w:semiHidden="0" w:uiPriority="0" w:unhideWhenUsed="0"/>
-    <w:lsdException w:name="Table Columns 4" w:semiHidden="0" w:uiPriority="0" w:unhideWhenUsed="0"/>
-    <w:lsdException w:name="Table Columns 5" w:semiHidden="0" w:uiPriority="0" w:unhideWhenUsed="0"/>
-    <w:lsdException w:name="Table Grid 1" w:semiHidden="0" w:uiPriority="0" w:unhideWhenUsed="0"/>
-    <w:lsdException w:name="Table Grid 2" w:semiHidden="0" w:uiPriority="0" w:unhideWhenUsed="0"/>
-    <w:lsdException w:name="Table Grid 3" w:semiHidden="0" w:uiPriority="0" w:unhideWhenUsed="0"/>
-    <w:lsdException w:name="Table Grid 4" w:semiHidden="0" w:uiPriority="0" w:unhideWhenUsed="0"/>
-    <w:lsdException w:name="Table Grid 5" w:semiHidden="0" w:uiPriority="0" w:unhideWhenUsed="0"/>
-    <w:lsdException w:name="Table Grid 6" w:semiHidden="0" w:uiPriority="0" w:unhideWhenUsed="0"/>
-    <w:lsdException w:name="Table Grid 7" w:semiHidden="0" w:uiPriority="0" w:unhideWhenUsed="0"/>
-    <w:lsdException w:name="Table Grid 8" w:semiHidden="0" w:uiPriority="0" w:unhideWhenUsed="0"/>
-    <w:lsdException w:name="Table List 1" w:semiHidden="0" w:uiPriority="0" w:unhideWhenUsed="0"/>
-    <w:lsdException w:name="Table List 2" w:semiHidden="0" w:uiPriority="0" w:unhideWhenUsed="0"/>
-    <w:lsdException w:name="Table List 3" w:semiHidden="0" w:uiPriority="0" w:unhideWhenUsed="0"/>
-    <w:lsdException w:name="Table List 4" w:semiHidden="0" w:uiPriority="0" w:unhideWhenUsed="0"/>
-    <w:lsdException w:name="Table List 5" w:semiHidden="0" w:uiPriority="0" w:unhideWhenUsed="0"/>
-    <w:lsdException w:name="Table List 6" w:semiHidden="0" w:uiPriority="0" w:unhideWhenUsed="0"/>
-    <w:lsdException w:name="Table List 7" w:semiHidden="0" w:uiPriority="0" w:unhideWhenUsed="0"/>
-    <w:lsdException w:name="Table List 8" w:semiHidden="0" w:uiPriority="0" w:unhideWhenUsed="0"/>
-    <w:lsdException w:name="Table 3D effects 1" w:semiHidden="0" w:uiPriority="0" w:unhideWhenUsed="0"/>
-    <w:lsdException w:name="Table 3D effects 2" w:semiHidden="0" w:uiPriority="0" w:unhideWhenUsed="0"/>
-    <w:lsdException w:name="Table 3D effects 3" w:semiHidden="0" w:uiPriority="0" w:unhideWhenUsed="0"/>
-    <w:lsdException w:name="Table Contemporary" w:semiHidden="0" w:uiPriority="0" w:unhideWhenUsed="0"/>
-    <w:lsdException w:name="Table Elegant" w:semiHidden="0" w:uiPriority="0" w:unhideWhenUsed="0"/>
-    <w:lsdException w:name="Table Professional" w:semiHidden="0" w:uiPriority="0" w:unhideWhenUsed="0"/>
-    <w:lsdException w:name="Table Subtle 1" w:semiHidden="0" w:uiPriority="0" w:unhideWhenUsed="0"/>
-    <w:lsdException w:name="Table Subtle 2" w:semiHidden="0" w:uiPriority="0" w:unhideWhenUsed="0"/>
-    <w:lsdException w:name="Table Web 1" w:semiHidden="0" w:uiPriority="0" w:unhideWhenUsed="0"/>
-    <w:lsdException w:name="Table Web 2" w:semiHidden="0" w:uiPriority="0" w:unhideWhenUsed="0"/>
-    <w:lsdException w:name="Table Web 3" w:semiHidden="0" w:uiPriority="0" w:unhideWhenUsed="0"/>
-    <w:lsdException w:name="Balloon Text" w:semiHidden="0" w:uiPriority="0" w:unhideWhenUsed="0"/>
-    <w:lsdException w:name="Table Grid" w:semiHidden="0" w:uiPriority="0" w:unhideWhenUsed="0" w:qFormat="1"/>
-    <w:lsdException w:name="Table Theme" w:semiHidden="0" w:uiPriority="0" w:unhideWhenUsed="0"/>
-    <w:lsdException w:name="Light Shading" w:semiHidden="0" w:uiPriority="60" w:unhideWhenUsed="0"/>
-    <w:lsdException w:name="Light List" w:semiHidden="0" w:uiPriority="61" w:unhideWhenUsed="0"/>
-    <w:lsdException w:name="Light Grid" w:semiHidden="0" w:uiPriority="62" w:unhideWhenUsed="0"/>
-    <w:lsdException w:name="Medium Shading 1" w:semiHidden="0" w:uiPriority="63" w:unhideWhenUsed="0"/>
-    <w:lsdException w:name="Medium Shading 2" w:semiHidden="0" w:uiPriority="64" w:unhideWhenUsed="0"/>
-    <w:lsdException w:name="Medium List 1" w:semiHidden="0" w:uiPriority="65" w:unhideWhenUsed="0"/>
-    <w:lsdException w:name="Medium List 2" w:semiHidden="0" w:uiPriority="66" w:unhideWhenUsed="0"/>
-    <w:lsdException w:name="Medium Grid 1" w:semiHidden="0" w:uiPriority="67" w:unhideWhenUsed="0"/>
-    <w:lsdException w:name="Medium Grid 2" w:semiHidden="0" w:uiPriority="68" w:unhideWhenUsed="0"/>
-    <w:lsdException w:name="Medium Grid 3" w:semiHidden="0" w:uiPriority="69" w:unhideWhenUsed="0"/>
-    <w:lsdException w:name="Dark List" w:semiHidden="0" w:uiPriority="70" w:unhideWhenUsed="0"/>
-    <w:lsdException w:name="Colorful Shading" w:semiHidden="0" w:uiPriority="71" w:unhideWhenUsed="0"/>
-    <w:lsdException w:name="Colorful List" w:semiHidden="0" w:uiPriority="72" w:unhideWhenUsed="0"/>
-    <w:lsdException w:name="Colorful Grid" w:semiHidden="0" w:uiPriority="73" w:unhideWhenUsed="0"/>
-    <w:lsdException w:name="Light Shading Accent 1" w:semiHidden="0" w:uiPriority="60" w:unhideWhenUsed="0"/>
-    <w:lsdException w:name="Light List Accent 1" w:semiHidden="0" w:uiPriority="61" w:unhideWhenUsed="0"/>
-    <w:lsdException w:name="Light Grid Accent 1" w:semiHidden="0" w:uiPriority="62" w:unhideWhenUsed="0"/>
-    <w:lsdException w:name="Medium Shading 1 Accent 1" w:semiHidden="0" w:uiPriority="63" w:unhideWhenUsed="0"/>
-    <w:lsdException w:name="Medium Shading 2 Accent 1" w:semiHidden="0" w:uiPriority="64" w:unhideWhenUsed="0"/>
-    <w:lsdException w:name="Medium List 1 Accent 1" w:semiHidden="0" w:uiPriority="65" w:unhideWhenUsed="0"/>
-    <w:lsdException w:name="Medium List 2 Accent 1" w:semiHidden="0" w:uiPriority="66" w:unhideWhenUsed="0"/>
-    <w:lsdException w:name="Medium Grid 1 Accent 1" w:semiHidden="0" w:uiPriority="67" w:unhideWhenUsed="0"/>
-    <w:lsdException w:name="Medium Grid 2 Accent 1" w:semiHidden="0" w:uiPriority="68" w:unhideWhenUsed="0"/>
-    <w:lsdException w:name="Medium Grid 3 Accent 1" w:semiHidden="0" w:uiPriority="69" w:unhideWhenUsed="0"/>
-    <w:lsdException w:name="Dark List Accent 1" w:semiHidden="0" w:uiPriority="70" w:unhideWhenUsed="0"/>
-    <w:lsdException w:name="Colorful Shading Accent 1" w:semiHidden="0" w:uiPriority="71" w:unhideWhenUsed="0"/>
-    <w:lsdException w:name="Colorful List Accent 1" w:semiHidden="0" w:uiPriority="72" w:unhideWhenUsed="0"/>
-    <w:lsdException w:name="Colorful Grid Accent 1" w:semiHidden="0" w:uiPriority="73" w:unhideWhenUsed="0"/>
-    <w:lsdException w:name="Light Shading Accent 2" w:semiHidden="0" w:uiPriority="60" w:unhideWhenUsed="0"/>
-    <w:lsdException w:name="Light List Accent 2" w:semiHidden="0" w:uiPriority="61" w:unhideWhenUsed="0"/>
-    <w:lsdException w:name="Light Grid Accent 2" w:semiHidden="0" w:uiPriority="62" w:unhideWhenUsed="0"/>
-    <w:lsdException w:name="Medium Shading 1 Accent 2" w:semiHidden="0" w:uiPriority="63" w:unhideWhenUsed="0"/>
-    <w:lsdException w:name="Medium Shading 2 Accent 2" w:semiHidden="0" w:uiPriority="64" w:unhideWhenUsed="0"/>
-    <w:lsdException w:name="Medium List 1 Accent 2" w:semiHidden="0" w:uiPriority="65" w:unhideWhenUsed="0"/>
-    <w:lsdException w:name="Medium List 2 Accent 2" w:semiHidden="0" w:uiPriority="66" w:unhideWhenUsed="0"/>
-    <w:lsdException w:name="Medium Grid 1 Accent 2" w:semiHidden="0" w:uiPriority="67" w:unhideWhenUsed="0"/>
-    <w:lsdException w:name="Medium Grid 2 Accent 2" w:semiHidden="0" w:uiPriority="68" w:unhideWhenUsed="0"/>
-    <w:lsdException w:name="Medium Grid 3 Accent 2" w:semiHidden="0" w:uiPriority="69" w:unhideWhenUsed="0"/>
-    <w:lsdException w:name="Dark List Accent 2" w:semiHidden="0" w:uiPriority="70" w:unhideWhenUsed="0"/>
-    <w:lsdException w:name="Colorful Shading Accent 2" w:semiHidden="0" w:uiPriority="71" w:unhideWhenUsed="0"/>
-    <w:lsdException w:name="Colorful List Accent 2" w:semiHidden="0" w:uiPriority="72" w:unhideWhenUsed="0"/>
-    <w:lsdException w:name="Colorful Grid Accent 2" w:semiHidden="0" w:uiPriority="73" w:unhideWhenUsed="0"/>
-    <w:lsdException w:name="Light Shading Accent 3" w:semiHidden="0" w:uiPriority="60" w:unhideWhenUsed="0"/>
-    <w:lsdException w:name="Light List Accent 3" w:semiHidden="0" w:uiPriority="61" w:unhideWhenUsed="0"/>
-    <w:lsdException w:name="Light Grid Accent 3" w:semiHidden="0" w:uiPriority="62" w:unhideWhenUsed="0"/>
-    <w:lsdException w:name="Medium Shading 1 Accent 3" w:semiHidden="0" w:uiPriority="63" w:unhideWhenUsed="0"/>
-    <w:lsdException w:name="Medium Shading 2 Accent 3" w:semiHidden="0" w:uiPriority="64" w:unhideWhenUsed="0"/>
-    <w:lsdException w:name="Medium List 1 Accent 3" w:semiHidden="0" w:uiPriority="65" w:unhideWhenUsed="0"/>
-    <w:lsdException w:name="Medium List 2 Accent 3" w:semiHidden="0" w:uiPriority="66" w:unhideWhenUsed="0"/>
-    <w:lsdException w:name="Medium Grid 1 Accent 3" w:semiHidden="0" w:uiPriority="67" w:unhideWhenUsed="0"/>
-    <w:lsdException w:name="Medium Grid 2 Accent 3" w:semiHidden="0" w:uiPriority="68" w:unhideWhenUsed="0"/>
-    <w:lsdException w:name="Medium Grid 3 Accent 3" w:semiHidden="0" w:uiPriority="69" w:unhideWhenUsed="0"/>
-    <w:lsdException w:name="Dark List Accent 3" w:semiHidden="0" w:uiPriority="70" w:unhideWhenUsed="0"/>
-    <w:lsdException w:name="Colorful Shading Accent 3" w:semiHidden="0" w:uiPriority="71" w:unhideWhenUsed="0"/>
-    <w:lsdException w:name="Colorful List Accent 3" w:semiHidden="0" w:uiPriority="72" w:unhideWhenUsed="0"/>
-    <w:lsdException w:name="Colorful Grid Accent 3" w:semiHidden="0" w:uiPriority="73" w:unhideWhenUsed="0"/>
-    <w:lsdException w:name="Light Shading Accent 4" w:semiHidden="0" w:uiPriority="60" w:unhideWhenUsed="0"/>
-    <w:lsdException w:name="Light List Accent 4" w:semiHidden="0" w:uiPriority="61" w:unhideWhenUsed="0"/>
-    <w:lsdException w:name="Light Grid Accent 4" w:semiHidden="0" w:uiPriority="62" w:unhideWhenUsed="0"/>
-    <w:lsdException w:name="Medium Shading 1 Accent 4" w:semiHidden="0" w:uiPriority="63" w:unhideWhenUsed="0"/>
-    <w:lsdException w:name="Medium Shading 2 Accent 4" w:semiHidden="0" w:uiPriority="64" w:unhideWhenUsed="0"/>
-    <w:lsdException w:name="Medium List 1 Accent 4" w:semiHidden="0" w:uiPriority="65" w:unhideWhenUsed="0"/>
-    <w:lsdException w:name="Medium List 2 Accent 4" w:semiHidden="0" w:uiPriority="66" w:unhideWhenUsed="0"/>
-    <w:lsdException w:name="Medium Grid 1 Accent 4" w:semiHidden="0" w:uiPriority="67" w:unhideWhenUsed="0"/>
-    <w:lsdException w:name="Medium Grid 2 Accent 4" w:semiHidden="0" w:uiPriority="68" w:unhideWhenUsed="0"/>
-    <w:lsdException w:name="Medium Grid 3 Accent 4" w:semiHidden="0" w:uiPriority="69" w:unhideWhenUsed="0"/>
-    <w:lsdException w:name="Dark List Accent 4" w:semiHidden="0" w:uiPriority="70" w:unhideWhenUsed="0"/>
-    <w:lsdException w:name="Colorful Shading Accent 4" w:semiHidden="0" w:uiPriority="71" w:unhideWhenUsed="0"/>
-    <w:lsdException w:name="Colorful List Accent 4" w:semiHidden="0" w:uiPriority="72" w:unhideWhenUsed="0"/>
-    <w:lsdException w:name="Colorful Grid Accent 4" w:semiHidden="0" w:uiPriority="73" w:unhideWhenUsed="0"/>
-    <w:lsdException w:name="Light Shading Accent 5" w:semiHidden="0" w:uiPriority="60" w:unhideWhenUsed="0"/>
-    <w:lsdException w:name="Light List Accent 5" w:semiHidden="0" w:uiPriority="61" w:unhideWhenUsed="0"/>
-    <w:lsdException w:name="Light Grid Accent 5" w:semiHidden="0" w:uiPriority="62" w:unhideWhenUsed="0"/>
-    <w:lsdException w:name="Medium Shading 1 Accent 5" w:semiHidden="0" w:uiPriority="63" w:unhideWhenUsed="0"/>
-    <w:lsdException w:name="Medium Shading 2 Accent 5" w:semiHidden="0" w:uiPriority="64" w:unhideWhenUsed="0"/>
-    <w:lsdException w:name="Medium List 1 Accent 5" w:semiHidden="0" w:uiPriority="65" w:unhideWhenUsed="0"/>
-    <w:lsdException w:name="Medium List 2 Accent 5" w:semiHidden="0" w:uiPriority="66" w:unhideWhenUsed="0"/>
-    <w:lsdException w:name="Medium Grid 1 Accent 5" w:semiHidden="0" w:uiPriority="67" w:unhideWhenUsed="0"/>
-    <w:lsdException w:name="Medium Grid 2 Accent 5" w:semiHidden="0" w:uiPriority="68" w:unhideWhenUsed="0"/>
-    <w:lsdException w:name="Medium Grid 3 Accent 5" w:semiHidden="0" w:uiPriority="69" w:unhideWhenUsed="0"/>
-    <w:lsdException w:name="Dark List Accent 5" w:semiHidden="0" w:uiPriority="70" w:unhideWhenUsed="0"/>
-    <w:lsdException w:name="Colorful Shading Accent 5" w:semiHidden="0" w:uiPriority="71" w:unhideWhenUsed="0"/>
-    <w:lsdException w:name="Colorful List Accent 5" w:semiHidden="0" w:uiPriority="72" w:unhideWhenUsed="0"/>
-    <w:lsdException w:name="Colorful Grid Accent 5" w:semiHidden="0" w:uiPriority="73" w:unhideWhenUsed="0"/>
-    <w:lsdException w:name="Light Shading Accent 6" w:semiHidden="0" w:uiPriority="60" w:unhideWhenUsed="0"/>
-    <w:lsdException w:name="Light List Accent 6" w:semiHidden="0" w:uiPriority="61" w:unhideWhenUsed="0"/>
-    <w:lsdException w:name="Light Grid Accent 6" w:semiHidden="0" w:uiPriority="62" w:unhideWhenUsed="0"/>
-    <w:lsdException w:name="Medium Shading 1 Accent 6" w:semiHidden="0" w:uiPriority="63" w:unhideWhenUsed="0"/>
-    <w:lsdException w:name="Medium Shading 2 Accent 6" w:semiHidden="0" w:uiPriority="64" w:unhideWhenUsed="0"/>
-    <w:lsdException w:name="Medium List 1 Accent 6" w:semiHidden="0" w:uiPriority="65" w:unhideWhenUsed="0"/>
-    <w:lsdException w:name="Medium List 2 Accent 6" w:semiHidden="0" w:uiPriority="66" w:unhideWhenUsed="0"/>
-    <w:lsdException w:name="Medium Grid 1 Accent 6" w:semiHidden="0" w:uiPriority="67" w:unhideWhenUsed="0"/>
-    <w:lsdException w:name="Medium Grid 2 Accent 6" w:semiHidden="0" w:uiPriority="68" w:unhideWhenUsed="0"/>
-    <w:lsdException w:name="Medium Grid 3 Accent 6" w:semiHidden="0" w:uiPriority="69" w:unhideWhenUsed="0"/>
-    <w:lsdException w:name="Dark List Accent 6" w:semiHidden="0" w:uiPriority="70" w:unhideWhenUsed="0"/>
-    <w:lsdException w:name="Colorful Shading Accent 6" w:semiHidden="0" w:uiPriority="71" w:unhideWhenUsed="0"/>
-    <w:lsdException w:name="Colorful List Accent 6" w:semiHidden="0" w:uiPriority="72" w:unhideWhenUsed="0"/>
-    <w:lsdException w:name="Colorful Grid Accent 6" w:semiHidden="0" w:uiPriority="73" w:unhideWhenUsed="0"/>
+  <w:latentStyles w:count="260" w:defQFormat="0" w:defUnhideWhenUsed="1" w:defSemiHidden="1" w:defUIPriority="99" w:defLockedState="0">
+    <w:lsdException w:qFormat="1" w:unhideWhenUsed="0" w:uiPriority="0" w:semiHidden="0" w:name="Normal"/>
+    <w:lsdException w:qFormat="1" w:unhideWhenUsed="0" w:uiPriority="0" w:semiHidden="0" w:name="heading 1"/>
+    <w:lsdException w:qFormat="1" w:uiPriority="0" w:semiHidden="0" w:name="heading 2"/>
+    <w:lsdException w:qFormat="1" w:uiPriority="0" w:name="heading 3"/>
+    <w:lsdException w:qFormat="1" w:uiPriority="0" w:semiHidden="0" w:name="heading 4"/>
+    <w:lsdException w:qFormat="1" w:uiPriority="0" w:name="heading 5"/>
+    <w:lsdException w:qFormat="1" w:uiPriority="0" w:name="heading 6"/>
+    <w:lsdException w:qFormat="1" w:uiPriority="0" w:name="heading 7"/>
+    <w:lsdException w:qFormat="1" w:uiPriority="0" w:name="heading 8"/>
+    <w:lsdException w:qFormat="1" w:uiPriority="0" w:name="heading 9"/>
+    <w:lsdException w:unhideWhenUsed="0" w:uiPriority="0" w:semiHidden="0" w:name="index 1"/>
+    <w:lsdException w:unhideWhenUsed="0" w:uiPriority="0" w:semiHidden="0" w:name="index 2"/>
+    <w:lsdException w:unhideWhenUsed="0" w:uiPriority="0" w:semiHidden="0" w:name="index 3"/>
+    <w:lsdException w:unhideWhenUsed="0" w:uiPriority="0" w:semiHidden="0" w:name="index 4"/>
+    <w:lsdException w:unhideWhenUsed="0" w:uiPriority="0" w:semiHidden="0" w:name="index 5"/>
+    <w:lsdException w:unhideWhenUsed="0" w:uiPriority="0" w:semiHidden="0" w:name="index 6"/>
+    <w:lsdException w:unhideWhenUsed="0" w:uiPriority="0" w:semiHidden="0" w:name="index 7"/>
+    <w:lsdException w:unhideWhenUsed="0" w:uiPriority="0" w:semiHidden="0" w:name="index 8"/>
+    <w:lsdException w:unhideWhenUsed="0" w:uiPriority="0" w:semiHidden="0" w:name="index 9"/>
+    <w:lsdException w:qFormat="1" w:unhideWhenUsed="0" w:uiPriority="0" w:semiHidden="0" w:name="toc 1"/>
+    <w:lsdException w:qFormat="1" w:unhideWhenUsed="0" w:uiPriority="0" w:semiHidden="0" w:name="toc 2"/>
+    <w:lsdException w:qFormat="1" w:unhideWhenUsed="0" w:uiPriority="0" w:semiHidden="0" w:name="toc 3"/>
+    <w:lsdException w:unhideWhenUsed="0" w:uiPriority="0" w:semiHidden="0" w:name="toc 4"/>
+    <w:lsdException w:unhideWhenUsed="0" w:uiPriority="0" w:semiHidden="0" w:name="toc 5"/>
+    <w:lsdException w:unhideWhenUsed="0" w:uiPriority="0" w:semiHidden="0" w:name="toc 6"/>
+    <w:lsdException w:unhideWhenUsed="0" w:uiPriority="0" w:semiHidden="0" w:name="toc 7"/>
+    <w:lsdException w:unhideWhenUsed="0" w:uiPriority="0" w:semiHidden="0" w:name="toc 8"/>
+    <w:lsdException w:unhideWhenUsed="0" w:uiPriority="0" w:semiHidden="0" w:name="toc 9"/>
+    <w:lsdException w:unhideWhenUsed="0" w:uiPriority="0" w:semiHidden="0" w:name="Normal Indent"/>
+    <w:lsdException w:unhideWhenUsed="0" w:uiPriority="0" w:semiHidden="0" w:name="footnote text"/>
+    <w:lsdException w:qFormat="1" w:unhideWhenUsed="0" w:uiPriority="0" w:semiHidden="0" w:name="annotation text"/>
+    <w:lsdException w:qFormat="1" w:unhideWhenUsed="0" w:uiPriority="0" w:semiHidden="0" w:name="header"/>
+    <w:lsdException w:qFormat="1" w:unhideWhenUsed="0" w:uiPriority="0" w:semiHidden="0" w:name="footer"/>
+    <w:lsdException w:unhideWhenUsed="0" w:uiPriority="0" w:semiHidden="0" w:name="index heading"/>
+    <w:lsdException w:qFormat="1" w:uiPriority="0" w:name="caption"/>
+    <w:lsdException w:unhideWhenUsed="0" w:uiPriority="0" w:semiHidden="0" w:name="table of figures"/>
+    <w:lsdException w:unhideWhenUsed="0" w:uiPriority="0" w:semiHidden="0" w:name="envelope address"/>
+    <w:lsdException w:unhideWhenUsed="0" w:uiPriority="0" w:semiHidden="0" w:name="envelope return"/>
+    <w:lsdException w:unhideWhenUsed="0" w:uiPriority="0" w:semiHidden="0" w:name="footnote reference"/>
+    <w:lsdException w:unhideWhenUsed="0" w:uiPriority="0" w:semiHidden="0" w:name="annotation reference"/>
+    <w:lsdException w:unhideWhenUsed="0" w:uiPriority="0" w:semiHidden="0" w:name="line number"/>
+    <w:lsdException w:unhideWhenUsed="0" w:uiPriority="0" w:semiHidden="0" w:name="page number"/>
+    <w:lsdException w:unhideWhenUsed="0" w:uiPriority="0" w:semiHidden="0" w:name="endnote reference"/>
+    <w:lsdException w:unhideWhenUsed="0" w:uiPriority="0" w:semiHidden="0" w:name="endnote text"/>
+    <w:lsdException w:unhideWhenUsed="0" w:uiPriority="0" w:semiHidden="0" w:name="table of authorities"/>
+    <w:lsdException w:unhideWhenUsed="0" w:uiPriority="0" w:semiHidden="0" w:name="macro"/>
+    <w:lsdException w:unhideWhenUsed="0" w:uiPriority="0" w:semiHidden="0" w:name="toa heading"/>
+    <w:lsdException w:unhideWhenUsed="0" w:uiPriority="0" w:semiHidden="0" w:name="List"/>
+    <w:lsdException w:unhideWhenUsed="0" w:uiPriority="0" w:semiHidden="0" w:name="List Bullet"/>
+    <w:lsdException w:unhideWhenUsed="0" w:uiPriority="0" w:semiHidden="0" w:name="List Number"/>
+    <w:lsdException w:unhideWhenUsed="0" w:uiPriority="0" w:semiHidden="0" w:name="List 2"/>
+    <w:lsdException w:unhideWhenUsed="0" w:uiPriority="0" w:semiHidden="0" w:name="List 3"/>
+    <w:lsdException w:unhideWhenUsed="0" w:uiPriority="0" w:semiHidden="0" w:name="List 4"/>
+    <w:lsdException w:unhideWhenUsed="0" w:uiPriority="0" w:semiHidden="0" w:name="List 5"/>
+    <w:lsdException w:unhideWhenUsed="0" w:uiPriority="0" w:semiHidden="0" w:name="List Bullet 2"/>
+    <w:lsdException w:unhideWhenUsed="0" w:uiPriority="0" w:semiHidden="0" w:name="List Bullet 3"/>
+    <w:lsdException w:unhideWhenUsed="0" w:uiPriority="0" w:semiHidden="0" w:name="List Bullet 4"/>
+    <w:lsdException w:unhideWhenUsed="0" w:uiPriority="0" w:semiHidden="0" w:name="List Bullet 5"/>
+    <w:lsdException w:unhideWhenUsed="0" w:uiPriority="0" w:semiHidden="0" w:name="List Number 2"/>
+    <w:lsdException w:unhideWhenUsed="0" w:uiPriority="0" w:semiHidden="0" w:name="List Number 3"/>
+    <w:lsdException w:unhideWhenUsed="0" w:uiPriority="0" w:semiHidden="0" w:name="List Number 4"/>
+    <w:lsdException w:unhideWhenUsed="0" w:uiPriority="0" w:semiHidden="0" w:name="List Number 5"/>
+    <w:lsdException w:qFormat="1" w:unhideWhenUsed="0" w:uiPriority="0" w:semiHidden="0" w:name="Title"/>
+    <w:lsdException w:unhideWhenUsed="0" w:uiPriority="0" w:semiHidden="0" w:name="Closing"/>
+    <w:lsdException w:unhideWhenUsed="0" w:uiPriority="0" w:semiHidden="0" w:name="Signature"/>
+    <w:lsdException w:qFormat="1" w:unhideWhenUsed="0" w:uiPriority="0" w:name="Default Paragraph Font"/>
+    <w:lsdException w:qFormat="1" w:unhideWhenUsed="0" w:uiPriority="0" w:name="Body Text"/>
+    <w:lsdException w:unhideWhenUsed="0" w:uiPriority="0" w:semiHidden="0" w:name="Body Text Indent"/>
+    <w:lsdException w:unhideWhenUsed="0" w:uiPriority="0" w:semiHidden="0" w:name="List Continue"/>
+    <w:lsdException w:unhideWhenUsed="0" w:uiPriority="0" w:semiHidden="0" w:name="List Continue 2"/>
+    <w:lsdException w:unhideWhenUsed="0" w:uiPriority="0" w:semiHidden="0" w:name="List Continue 3"/>
+    <w:lsdException w:unhideWhenUsed="0" w:uiPriority="0" w:semiHidden="0" w:name="List Continue 4"/>
+    <w:lsdException w:unhideWhenUsed="0" w:uiPriority="0" w:semiHidden="0" w:name="List Continue 5"/>
+    <w:lsdException w:unhideWhenUsed="0" w:uiPriority="0" w:semiHidden="0" w:name="Message Header"/>
+    <w:lsdException w:qFormat="1" w:unhideWhenUsed="0" w:uiPriority="0" w:semiHidden="0" w:name="Subtitle"/>
+    <w:lsdException w:unhideWhenUsed="0" w:uiPriority="0" w:semiHidden="0" w:name="Salutation"/>
+    <w:lsdException w:unhideWhenUsed="0" w:uiPriority="0" w:semiHidden="0" w:name="Date"/>
+    <w:lsdException w:unhideWhenUsed="0" w:uiPriority="0" w:semiHidden="0" w:name="Body Text First Indent"/>
+    <w:lsdException w:unhideWhenUsed="0" w:uiPriority="0" w:semiHidden="0" w:name="Body Text First Indent 2"/>
+    <w:lsdException w:uiPriority="99" w:name="Note Heading"/>
+    <w:lsdException w:unhideWhenUsed="0" w:uiPriority="0" w:semiHidden="0" w:name="Body Text 2"/>
+    <w:lsdException w:unhideWhenUsed="0" w:uiPriority="0" w:semiHidden="0" w:name="Body Text 3"/>
+    <w:lsdException w:unhideWhenUsed="0" w:uiPriority="0" w:semiHidden="0" w:name="Body Text Indent 2"/>
+    <w:lsdException w:unhideWhenUsed="0" w:uiPriority="0" w:semiHidden="0" w:name="Body Text Indent 3"/>
+    <w:lsdException w:unhideWhenUsed="0" w:uiPriority="0" w:semiHidden="0" w:name="Block Text"/>
+    <w:lsdException w:unhideWhenUsed="0" w:uiPriority="0" w:semiHidden="0" w:name="Hyperlink"/>
+    <w:lsdException w:unhideWhenUsed="0" w:uiPriority="0" w:semiHidden="0" w:name="FollowedHyperlink"/>
+    <w:lsdException w:qFormat="1" w:unhideWhenUsed="0" w:uiPriority="0" w:semiHidden="0" w:name="Strong"/>
+    <w:lsdException w:qFormat="1" w:unhideWhenUsed="0" w:uiPriority="0" w:semiHidden="0" w:name="Emphasis"/>
+    <w:lsdException w:unhideWhenUsed="0" w:uiPriority="0" w:semiHidden="0" w:name="Document Map"/>
+    <w:lsdException w:unhideWhenUsed="0" w:uiPriority="0" w:semiHidden="0" w:name="Plain Text"/>
+    <w:lsdException w:unhideWhenUsed="0" w:uiPriority="0" w:semiHidden="0" w:name="E-mail Signature"/>
+    <w:lsdException w:qFormat="1" w:unhideWhenUsed="0" w:uiPriority="0" w:semiHidden="0" w:name="Normal (Web)"/>
+    <w:lsdException w:unhideWhenUsed="0" w:uiPriority="0" w:semiHidden="0" w:name="HTML Acronym"/>
+    <w:lsdException w:unhideWhenUsed="0" w:uiPriority="0" w:semiHidden="0" w:name="HTML Address"/>
+    <w:lsdException w:unhideWhenUsed="0" w:uiPriority="0" w:semiHidden="0" w:name="HTML Cite"/>
+    <w:lsdException w:unhideWhenUsed="0" w:uiPriority="0" w:semiHidden="0" w:name="HTML Code"/>
+    <w:lsdException w:unhideWhenUsed="0" w:uiPriority="0" w:semiHidden="0" w:name="HTML Definition"/>
+    <w:lsdException w:unhideWhenUsed="0" w:uiPriority="0" w:semiHidden="0" w:name="HTML Keyboard"/>
+    <w:lsdException w:unhideWhenUsed="0" w:uiPriority="0" w:semiHidden="0" w:name="HTML Preformatted"/>
+    <w:lsdException w:unhideWhenUsed="0" w:uiPriority="0" w:semiHidden="0" w:name="HTML Sample"/>
+    <w:lsdException w:unhideWhenUsed="0" w:uiPriority="0" w:semiHidden="0" w:name="HTML Typewriter"/>
+    <w:lsdException w:unhideWhenUsed="0" w:uiPriority="0" w:semiHidden="0" w:name="HTML Variable"/>
+    <w:lsdException w:qFormat="1" w:unhideWhenUsed="0" w:uiPriority="0" w:name="Normal Table"/>
+    <w:lsdException w:unhideWhenUsed="0" w:uiPriority="0" w:semiHidden="0" w:name="annotation subject"/>
+    <w:lsdException w:unhideWhenUsed="0" w:uiPriority="0" w:semiHidden="0" w:name="Table Simple 1"/>
+    <w:lsdException w:unhideWhenUsed="0" w:uiPriority="0" w:semiHidden="0" w:name="Table Simple 2"/>
+    <w:lsdException w:unhideWhenUsed="0" w:uiPriority="0" w:semiHidden="0" w:name="Table Simple 3"/>
+    <w:lsdException w:unhideWhenUsed="0" w:uiPriority="0" w:semiHidden="0" w:name="Table Classic 1"/>
+    <w:lsdException w:unhideWhenUsed="0" w:uiPriority="0" w:semiHidden="0" w:name="Table Classic 2"/>
+    <w:lsdException w:unhideWhenUsed="0" w:uiPriority="0" w:semiHidden="0" w:name="Table Classic 3"/>
+    <w:lsdException w:unhideWhenUsed="0" w:uiPriority="0" w:semiHidden="0" w:name="Table Classic 4"/>
+    <w:lsdException w:unhideWhenUsed="0" w:uiPriority="0" w:semiHidden="0" w:name="Table Colorful 1"/>
+    <w:lsdException w:unhideWhenUsed="0" w:uiPriority="0" w:semiHidden="0" w:name="Table Colorful 2"/>
+    <w:lsdException w:unhideWhenUsed="0" w:uiPriority="0" w:semiHidden="0" w:name="Table Colorful 3"/>
+    <w:lsdException w:unhideWhenUsed="0" w:uiPriority="0" w:semiHidden="0" w:name="Table Columns 1"/>
+    <w:lsdException w:unhideWhenUsed="0" w:uiPriority="0" w:semiHidden="0" w:name="Table Columns 2"/>
+    <w:lsdException w:unhideWhenUsed="0" w:uiPriority="0" w:semiHidden="0" w:name="Table Columns 3"/>
+    <w:lsdException w:unhideWhenUsed="0" w:uiPriority="0" w:semiHidden="0" w:name="Table Columns 4"/>
+    <w:lsdException w:unhideWhenUsed="0" w:uiPriority="0" w:semiHidden="0" w:name="Table Columns 5"/>
+    <w:lsdException w:unhideWhenUsed="0" w:uiPriority="0" w:semiHidden="0" w:name="Table Grid 1"/>
+    <w:lsdException w:unhideWhenUsed="0" w:uiPriority="0" w:semiHidden="0" w:name="Table Grid 2"/>
+    <w:lsdException w:unhideWhenUsed="0" w:uiPriority="0" w:semiHidden="0" w:name="Table Grid 3"/>
+    <w:lsdException w:unhideWhenUsed="0" w:uiPriority="0" w:semiHidden="0" w:name="Table Grid 4"/>
+    <w:lsdException w:unhideWhenUsed="0" w:uiPriority="0" w:semiHidden="0" w:name="Table Grid 5"/>
+    <w:lsdException w:unhideWhenUsed="0" w:uiPriority="0" w:semiHidden="0" w:name="Table Grid 6"/>
+    <w:lsdException w:unhideWhenUsed="0" w:uiPriority="0" w:semiHidden="0" w:name="Table Grid 7"/>
+    <w:lsdException w:unhideWhenUsed="0" w:uiPriority="0" w:semiHidden="0" w:name="Table Grid 8"/>
+    <w:lsdException w:unhideWhenUsed="0" w:uiPriority="0" w:semiHidden="0" w:name="Table List 1"/>
+    <w:lsdException w:unhideWhenUsed="0" w:uiPriority="0" w:semiHidden="0" w:name="Table List 2"/>
+    <w:lsdException w:unhideWhenUsed="0" w:uiPriority="0" w:semiHidden="0" w:name="Table List 3"/>
+    <w:lsdException w:unhideWhenUsed="0" w:uiPriority="0" w:semiHidden="0" w:name="Table List 4"/>
+    <w:lsdException w:unhideWhenUsed="0" w:uiPriority="0" w:semiHidden="0" w:name="Table List 5"/>
+    <w:lsdException w:unhideWhenUsed="0" w:uiPriority="0" w:semiHidden="0" w:name="Table List 6"/>
+    <w:lsdException w:unhideWhenUsed="0" w:uiPriority="0" w:semiHidden="0" w:name="Table List 7"/>
+    <w:lsdException w:unhideWhenUsed="0" w:uiPriority="0" w:semiHidden="0" w:name="Table List 8"/>
+    <w:lsdException w:unhideWhenUsed="0" w:uiPriority="0" w:semiHidden="0" w:name="Table 3D effects 1"/>
+    <w:lsdException w:unhideWhenUsed="0" w:uiPriority="0" w:semiHidden="0" w:name="Table 3D effects 2"/>
+    <w:lsdException w:unhideWhenUsed="0" w:uiPriority="0" w:semiHidden="0" w:name="Table 3D effects 3"/>
+    <w:lsdException w:unhideWhenUsed="0" w:uiPriority="0" w:semiHidden="0" w:name="Table Contemporary"/>
+    <w:lsdException w:unhideWhenUsed="0" w:uiPriority="0" w:semiHidden="0" w:name="Table Elegant"/>
+    <w:lsdException w:unhideWhenUsed="0" w:uiPriority="0" w:semiHidden="0" w:name="Table Professional"/>
+    <w:lsdException w:unhideWhenUsed="0" w:uiPriority="0" w:semiHidden="0" w:name="Table Subtle 1"/>
+    <w:lsdException w:unhideWhenUsed="0" w:uiPriority="0" w:semiHidden="0" w:name="Table Subtle 2"/>
+    <w:lsdException w:unhideWhenUsed="0" w:uiPriority="0" w:semiHidden="0" w:name="Table Web 1"/>
+    <w:lsdException w:unhideWhenUsed="0" w:uiPriority="0" w:semiHidden="0" w:name="Table Web 2"/>
+    <w:lsdException w:unhideWhenUsed="0" w:uiPriority="0" w:semiHidden="0" w:name="Table Web 3"/>
+    <w:lsdException w:unhideWhenUsed="0" w:uiPriority="0" w:semiHidden="0" w:name="Balloon Text"/>
+    <w:lsdException w:qFormat="1" w:unhideWhenUsed="0" w:uiPriority="0" w:semiHidden="0" w:name="Table Grid"/>
+    <w:lsdException w:unhideWhenUsed="0" w:uiPriority="0" w:semiHidden="0" w:name="Table Theme"/>
+    <w:lsdException w:unhideWhenUsed="0" w:uiPriority="60" w:semiHidden="0" w:name="Light Shading"/>
+    <w:lsdException w:unhideWhenUsed="0" w:uiPriority="61" w:semiHidden="0" w:name="Light List"/>
+    <w:lsdException w:unhideWhenUsed="0" w:uiPriority="62" w:semiHidden="0" w:name="Light Grid"/>
+    <w:lsdException w:unhideWhenUsed="0" w:uiPriority="63" w:semiHidden="0" w:name="Medium Shading 1"/>
+    <w:lsdException w:unhideWhenUsed="0" w:uiPriority="64" w:semiHidden="0" w:name="Medium Shading 2"/>
+    <w:lsdException w:unhideWhenUsed="0" w:uiPriority="65" w:semiHidden="0" w:name="Medium List 1"/>
+    <w:lsdException w:unhideWhenUsed="0" w:uiPriority="66" w:semiHidden="0" w:name="Medium List 2"/>
+    <w:lsdException w:unhideWhenUsed="0" w:uiPriority="67" w:semiHidden="0" w:name="Medium Grid 1"/>
+    <w:lsdException w:unhideWhenUsed="0" w:uiPriority="68" w:semiHidden="0" w:name="Medium Grid 2"/>
+    <w:lsdException w:unhideWhenUsed="0" w:uiPriority="69" w:semiHidden="0" w:name="Medium Grid 3"/>
+    <w:lsdException w:unhideWhenUsed="0" w:uiPriority="70" w:semiHidden="0" w:name="Dark List"/>
+    <w:lsdException w:unhideWhenUsed="0" w:uiPriority="71" w:semiHidden="0" w:name="Colorful Shading"/>
+    <w:lsdException w:unhideWhenUsed="0" w:uiPriority="72" w:semiHidden="0" w:name="Colorful List"/>
+    <w:lsdException w:unhideWhenUsed="0" w:uiPriority="73" w:semiHidden="0" w:name="Colorful Grid"/>
+    <w:lsdException w:unhideWhenUsed="0" w:uiPriority="60" w:semiHidden="0" w:name="Light Shading Accent 1"/>
+    <w:lsdException w:unhideWhenUsed="0" w:uiPriority="61" w:semiHidden="0" w:name="Light List Accent 1"/>
+    <w:lsdException w:unhideWhenUsed="0" w:uiPriority="62" w:semiHidden="0" w:name="Light Grid Accent 1"/>
+    <w:lsdException w:unhideWhenUsed="0" w:uiPriority="63" w:semiHidden="0" w:name="Medium Shading 1 Accent 1"/>
+    <w:lsdException w:unhideWhenUsed="0" w:uiPriority="64" w:semiHidden="0" w:name="Medium Shading 2 Accent 1"/>
+    <w:lsdException w:unhideWhenUsed="0" w:uiPriority="65" w:semiHidden="0" w:name="Medium List 1 Accent 1"/>
+    <w:lsdException w:unhideWhenUsed="0" w:uiPriority="66" w:semiHidden="0" w:name="Medium List 2 Accent 1"/>
+    <w:lsdException w:unhideWhenUsed="0" w:uiPriority="67" w:semiHidden="0" w:name="Medium Grid 1 Accent 1"/>
+    <w:lsdException w:unhideWhenUsed="0" w:uiPriority="68" w:semiHidden="0" w:name="Medium Grid 2 Accent 1"/>
+    <w:lsdException w:unhideWhenUsed="0" w:uiPriority="69" w:semiHidden="0" w:name="Medium Grid 3 Accent 1"/>
+    <w:lsdException w:unhideWhenUsed="0" w:uiPriority="70" w:semiHidden="0" w:name="Dark List Accent 1"/>
+    <w:lsdException w:unhideWhenUsed="0" w:uiPriority="71" w:semiHidden="0" w:name="Colorful Shading Accent 1"/>
+    <w:lsdException w:unhideWhenUsed="0" w:uiPriority="72" w:semiHidden="0" w:name="Colorful List Accent 1"/>
+    <w:lsdException w:unhideWhenUsed="0" w:uiPriority="73" w:semiHidden="0" w:name="Colorful Grid Accent 1"/>
+    <w:lsdException w:unhideWhenUsed="0" w:uiPriority="60" w:semiHidden="0" w:name="Light Shading Accent 2"/>
+    <w:lsdException w:unhideWhenUsed="0" w:uiPriority="61" w:semiHidden="0" w:name="Light List Accent 2"/>
+    <w:lsdException w:unhideWhenUsed="0" w:uiPriority="62" w:semiHidden="0" w:name="Light Grid Accent 2"/>
+    <w:lsdException w:unhideWhenUsed="0" w:uiPriority="63" w:semiHidden="0" w:name="Medium Shading 1 Accent 2"/>
+    <w:lsdException w:unhideWhenUsed="0" w:uiPriority="64" w:semiHidden="0" w:name="Medium Shading 2 Accent 2"/>
+    <w:lsdException w:unhideWhenUsed="0" w:uiPriority="65" w:semiHidden="0" w:name="Medium List 1 Accent 2"/>
+    <w:lsdException w:unhideWhenUsed="0" w:uiPriority="66" w:semiHidden="0" w:name="Medium List 2 Accent 2"/>
+    <w:lsdException w:unhideWhenUsed="0" w:uiPriority="67" w:semiHidden="0" w:name="Medium Grid 1 Accent 2"/>
+    <w:lsdException w:unhideWhenUsed="0" w:uiPriority="68" w:semiHidden="0" w:name="Medium Grid 2 Accent 2"/>
+    <w:lsdException w:unhideWhenUsed="0" w:uiPriority="69" w:semiHidden="0" w:name="Medium Grid 3 Accent 2"/>
+    <w:lsdException w:unhideWhenUsed="0" w:uiPriority="70" w:semiHidden="0" w:name="Dark List Accent 2"/>
+    <w:lsdException w:unhideWhenUsed="0" w:uiPriority="71" w:semiHidden="0" w:name="Colorful Shading Accent 2"/>
+    <w:lsdException w:unhideWhenUsed="0" w:uiPriority="72" w:semiHidden="0" w:name="Colorful List Accent 2"/>
+    <w:lsdException w:unhideWhenUsed="0" w:uiPriority="73" w:semiHidden="0" w:name="Colorful Grid Accent 2"/>
+    <w:lsdException w:unhideWhenUsed="0" w:uiPriority="60" w:semiHidden="0" w:name="Light Shading Accent 3"/>
+    <w:lsdException w:unhideWhenUsed="0" w:uiPriority="61" w:semiHidden="0" w:name="Light List Accent 3"/>
+    <w:lsdException w:unhideWhenUsed="0" w:uiPriority="62" w:semiHidden="0" w:name="Light Grid Accent 3"/>
+    <w:lsdException w:unhideWhenUsed="0" w:uiPriority="63" w:semiHidden="0" w:name="Medium Shading 1 Accent 3"/>
+    <w:lsdException w:unhideWhenUsed="0" w:uiPriority="64" w:semiHidden="0" w:name="Medium Shading 2 Accent 3"/>
+    <w:lsdException w:unhideWhenUsed="0" w:uiPriority="65" w:semiHidden="0" w:name="Medium List 1 Accent 3"/>
+    <w:lsdException w:unhideWhenUsed="0" w:uiPriority="66" w:semiHidden="0" w:name="Medium List 2 Accent 3"/>
+    <w:lsdException w:unhideWhenUsed="0" w:uiPriority="67" w:semiHidden="0" w:name="Medium Grid 1 Accent 3"/>
+    <w:lsdException w:unhideWhenUsed="0" w:uiPriority="68" w:semiHidden="0" w:name="Medium Grid 2 Accent 3"/>
+    <w:lsdException w:unhideWhenUsed="0" w:uiPriority="69" w:semiHidden="0" w:name="Medium Grid 3 Accent 3"/>
+    <w:lsdException w:unhideWhenUsed="0" w:uiPriority="70" w:semiHidden="0" w:name="Dark List Accent 3"/>
+    <w:lsdException w:unhideWhenUsed="0" w:uiPriority="71" w:semiHidden="0" w:name="Colorful Shading Accent 3"/>
+    <w:lsdException w:unhideWhenUsed="0" w:uiPriority="72" w:semiHidden="0" w:name="Colorful List Accent 3"/>
+    <w:lsdException w:unhideWhenUsed="0" w:uiPriority="73" w:semiHidden="0" w:name="Colorful Grid Accent 3"/>
+    <w:lsdException w:unhideWhenUsed="0" w:uiPriority="60" w:semiHidden="0" w:name="Light Shading Accent 4"/>
+    <w:lsdException w:unhideWhenUsed="0" w:uiPriority="61" w:semiHidden="0" w:name="Light List Accent 4"/>
+    <w:lsdException w:unhideWhenUsed="0" w:uiPriority="62" w:semiHidden="0" w:name="Light Grid Accent 4"/>
+    <w:lsdException w:unhideWhenUsed="0" w:uiPriority="63" w:semiHidden="0" w:name="Medium Shading 1 Accent 4"/>
+    <w:lsdException w:unhideWhenUsed="0" w:uiPriority="64" w:semiHidden="0" w:name="Medium Shading 2 Accent 4"/>
+    <w:lsdException w:unhideWhenUsed="0" w:uiPriority="65" w:semiHidden="0" w:name="Medium List 1 Accent 4"/>
+    <w:lsdException w:unhideWhenUsed="0" w:uiPriority="66" w:semiHidden="0" w:name="Medium List 2 Accent 4"/>
+    <w:lsdException w:unhideWhenUsed="0" w:uiPriority="67" w:semiHidden="0" w:name="Medium Grid 1 Accent 4"/>
+    <w:lsdException w:unhideWhenUsed="0" w:uiPriority="68" w:semiHidden="0" w:name="Medium Grid 2 Accent 4"/>
+    <w:lsdException w:unhideWhenUsed="0" w:uiPriority="69" w:semiHidden="0" w:name="Medium Grid 3 Accent 4"/>
+    <w:lsdException w:unhideWhenUsed="0" w:uiPriority="70" w:semiHidden="0" w:name="Dark List Accent 4"/>
+    <w:lsdException w:unhideWhenUsed="0" w:uiPriority="71" w:semiHidden="0" w:name="Colorful Shading Accent 4"/>
+    <w:lsdException w:unhideWhenUsed="0" w:uiPriority="72" w:semiHidden="0" w:name="Colorful List Accent 4"/>
+    <w:lsdException w:unhideWhenUsed="0" w:uiPriority="73" w:semiHidden="0" w:name="Colorful Grid Accent 4"/>
+    <w:lsdException w:unhideWhenUsed="0" w:uiPriority="60" w:semiHidden="0" w:name="Light Shading Accent 5"/>
+    <w:lsdException w:unhideWhenUsed="0" w:uiPriority="61" w:semiHidden="0" w:name="Light List Accent 5"/>
+    <w:lsdException w:unhideWhenUsed="0" w:uiPriority="62" w:semiHidden="0" w:name="Light Grid Accent 5"/>
+    <w:lsdException w:unhideWhenUsed="0" w:uiPriority="63" w:semiHidden="0" w:name="Medium Shading 1 Accent 5"/>
+    <w:lsdException w:unhideWhenUsed="0" w:uiPriority="64" w:semiHidden="0" w:name="Medium Shading 2 Accent 5"/>
+    <w:lsdException w:unhideWhenUsed="0" w:uiPriority="65" w:semiHidden="0" w:name="Medium List 1 Accent 5"/>
+    <w:lsdException w:unhideWhenUsed="0" w:uiPriority="66" w:semiHidden="0" w:name="Medium List 2 Accent 5"/>
+    <w:lsdException w:unhideWhenUsed="0" w:uiPriority="67" w:semiHidden="0" w:name="Medium Grid 1 Accent 5"/>
+    <w:lsdException w:unhideWhenUsed="0" w:uiPriority="68" w:semiHidden="0" w:name="Medium Grid 2 Accent 5"/>
+    <w:lsdException w:unhideWhenUsed="0" w:uiPriority="69" w:semiHidden="0" w:name="Medium Grid 3 Accent 5"/>
+    <w:lsdException w:unhideWhenUsed="0" w:uiPriority="70" w:semiHidden="0" w:name="Dark List Accent 5"/>
+    <w:lsdException w:unhideWhenUsed="0" w:uiPriority="71" w:semiHidden="0" w:name="Colorful Shading Accent 5"/>
+    <w:lsdException w:unhideWhenUsed="0" w:uiPriority="72" w:semiHidden="0" w:name="Colorful List Accent 5"/>
+    <w:lsdException w:unhideWhenUsed="0" w:uiPriority="73" w:semiHidden="0" w:name="Colorful Grid Accent 5"/>
+    <w:lsdException w:unhideWhenUsed="0" w:uiPriority="60" w:semiHidden="0" w:name="Light Shading Accent 6"/>
+    <w:lsdException w:unhideWhenUsed="0" w:uiPriority="61" w:semiHidden="0" w:name="Light List Accent 6"/>
+    <w:lsdException w:unhideWhenUsed="0" w:uiPriority="62" w:semiHidden="0" w:name="Light Grid Accent 6"/>
+    <w:lsdException w:unhideWhenUsed="0" w:uiPriority="63" w:semiHidden="0" w:name="Medium Shading 1 Accent 6"/>
+    <w:lsdException w:unhideWhenUsed="0" w:uiPriority="64" w:semiHidden="0" w:name="Medium Shading 2 Accent 6"/>
+    <w:lsdException w:unhideWhenUsed="0" w:uiPriority="65" w:semiHidden="0" w:name="Medium List 1 Accent 6"/>
+    <w:lsdException w:unhideWhenUsed="0" w:uiPriority="66" w:semiHidden="0" w:name="Medium List 2 Accent 6"/>
+    <w:lsdException w:unhideWhenUsed="0" w:uiPriority="67" w:semiHidden="0" w:name="Medium Grid 1 Accent 6"/>
+    <w:lsdException w:unhideWhenUsed="0" w:uiPriority="68" w:semiHidden="0" w:name="Medium Grid 2 Accent 6"/>
+    <w:lsdException w:unhideWhenUsed="0" w:uiPriority="69" w:semiHidden="0" w:name="Medium Grid 3 Accent 6"/>
+    <w:lsdException w:unhideWhenUsed="0" w:uiPriority="70" w:semiHidden="0" w:name="Dark List Accent 6"/>
+    <w:lsdException w:unhideWhenUsed="0" w:uiPriority="71" w:semiHidden="0" w:name="Colorful Shading Accent 6"/>
+    <w:lsdException w:unhideWhenUsed="0" w:uiPriority="72" w:semiHidden="0" w:name="Colorful List Accent 6"/>
+    <w:lsdException w:unhideWhenUsed="0" w:uiPriority="73" w:semiHidden="0" w:name="Colorful Grid Accent 6"/>
   </w:latentStyles>
-  <w:style w:type="paragraph" w:default="1" w:styleId="Normal">
+  <w:style w:type="paragraph" w:default="1" w:styleId="1">
     <w:name w:val="Normal"/>
     <w:qFormat/>
+    <w:uiPriority w:val="0"/>
     <w:pPr>
       <w:kinsoku w:val="0"/>
       <w:autoSpaceDE w:val="0"/>
@@ -7103,7 +7236,7 @@
       <w:textAlignment w:val="baseline"/>
     </w:pPr>
     <w:rPr>
-      <w:rFonts w:ascii="Arial" w:eastAsia="宋体" w:hAnsi="Arial" w:cs="Arial"/>
+      <w:rFonts w:ascii="Arial" w:hAnsi="Arial" w:eastAsia="宋体" w:cs="Arial"/>
       <w:snapToGrid w:val="0"/>
       <w:color w:val="000000"/>
       <w:kern w:val="0"/>
@@ -7112,11 +7245,12 @@
       <w:lang w:val="en-US" w:eastAsia="en-US" w:bidi="ar-SA"/>
     </w:rPr>
   </w:style>
-  <w:style w:type="paragraph" w:styleId="Heading1">
+  <w:style w:type="paragraph" w:styleId="2">
     <w:name w:val="heading 1"/>
-    <w:basedOn w:val="Normal"/>
-    <w:next w:val="Normal"/>
+    <w:basedOn w:val="1"/>
+    <w:next w:val="1"/>
     <w:qFormat/>
+    <w:uiPriority w:val="0"/>
     <w:pPr>
       <w:keepNext/>
       <w:keepLines/>
@@ -7134,12 +7268,13 @@
       <w:sz w:val="44"/>
     </w:rPr>
   </w:style>
-  <w:style w:type="paragraph" w:styleId="Heading2">
+  <w:style w:type="paragraph" w:styleId="3">
     <w:name w:val="heading 2"/>
-    <w:basedOn w:val="Normal"/>
-    <w:next w:val="Normal"/>
+    <w:basedOn w:val="1"/>
+    <w:next w:val="1"/>
     <w:unhideWhenUsed/>
     <w:qFormat/>
+    <w:uiPriority w:val="0"/>
     <w:pPr>
       <w:keepNext/>
       <w:keepLines/>
@@ -7152,18 +7287,19 @@
       <w:outlineLvl w:val="1"/>
     </w:pPr>
     <w:rPr>
-      <w:rFonts w:ascii="Arial" w:eastAsia="黑体" w:hAnsi="Arial"/>
+      <w:rFonts w:ascii="Arial" w:hAnsi="Arial" w:eastAsia="黑体"/>
       <w:b/>
       <w:sz w:val="32"/>
     </w:rPr>
   </w:style>
-  <w:style w:type="paragraph" w:styleId="Heading3">
+  <w:style w:type="paragraph" w:styleId="4">
     <w:name w:val="heading 3"/>
-    <w:basedOn w:val="Normal"/>
-    <w:next w:val="Normal"/>
+    <w:basedOn w:val="1"/>
+    <w:next w:val="1"/>
     <w:semiHidden/>
     <w:unhideWhenUsed/>
     <w:qFormat/>
+    <w:uiPriority w:val="0"/>
     <w:pPr>
       <w:keepNext/>
       <w:keepLines/>
@@ -7180,12 +7316,13 @@
       <w:sz w:val="32"/>
     </w:rPr>
   </w:style>
-  <w:style w:type="paragraph" w:styleId="Heading4">
+  <w:style w:type="paragraph" w:styleId="5">
     <w:name w:val="heading 4"/>
-    <w:basedOn w:val="Normal"/>
-    <w:next w:val="Normal"/>
+    <w:basedOn w:val="1"/>
+    <w:next w:val="1"/>
     <w:unhideWhenUsed/>
     <w:qFormat/>
+    <w:uiPriority w:val="0"/>
     <w:pPr>
       <w:keepNext/>
       <w:keepLines/>
@@ -7198,18 +7335,19 @@
       <w:outlineLvl w:val="3"/>
     </w:pPr>
     <w:rPr>
-      <w:rFonts w:ascii="Arial" w:eastAsia="黑体" w:hAnsi="Arial"/>
+      <w:rFonts w:ascii="Arial" w:hAnsi="Arial" w:eastAsia="黑体"/>
       <w:b/>
       <w:sz w:val="28"/>
     </w:rPr>
   </w:style>
-  <w:style w:type="paragraph" w:styleId="Heading5">
+  <w:style w:type="paragraph" w:styleId="6">
     <w:name w:val="heading 5"/>
-    <w:basedOn w:val="Normal"/>
-    <w:next w:val="Normal"/>
+    <w:basedOn w:val="1"/>
+    <w:next w:val="1"/>
     <w:semiHidden/>
     <w:unhideWhenUsed/>
     <w:qFormat/>
+    <w:uiPriority w:val="0"/>
     <w:pPr>
       <w:keepNext/>
       <w:keepLines/>
@@ -7226,13 +7364,14 @@
       <w:sz w:val="28"/>
     </w:rPr>
   </w:style>
-  <w:style w:type="paragraph" w:styleId="Heading6">
+  <w:style w:type="paragraph" w:styleId="7">
     <w:name w:val="heading 6"/>
-    <w:basedOn w:val="Normal"/>
-    <w:next w:val="Normal"/>
+    <w:basedOn w:val="1"/>
+    <w:next w:val="1"/>
     <w:semiHidden/>
     <w:unhideWhenUsed/>
     <w:qFormat/>
+    <w:uiPriority w:val="0"/>
     <w:pPr>
       <w:keepNext/>
       <w:keepLines/>
@@ -7245,18 +7384,19 @@
       <w:outlineLvl w:val="5"/>
     </w:pPr>
     <w:rPr>
-      <w:rFonts w:ascii="Arial" w:eastAsia="黑体" w:hAnsi="Arial"/>
+      <w:rFonts w:ascii="Arial" w:hAnsi="Arial" w:eastAsia="黑体"/>
       <w:b/>
       <w:sz w:val="24"/>
     </w:rPr>
   </w:style>
-  <w:style w:type="paragraph" w:styleId="Heading7">
+  <w:style w:type="paragraph" w:styleId="8">
     <w:name w:val="heading 7"/>
-    <w:basedOn w:val="Normal"/>
-    <w:next w:val="Normal"/>
+    <w:basedOn w:val="1"/>
+    <w:next w:val="1"/>
     <w:semiHidden/>
     <w:unhideWhenUsed/>
     <w:qFormat/>
+    <w:uiPriority w:val="0"/>
     <w:pPr>
       <w:keepNext/>
       <w:keepLines/>
@@ -7273,13 +7413,14 @@
       <w:sz w:val="24"/>
     </w:rPr>
   </w:style>
-  <w:style w:type="paragraph" w:styleId="Heading8">
+  <w:style w:type="paragraph" w:styleId="9">
     <w:name w:val="heading 8"/>
-    <w:basedOn w:val="Normal"/>
-    <w:next w:val="Normal"/>
+    <w:basedOn w:val="1"/>
+    <w:next w:val="1"/>
     <w:semiHidden/>
     <w:unhideWhenUsed/>
     <w:qFormat/>
+    <w:uiPriority w:val="0"/>
     <w:pPr>
       <w:keepNext/>
       <w:keepLines/>
@@ -7292,17 +7433,18 @@
       <w:outlineLvl w:val="7"/>
     </w:pPr>
     <w:rPr>
-      <w:rFonts w:ascii="Arial" w:eastAsia="黑体" w:hAnsi="Arial"/>
+      <w:rFonts w:ascii="Arial" w:hAnsi="Arial" w:eastAsia="黑体"/>
       <w:sz w:val="24"/>
     </w:rPr>
   </w:style>
-  <w:style w:type="paragraph" w:styleId="Heading9">
+  <w:style w:type="paragraph" w:styleId="10">
     <w:name w:val="heading 9"/>
-    <w:basedOn w:val="Normal"/>
-    <w:next w:val="Normal"/>
+    <w:basedOn w:val="1"/>
+    <w:next w:val="1"/>
     <w:semiHidden/>
     <w:unhideWhenUsed/>
     <w:qFormat/>
+    <w:uiPriority w:val="0"/>
     <w:pPr>
       <w:keepNext/>
       <w:keepLines/>
@@ -7315,19 +7457,21 @@
       <w:outlineLvl w:val="8"/>
     </w:pPr>
     <w:rPr>
-      <w:rFonts w:ascii="Arial" w:eastAsia="黑体" w:hAnsi="Arial"/>
+      <w:rFonts w:ascii="Arial" w:hAnsi="Arial" w:eastAsia="黑体"/>
       <w:sz w:val="21"/>
     </w:rPr>
   </w:style>
-  <w:style w:type="character" w:default="1" w:styleId="DefaultParagraphFont">
+  <w:style w:type="character" w:default="1" w:styleId="22">
     <w:name w:val="Default Paragraph Font"/>
     <w:semiHidden/>
     <w:qFormat/>
+    <w:uiPriority w:val="0"/>
   </w:style>
-  <w:style w:type="table" w:default="1" w:styleId="TableNormal">
+  <w:style w:type="table" w:default="1" w:styleId="20">
     <w:name w:val="Normal Table"/>
     <w:semiHidden/>
     <w:qFormat/>
+    <w:uiPriority w:val="0"/>
     <w:tblPr>
       <w:tblCellMar>
         <w:top w:w="0" w:type="dxa"/>
@@ -7337,39 +7481,43 @@
       </w:tblCellMar>
     </w:tblPr>
   </w:style>
-  <w:style w:type="paragraph" w:styleId="CommentText">
+  <w:style w:type="paragraph" w:styleId="11">
     <w:name w:val="annotation text"/>
-    <w:basedOn w:val="Normal"/>
+    <w:basedOn w:val="1"/>
     <w:qFormat/>
+    <w:uiPriority w:val="0"/>
     <w:pPr>
       <w:jc w:val="left"/>
     </w:pPr>
   </w:style>
-  <w:style w:type="paragraph" w:styleId="BodyText">
+  <w:style w:type="paragraph" w:styleId="12">
     <w:name w:val="Body Text"/>
-    <w:basedOn w:val="Normal"/>
+    <w:basedOn w:val="1"/>
     <w:semiHidden/>
     <w:qFormat/>
+    <w:uiPriority w:val="0"/>
     <w:rPr>
-      <w:rFonts w:ascii="Arial" w:eastAsia="Arial" w:hAnsi="Arial" w:cs="Arial"/>
+      <w:rFonts w:ascii="Arial" w:hAnsi="Arial" w:eastAsia="Arial" w:cs="Arial"/>
       <w:sz w:val="21"/>
       <w:szCs w:val="21"/>
       <w:lang w:val="en-US" w:eastAsia="en-US" w:bidi="ar-SA"/>
     </w:rPr>
   </w:style>
-  <w:style w:type="paragraph" w:styleId="TOC3">
+  <w:style w:type="paragraph" w:styleId="13">
     <w:name w:val="toc 3"/>
-    <w:basedOn w:val="Normal"/>
-    <w:next w:val="Normal"/>
+    <w:basedOn w:val="1"/>
+    <w:next w:val="1"/>
     <w:qFormat/>
+    <w:uiPriority w:val="0"/>
     <w:pPr>
       <w:ind w:left="840" w:leftChars="400"/>
     </w:pPr>
   </w:style>
-  <w:style w:type="paragraph" w:styleId="Footer">
+  <w:style w:type="paragraph" w:styleId="14">
     <w:name w:val="footer"/>
-    <w:basedOn w:val="Normal"/>
+    <w:basedOn w:val="1"/>
     <w:qFormat/>
+    <w:uiPriority w:val="0"/>
     <w:pPr>
       <w:tabs>
         <w:tab w:val="center" w:pos="4153"/>
@@ -7382,16 +7530,17 @@
       <w:sz w:val="18"/>
     </w:rPr>
   </w:style>
-  <w:style w:type="paragraph" w:styleId="Header">
+  <w:style w:type="paragraph" w:styleId="15">
     <w:name w:val="header"/>
-    <w:basedOn w:val="Normal"/>
+    <w:basedOn w:val="1"/>
     <w:qFormat/>
+    <w:uiPriority w:val="0"/>
     <w:pPr>
       <w:pBdr>
-        <w:top w:val="nil"/>
-        <w:left w:val="nil"/>
-        <w:bottom w:val="nil"/>
-        <w:right w:val="nil"/>
+        <w:top w:val="none" w:color="auto" w:sz="0" w:space="0"/>
+        <w:left w:val="none" w:color="auto" w:sz="0" w:space="0"/>
+        <w:bottom w:val="none" w:color="auto" w:sz="0" w:space="0"/>
+        <w:right w:val="none" w:color="auto" w:sz="0" w:space="0"/>
       </w:pBdr>
       <w:tabs>
         <w:tab w:val="center" w:pos="4153"/>
@@ -7406,37 +7555,41 @@
       <w:sz w:val="18"/>
     </w:rPr>
   </w:style>
-  <w:style w:type="paragraph" w:styleId="TOC1">
+  <w:style w:type="paragraph" w:styleId="16">
     <w:name w:val="toc 1"/>
-    <w:basedOn w:val="Normal"/>
-    <w:next w:val="Normal"/>
+    <w:basedOn w:val="1"/>
+    <w:next w:val="1"/>
     <w:qFormat/>
+    <w:uiPriority w:val="0"/>
     <w:rPr>
-      <w:rFonts w:ascii="Arial" w:eastAsia="Microsoft JhengHei" w:hAnsi="Arial"/>
+      <w:rFonts w:ascii="Arial" w:hAnsi="Arial" w:eastAsia="Microsoft JhengHei"/>
       <w:sz w:val="24"/>
     </w:rPr>
   </w:style>
-  <w:style w:type="paragraph" w:styleId="TOC2">
+  <w:style w:type="paragraph" w:styleId="17">
     <w:name w:val="toc 2"/>
-    <w:basedOn w:val="Normal"/>
-    <w:next w:val="Normal"/>
+    <w:basedOn w:val="1"/>
+    <w:next w:val="1"/>
     <w:qFormat/>
+    <w:uiPriority w:val="0"/>
     <w:pPr>
       <w:ind w:left="420" w:leftChars="200"/>
     </w:pPr>
   </w:style>
-  <w:style w:type="paragraph" w:styleId="NormalWeb">
+  <w:style w:type="paragraph" w:styleId="18">
     <w:name w:val="Normal (Web)"/>
-    <w:basedOn w:val="Normal"/>
+    <w:basedOn w:val="1"/>
     <w:qFormat/>
+    <w:uiPriority w:val="0"/>
     <w:rPr>
       <w:sz w:val="24"/>
     </w:rPr>
   </w:style>
-  <w:style w:type="paragraph" w:styleId="Title">
+  <w:style w:type="paragraph" w:styleId="19">
     <w:name w:val="Title"/>
-    <w:basedOn w:val="Normal"/>
+    <w:basedOn w:val="1"/>
     <w:qFormat/>
+    <w:uiPriority w:val="0"/>
     <w:pPr>
       <w:spacing w:before="240" w:beforeLines="0" w:beforeAutospacing="0" w:after="60" w:afterLines="0" w:afterAutospacing="0"/>
       <w:jc w:val="center"/>
@@ -7448,68 +7601,73 @@
       <w:sz w:val="32"/>
     </w:rPr>
   </w:style>
-  <w:style w:type="table" w:styleId="TableGrid">
+  <w:style w:type="table" w:styleId="21">
     <w:name w:val="Table Grid"/>
-    <w:basedOn w:val="TableNormal"/>
+    <w:basedOn w:val="20"/>
     <w:qFormat/>
+    <w:uiPriority w:val="0"/>
     <w:pPr>
       <w:widowControl w:val="0"/>
       <w:jc w:val="both"/>
     </w:pPr>
     <w:tblPr>
       <w:tblBorders>
-        <w:top w:val="single" w:sz="4" w:space="0" w:color="auto"/>
-        <w:left w:val="single" w:sz="4" w:space="0" w:color="auto"/>
-        <w:bottom w:val="single" w:sz="4" w:space="0" w:color="auto"/>
-        <w:right w:val="single" w:sz="4" w:space="0" w:color="auto"/>
-        <w:insideH w:val="single" w:sz="4" w:space="0" w:color="auto"/>
-        <w:insideV w:val="single" w:sz="4" w:space="0" w:color="auto"/>
+        <w:top w:val="single" w:color="auto" w:sz="4" w:space="0"/>
+        <w:left w:val="single" w:color="auto" w:sz="4" w:space="0"/>
+        <w:bottom w:val="single" w:color="auto" w:sz="4" w:space="0"/>
+        <w:right w:val="single" w:color="auto" w:sz="4" w:space="0"/>
+        <w:insideH w:val="single" w:color="auto" w:sz="4" w:space="0"/>
+        <w:insideV w:val="single" w:color="auto" w:sz="4" w:space="0"/>
       </w:tblBorders>
     </w:tblPr>
   </w:style>
-  <w:style w:type="character" w:styleId="Strong">
+  <w:style w:type="character" w:styleId="23">
     <w:name w:val="Strong"/>
-    <w:basedOn w:val="DefaultParagraphFont"/>
+    <w:basedOn w:val="22"/>
     <w:qFormat/>
+    <w:uiPriority w:val="0"/>
     <w:rPr>
       <w:b/>
     </w:rPr>
   </w:style>
-  <w:style w:type="paragraph" w:customStyle="1" w:styleId="a">
+  <w:style w:type="paragraph" w:customStyle="1" w:styleId="24">
     <w:name w:val="柴_公司名"/>
-    <w:basedOn w:val="Title"/>
+    <w:basedOn w:val="19"/>
     <w:qFormat/>
+    <w:uiPriority w:val="0"/>
     <w:pPr>
       <w:spacing w:after="600" w:afterLines="600"/>
     </w:pPr>
     <w:rPr>
-      <w:rFonts w:ascii="宋体" w:eastAsia="宋体" w:hAnsi="宋体" w:cs="宋体" w:hint="eastAsia"/>
+      <w:rFonts w:hint="eastAsia" w:ascii="宋体" w:hAnsi="宋体" w:eastAsia="宋体" w:cs="宋体"/>
       <w:bCs/>
       <w:spacing w:val="-6"/>
       <w:sz w:val="52"/>
       <w:szCs w:val="52"/>
     </w:rPr>
   </w:style>
-  <w:style w:type="paragraph" w:customStyle="1" w:styleId="a0">
+  <w:style w:type="paragraph" w:customStyle="1" w:styleId="25">
     <w:name w:val="柴_文档名"/>
-    <w:basedOn w:val="Title"/>
+    <w:basedOn w:val="19"/>
     <w:qFormat/>
+    <w:uiPriority w:val="0"/>
     <w:pPr>
       <w:spacing w:after="900" w:afterLines="900"/>
     </w:pPr>
     <w:rPr>
-      <w:rFonts w:ascii="黑体" w:eastAsia="黑体" w:hAnsi="黑体" w:cs="黑体"/>
+      <w:rFonts w:ascii="黑体" w:hAnsi="黑体" w:eastAsia="黑体" w:cs="黑体"/>
       <w:bCs/>
       <w:spacing w:val="-7"/>
       <w:sz w:val="52"/>
       <w:szCs w:val="52"/>
     </w:rPr>
   </w:style>
-  <w:style w:type="table" w:customStyle="1" w:styleId="TableNormal0">
+  <w:style w:type="table" w:customStyle="1" w:styleId="26">
     <w:name w:val="Table Normal_0"/>
     <w:semiHidden/>
     <w:unhideWhenUsed/>
     <w:qFormat/>
+    <w:uiPriority w:val="0"/>
     <w:tblPr>
       <w:tblCellMar>
         <w:top w:w="0" w:type="dxa"/>
@@ -7519,81 +7677,87 @@
       </w:tblCellMar>
     </w:tblPr>
   </w:style>
-  <w:style w:type="paragraph" w:customStyle="1" w:styleId="TableText">
+  <w:style w:type="paragraph" w:customStyle="1" w:styleId="27">
     <w:name w:val="Table Text"/>
-    <w:basedOn w:val="Normal"/>
+    <w:basedOn w:val="1"/>
     <w:semiHidden/>
     <w:qFormat/>
+    <w:uiPriority w:val="0"/>
     <w:rPr>
-      <w:rFonts w:ascii="宋体" w:eastAsia="宋体" w:hAnsi="宋体" w:cs="宋体"/>
+      <w:rFonts w:ascii="宋体" w:hAnsi="宋体" w:eastAsia="宋体" w:cs="宋体"/>
       <w:sz w:val="21"/>
       <w:szCs w:val="21"/>
       <w:lang w:val="en-US" w:eastAsia="en-US" w:bidi="ar-SA"/>
     </w:rPr>
   </w:style>
-  <w:style w:type="paragraph" w:customStyle="1" w:styleId="1">
+  <w:style w:type="paragraph" w:customStyle="1" w:styleId="28">
     <w:name w:val="柴_标题1"/>
-    <w:basedOn w:val="Heading1"/>
-    <w:next w:val="a1"/>
-    <w:link w:val="1Char"/>
+    <w:basedOn w:val="2"/>
+    <w:next w:val="29"/>
+    <w:link w:val="38"/>
     <w:qFormat/>
+    <w:uiPriority w:val="0"/>
     <w:pPr>
       <w:spacing w:before="100" w:after="90" w:line="360" w:lineRule="auto"/>
     </w:pPr>
     <w:rPr>
-      <w:rFonts w:ascii="Arial" w:eastAsia="宋体" w:hAnsi="Arial"/>
+      <w:rFonts w:ascii="Arial" w:hAnsi="Arial" w:eastAsia="宋体"/>
       <w:sz w:val="32"/>
     </w:rPr>
   </w:style>
-  <w:style w:type="paragraph" w:customStyle="1" w:styleId="a1">
+  <w:style w:type="paragraph" w:customStyle="1" w:styleId="29">
     <w:name w:val="柴_正文"/>
-    <w:basedOn w:val="BodyText"/>
-    <w:link w:val="Char"/>
+    <w:basedOn w:val="12"/>
+    <w:link w:val="41"/>
     <w:qFormat/>
+    <w:uiPriority w:val="0"/>
     <w:pPr>
       <w:spacing w:line="360" w:lineRule="auto"/>
       <w:ind w:firstLine="470" w:firstLineChars="200"/>
     </w:pPr>
     <w:rPr>
-      <w:rFonts w:ascii="Arial" w:eastAsia="宋体" w:hAnsi="Arial"/>
+      <w:rFonts w:ascii="Arial" w:hAnsi="Arial" w:eastAsia="宋体"/>
       <w:sz w:val="24"/>
       <w:lang w:eastAsia="zh-CN"/>
     </w:rPr>
   </w:style>
-  <w:style w:type="paragraph" w:customStyle="1" w:styleId="2">
+  <w:style w:type="paragraph" w:customStyle="1" w:styleId="30">
     <w:name w:val="柴_标题2"/>
-    <w:basedOn w:val="Heading2"/>
-    <w:next w:val="a1"/>
+    <w:basedOn w:val="3"/>
+    <w:next w:val="29"/>
     <w:qFormat/>
+    <w:uiPriority w:val="0"/>
     <w:pPr>
       <w:spacing w:line="360" w:lineRule="auto"/>
     </w:pPr>
     <w:rPr>
-      <w:rFonts w:ascii="Arial" w:eastAsia="宋体" w:hAnsi="Arial"/>
+      <w:rFonts w:ascii="Arial" w:hAnsi="Arial" w:eastAsia="宋体"/>
       <w:sz w:val="28"/>
     </w:rPr>
   </w:style>
-  <w:style w:type="paragraph" w:customStyle="1" w:styleId="3">
+  <w:style w:type="paragraph" w:customStyle="1" w:styleId="31">
     <w:name w:val="柴_标题3"/>
-    <w:basedOn w:val="Heading3"/>
-    <w:next w:val="a1"/>
+    <w:basedOn w:val="4"/>
+    <w:next w:val="29"/>
     <w:qFormat/>
+    <w:uiPriority w:val="0"/>
     <w:pPr>
       <w:spacing w:line="360" w:lineRule="auto"/>
       <w:ind w:left="0" w:firstLine="472" w:firstLineChars="200"/>
     </w:pPr>
     <w:rPr>
-      <w:rFonts w:ascii="宋体" w:eastAsia="宋体" w:hAnsi="宋体" w:cs="宋体"/>
+      <w:rFonts w:ascii="宋体" w:hAnsi="宋体" w:eastAsia="宋体" w:cs="宋体"/>
       <w:spacing w:val="-2"/>
       <w:sz w:val="24"/>
       <w:szCs w:val="24"/>
     </w:rPr>
   </w:style>
-  <w:style w:type="paragraph" w:customStyle="1" w:styleId="a2">
+  <w:style w:type="paragraph" w:customStyle="1" w:styleId="32">
     <w:name w:val="柴_目录"/>
-    <w:basedOn w:val="Normal"/>
-    <w:next w:val="BodyText"/>
+    <w:basedOn w:val="1"/>
+    <w:next w:val="12"/>
     <w:qFormat/>
+    <w:uiPriority w:val="0"/>
     <w:pPr>
       <w:tabs>
         <w:tab w:val="right" w:leader="dot" w:pos="8442"/>
@@ -7601,59 +7765,64 @@
       <w:ind w:left="0" w:leftChars="0"/>
     </w:pPr>
     <w:rPr>
-      <w:rFonts w:ascii="Arial" w:eastAsia="Microsoft JhengHei" w:hAnsi="Arial"/>
+      <w:rFonts w:ascii="Arial" w:hAnsi="Arial" w:eastAsia="Microsoft JhengHei"/>
       <w:sz w:val="24"/>
     </w:rPr>
   </w:style>
-  <w:style w:type="paragraph" w:customStyle="1" w:styleId="WPSOffice1">
+  <w:style w:type="paragraph" w:customStyle="1" w:styleId="33">
     <w:name w:val="WPSOffice手动目录 1"/>
     <w:qFormat/>
+    <w:uiPriority w:val="0"/>
     <w:pPr>
       <w:ind w:leftChars="0"/>
     </w:pPr>
     <w:rPr>
-      <w:rFonts w:ascii="Times New Roman" w:eastAsia="宋体" w:hAnsi="Times New Roman" w:cs="Times New Roman"/>
+      <w:rFonts w:ascii="Times New Roman" w:hAnsi="Times New Roman" w:eastAsia="宋体" w:cs="Times New Roman"/>
       <w:sz w:val="20"/>
       <w:szCs w:val="20"/>
     </w:rPr>
   </w:style>
-  <w:style w:type="paragraph" w:customStyle="1" w:styleId="WPSOffice2">
+  <w:style w:type="paragraph" w:customStyle="1" w:styleId="34">
     <w:name w:val="WPSOffice手动目录 2"/>
     <w:qFormat/>
+    <w:uiPriority w:val="0"/>
     <w:pPr>
       <w:ind w:leftChars="200"/>
     </w:pPr>
     <w:rPr>
-      <w:rFonts w:ascii="Times New Roman" w:eastAsia="宋体" w:hAnsi="Times New Roman" w:cs="Times New Roman"/>
+      <w:rFonts w:ascii="Times New Roman" w:hAnsi="Times New Roman" w:eastAsia="宋体" w:cs="Times New Roman"/>
       <w:sz w:val="20"/>
       <w:szCs w:val="20"/>
     </w:rPr>
   </w:style>
-  <w:style w:type="paragraph" w:customStyle="1" w:styleId="WPSOffice3">
+  <w:style w:type="paragraph" w:customStyle="1" w:styleId="35">
     <w:name w:val="WPSOffice手动目录 3"/>
     <w:qFormat/>
+    <w:uiPriority w:val="0"/>
     <w:pPr>
       <w:ind w:leftChars="400"/>
     </w:pPr>
     <w:rPr>
-      <w:rFonts w:ascii="Times New Roman" w:eastAsia="宋体" w:hAnsi="Times New Roman" w:cs="Times New Roman"/>
+      <w:rFonts w:ascii="Times New Roman" w:hAnsi="Times New Roman" w:eastAsia="宋体" w:cs="Times New Roman"/>
       <w:sz w:val="20"/>
       <w:szCs w:val="20"/>
     </w:rPr>
   </w:style>
-  <w:style w:type="paragraph" w:customStyle="1" w:styleId="Compact">
+  <w:style w:type="paragraph" w:customStyle="1" w:styleId="36">
     <w:name w:val="Compact"/>
-    <w:basedOn w:val="BodyText"/>
+    <w:basedOn w:val="12"/>
     <w:qFormat/>
+    <w:uiPriority w:val="0"/>
     <w:pPr>
       <w:spacing w:before="36" w:after="36"/>
     </w:pPr>
   </w:style>
-  <w:style w:type="table" w:customStyle="1" w:styleId="Table">
+  <w:style w:type="table" w:customStyle="1" w:styleId="37">
     <w:name w:val="Table"/>
     <w:semiHidden/>
     <w:unhideWhenUsed/>
     <w:qFormat/>
+    <w:uiPriority w:val="0"/>
     <w:tblPr>
       <w:tblCellMar>
         <w:top w:w="0" w:type="dxa"/>
@@ -7665,25 +7834,27 @@
     <w:tblStylePr w:type="firstRow">
       <w:tcPr>
         <w:tcBorders>
-          <w:bottom w:val="single" w:sz="0" w:space="0" w:color="auto"/>
+          <w:bottom w:val="single" w:color="auto" w:sz="0" w:space="0"/>
         </w:tcBorders>
         <w:vAlign w:val="bottom"/>
       </w:tcPr>
     </w:tblStylePr>
   </w:style>
-  <w:style w:type="character" w:customStyle="1" w:styleId="1Char">
+  <w:style w:type="character" w:customStyle="1" w:styleId="38">
     <w:name w:val="柴_标题1 Char"/>
-    <w:link w:val="1"/>
+    <w:link w:val="28"/>
     <w:qFormat/>
+    <w:uiPriority w:val="0"/>
     <w:rPr>
-      <w:rFonts w:ascii="Arial" w:eastAsia="宋体" w:hAnsi="Arial"/>
+      <w:rFonts w:ascii="Arial" w:hAnsi="Arial" w:eastAsia="宋体"/>
       <w:sz w:val="32"/>
     </w:rPr>
   </w:style>
-  <w:style w:type="paragraph" w:customStyle="1" w:styleId="a3">
+  <w:style w:type="paragraph" w:customStyle="1" w:styleId="39">
     <w:name w:val="柴_正文_无缩进"/>
-    <w:basedOn w:val="Normal"/>
+    <w:basedOn w:val="1"/>
     <w:qFormat/>
+    <w:uiPriority w:val="0"/>
     <w:pPr>
       <w:ind w:firstLine="0" w:firstLineChars="0"/>
     </w:pPr>
@@ -7693,38 +7864,41 @@
       <w:lang w:eastAsia="zh-CN"/>
     </w:rPr>
   </w:style>
-  <w:style w:type="paragraph" w:customStyle="1" w:styleId="4">
+  <w:style w:type="paragraph" w:customStyle="1" w:styleId="40">
     <w:name w:val="柴_标题4"/>
-    <w:basedOn w:val="Heading4"/>
-    <w:next w:val="Normal"/>
+    <w:basedOn w:val="5"/>
+    <w:next w:val="1"/>
     <w:qFormat/>
+    <w:uiPriority w:val="0"/>
     <w:pPr>
       <w:widowControl w:val="0"/>
       <w:spacing w:before="160" w:line="360" w:lineRule="auto"/>
-      <w:ind w:left="981" w:hanging="862" w:leftChars="300"/>
+      <w:ind w:left="981" w:leftChars="300" w:hanging="862"/>
     </w:pPr>
     <w:rPr>
-      <w:rFonts w:ascii="Calibri" w:eastAsia="宋体" w:hAnsi="Calibri" w:cs="宋体" w:hint="eastAsia"/>
+      <w:rFonts w:hint="eastAsia" w:ascii="Calibri" w:hAnsi="Calibri" w:eastAsia="宋体" w:cs="宋体"/>
       <w:sz w:val="24"/>
       <w:szCs w:val="24"/>
       <w:lang w:eastAsia="zh-CN" w:bidi="zh-CN"/>
     </w:rPr>
   </w:style>
-  <w:style w:type="character" w:customStyle="1" w:styleId="Char">
+  <w:style w:type="character" w:customStyle="1" w:styleId="41">
     <w:name w:val="柴_正文 Char"/>
-    <w:link w:val="a1"/>
+    <w:link w:val="29"/>
     <w:qFormat/>
+    <w:uiPriority w:val="0"/>
     <w:rPr>
-      <w:rFonts w:ascii="Arial" w:eastAsia="宋体" w:hAnsi="Arial"/>
+      <w:rFonts w:ascii="Arial" w:hAnsi="Arial" w:eastAsia="宋体"/>
       <w:sz w:val="24"/>
       <w:lang w:eastAsia="zh-CN"/>
     </w:rPr>
   </w:style>
-  <w:style w:type="table" w:customStyle="1" w:styleId="TableNormal00">
+  <w:style w:type="table" w:customStyle="1" w:styleId="42">
     <w:name w:val="Table Normal_0_0"/>
     <w:semiHidden/>
     <w:unhideWhenUsed/>
     <w:qFormat/>
+    <w:uiPriority w:val="0"/>
     <w:tblPr>
       <w:tblCellMar>
         <w:top w:w="0" w:type="dxa"/>
